--- a/public/rubrics/Rubrica CE2.b.docx
+++ b/public/rubrics/Rubrica CE2.b.docx
@@ -1295,130 +1295,192 @@
       </w:tr>
       <w:tr>
         <w:trPr>
-          <w:trHeight w:val="510"/>
+          <w:trHeight w:val="567"/>
         </w:trPr>
         <w:tc>
           <w:tcPr>
             <w:tcW w:w="1702" w:type="dxa"/>
-            <w:vAlign w:val="center"/>
-          </w:tcPr>
-          <w:p>
-            <w:pPr>
-              <w:spacing w:after="160"/>
-              <w:jc w:val="center"/>
-            </w:pPr>
-            <w:r>
-              <w:rPr>
-                <w:rFonts w:ascii="Calibri" w:hAnsi="Calibri" w:cs="Calibri"/>
-                <w:color w:val="000000"/>
-              </w:rPr>
-              <w:t>MERIAM</w:t>
+            <w:tcBorders>
+              <w:top w:val="single" w:sz="4" w:space="0" w:color="auto"/>
+              <w:left w:val="single" w:sz="4" w:space="0" w:color="auto"/>
+              <w:bottom w:val="single" w:sz="4" w:space="0" w:color="auto"/>
+              <w:right w:val="single" w:sz="4" w:space="0" w:color="auto"/>
+            </w:tcBorders>
+            <w:vAlign w:val="center"/>
+            <w:hideMark/>
+          </w:tcPr>
+          <w:p>
+            <w:pPr>
+              <w:spacing w:after="160"/>
+              <w:jc w:val="center"/>
+            </w:pPr>
+            <w:r>
+              <w:t>PAU</w:t>
             </w:r>
           </w:p>
         </w:tc>
         <w:tc>
           <w:tcPr>
             <w:tcW w:w="2438" w:type="dxa"/>
-            <w:vAlign w:val="center"/>
-          </w:tcPr>
-          <w:p>
-            <w:pPr>
-              <w:spacing w:after="160"/>
-              <w:jc w:val="center"/>
-            </w:pPr>
-            <w:r>
-              <w:rPr>
-                <w:rFonts w:ascii="Calibri" w:hAnsi="Calibri" w:cs="Calibri"/>
-                <w:color w:val="000000"/>
-              </w:rPr>
-              <w:t>AIT SID</w:t>
-            </w:r>
-          </w:p>
-        </w:tc>
-        <w:tc>
-          <w:tcPr>
-            <w:tcW w:w="1474" w:type="dxa"/>
-            <w:vAlign w:val="center"/>
-          </w:tcPr>
-          <w:p>
-            <w:pPr>
-              <w:jc w:val="center"/>
-            </w:pPr>
-          </w:p>
-        </w:tc>
-        <w:tc>
-          <w:tcPr>
-            <w:tcW w:w="1474" w:type="dxa"/>
-            <w:vAlign w:val="center"/>
-          </w:tcPr>
-          <w:p>
-            <w:pPr>
-              <w:jc w:val="center"/>
-            </w:pPr>
-          </w:p>
-        </w:tc>
-        <w:tc>
-          <w:tcPr>
-            <w:tcW w:w="1474" w:type="dxa"/>
-            <w:vAlign w:val="center"/>
-          </w:tcPr>
-          <w:p>
-            <w:pPr>
-              <w:jc w:val="center"/>
-            </w:pPr>
-          </w:p>
-        </w:tc>
-        <w:tc>
-          <w:tcPr>
-            <w:tcW w:w="1474" w:type="dxa"/>
-            <w:vAlign w:val="center"/>
-          </w:tcPr>
-          <w:p>
-            <w:pPr>
-              <w:jc w:val="center"/>
-            </w:pPr>
-          </w:p>
-        </w:tc>
-        <w:tc>
-          <w:tcPr>
-            <w:tcW w:w="1474" w:type="dxa"/>
-            <w:vAlign w:val="center"/>
-          </w:tcPr>
-          <w:p>
-            <w:pPr>
-              <w:jc w:val="center"/>
-            </w:pPr>
-          </w:p>
-        </w:tc>
-        <w:tc>
-          <w:tcPr>
-            <w:tcW w:w="1474" w:type="dxa"/>
-            <w:vAlign w:val="center"/>
-          </w:tcPr>
-          <w:p>
-            <w:pPr>
-              <w:jc w:val="center"/>
-            </w:pPr>
-          </w:p>
-        </w:tc>
-        <w:tc>
-          <w:tcPr>
-            <w:tcW w:w="1474" w:type="dxa"/>
-            <w:vAlign w:val="center"/>
-          </w:tcPr>
-          <w:p>
-            <w:pPr>
-              <w:jc w:val="center"/>
-            </w:pPr>
-          </w:p>
-        </w:tc>
-        <w:tc>
-          <w:tcPr>
-            <w:tcW w:w="1474" w:type="dxa"/>
-            <w:vAlign w:val="center"/>
-          </w:tcPr>
-          <w:p>
-            <w:pPr>
+            <w:tcBorders>
+              <w:top w:val="single" w:sz="4" w:space="0" w:color="auto"/>
+              <w:left w:val="single" w:sz="4" w:space="0" w:color="auto"/>
+              <w:bottom w:val="single" w:sz="4" w:space="0" w:color="auto"/>
+              <w:right w:val="single" w:sz="4" w:space="0" w:color="auto"/>
+            </w:tcBorders>
+            <w:vAlign w:val="center"/>
+            <w:hideMark/>
+          </w:tcPr>
+          <w:p>
+            <w:pPr>
+              <w:spacing w:after="160"/>
+              <w:jc w:val="center"/>
+            </w:pPr>
+            <w:r>
+              <w:t>ALBENTOSA MEJÍA</w:t>
+            </w:r>
+          </w:p>
+        </w:tc>
+        <w:tc>
+          <w:tcPr>
+            <w:tcW w:w="1474" w:type="dxa"/>
+            <w:tcBorders>
+              <w:top w:val="single" w:sz="4" w:space="0" w:color="auto"/>
+              <w:left w:val="single" w:sz="4" w:space="0" w:color="auto"/>
+              <w:bottom w:val="single" w:sz="4" w:space="0" w:color="auto"/>
+              <w:right w:val="single" w:sz="4" w:space="0" w:color="auto"/>
+            </w:tcBorders>
+            <w:vAlign w:val="center"/>
+          </w:tcPr>
+          <w:p>
+            <w:pPr>
+              <w:spacing w:after="160"/>
+              <w:jc w:val="center"/>
+            </w:pPr>
+          </w:p>
+        </w:tc>
+        <w:tc>
+          <w:tcPr>
+            <w:tcW w:w="1474" w:type="dxa"/>
+            <w:tcBorders>
+              <w:top w:val="single" w:sz="4" w:space="0" w:color="auto"/>
+              <w:left w:val="single" w:sz="4" w:space="0" w:color="auto"/>
+              <w:bottom w:val="single" w:sz="4" w:space="0" w:color="auto"/>
+              <w:right w:val="single" w:sz="4" w:space="0" w:color="auto"/>
+            </w:tcBorders>
+            <w:vAlign w:val="center"/>
+          </w:tcPr>
+          <w:p>
+            <w:pPr>
+              <w:spacing w:after="160"/>
+              <w:jc w:val="center"/>
+            </w:pPr>
+          </w:p>
+        </w:tc>
+        <w:tc>
+          <w:tcPr>
+            <w:tcW w:w="1474" w:type="dxa"/>
+            <w:tcBorders>
+              <w:top w:val="single" w:sz="4" w:space="0" w:color="auto"/>
+              <w:left w:val="single" w:sz="4" w:space="0" w:color="auto"/>
+              <w:bottom w:val="single" w:sz="4" w:space="0" w:color="auto"/>
+              <w:right w:val="single" w:sz="4" w:space="0" w:color="auto"/>
+            </w:tcBorders>
+            <w:vAlign w:val="center"/>
+          </w:tcPr>
+          <w:p>
+            <w:pPr>
+              <w:spacing w:after="160"/>
+              <w:jc w:val="center"/>
+            </w:pPr>
+          </w:p>
+        </w:tc>
+        <w:tc>
+          <w:tcPr>
+            <w:tcW w:w="1474" w:type="dxa"/>
+            <w:tcBorders>
+              <w:top w:val="single" w:sz="4" w:space="0" w:color="auto"/>
+              <w:left w:val="single" w:sz="4" w:space="0" w:color="auto"/>
+              <w:bottom w:val="single" w:sz="4" w:space="0" w:color="auto"/>
+              <w:right w:val="single" w:sz="4" w:space="0" w:color="auto"/>
+            </w:tcBorders>
+            <w:vAlign w:val="center"/>
+          </w:tcPr>
+          <w:p>
+            <w:pPr>
+              <w:spacing w:after="160"/>
+              <w:jc w:val="center"/>
+            </w:pPr>
+          </w:p>
+        </w:tc>
+        <w:tc>
+          <w:tcPr>
+            <w:tcW w:w="1474" w:type="dxa"/>
+            <w:tcBorders>
+              <w:top w:val="single" w:sz="4" w:space="0" w:color="auto"/>
+              <w:left w:val="single" w:sz="4" w:space="0" w:color="auto"/>
+              <w:bottom w:val="single" w:sz="4" w:space="0" w:color="auto"/>
+              <w:right w:val="single" w:sz="4" w:space="0" w:color="auto"/>
+            </w:tcBorders>
+            <w:vAlign w:val="center"/>
+          </w:tcPr>
+          <w:p>
+            <w:pPr>
+              <w:spacing w:after="160"/>
+              <w:jc w:val="center"/>
+            </w:pPr>
+          </w:p>
+        </w:tc>
+        <w:tc>
+          <w:tcPr>
+            <w:tcW w:w="1474" w:type="dxa"/>
+            <w:tcBorders>
+              <w:top w:val="single" w:sz="4" w:space="0" w:color="auto"/>
+              <w:left w:val="single" w:sz="4" w:space="0" w:color="auto"/>
+              <w:bottom w:val="single" w:sz="4" w:space="0" w:color="auto"/>
+              <w:right w:val="single" w:sz="4" w:space="0" w:color="auto"/>
+            </w:tcBorders>
+            <w:vAlign w:val="center"/>
+          </w:tcPr>
+          <w:p>
+            <w:pPr>
+              <w:spacing w:after="160"/>
+              <w:jc w:val="center"/>
+            </w:pPr>
+          </w:p>
+        </w:tc>
+        <w:tc>
+          <w:tcPr>
+            <w:tcW w:w="1474" w:type="dxa"/>
+            <w:tcBorders>
+              <w:top w:val="single" w:sz="4" w:space="0" w:color="auto"/>
+              <w:left w:val="single" w:sz="4" w:space="0" w:color="auto"/>
+              <w:bottom w:val="single" w:sz="4" w:space="0" w:color="auto"/>
+              <w:right w:val="single" w:sz="4" w:space="0" w:color="auto"/>
+            </w:tcBorders>
+            <w:vAlign w:val="center"/>
+          </w:tcPr>
+          <w:p>
+            <w:pPr>
+              <w:spacing w:after="160"/>
+              <w:jc w:val="center"/>
+            </w:pPr>
+          </w:p>
+        </w:tc>
+        <w:tc>
+          <w:tcPr>
+            <w:tcW w:w="1474" w:type="dxa"/>
+            <w:tcBorders>
+              <w:top w:val="single" w:sz="4" w:space="0" w:color="auto"/>
+              <w:left w:val="single" w:sz="4" w:space="0" w:color="auto"/>
+              <w:bottom w:val="single" w:sz="4" w:space="0" w:color="auto"/>
+              <w:right w:val="single" w:sz="4" w:space="0" w:color="auto"/>
+            </w:tcBorders>
+            <w:vAlign w:val="center"/>
+          </w:tcPr>
+          <w:p>
+            <w:pPr>
+              <w:spacing w:after="160"/>
               <w:jc w:val="center"/>
             </w:pPr>
           </w:p>
@@ -1426,130 +1488,192 @@
       </w:tr>
       <w:tr>
         <w:trPr>
-          <w:trHeight w:val="510"/>
+          <w:trHeight w:val="567"/>
         </w:trPr>
         <w:tc>
           <w:tcPr>
             <w:tcW w:w="1702" w:type="dxa"/>
-            <w:vAlign w:val="center"/>
-          </w:tcPr>
-          <w:p>
-            <w:pPr>
-              <w:spacing w:after="160"/>
-              <w:jc w:val="center"/>
-            </w:pPr>
-            <w:r>
-              <w:rPr>
-                <w:rFonts w:ascii="Calibri" w:hAnsi="Calibri" w:cs="Calibri"/>
-                <w:color w:val="000000"/>
-              </w:rPr>
-              <w:t>PAU</w:t>
+            <w:tcBorders>
+              <w:top w:val="single" w:sz="4" w:space="0" w:color="auto"/>
+              <w:left w:val="single" w:sz="4" w:space="0" w:color="auto"/>
+              <w:bottom w:val="single" w:sz="4" w:space="0" w:color="auto"/>
+              <w:right w:val="single" w:sz="4" w:space="0" w:color="auto"/>
+            </w:tcBorders>
+            <w:vAlign w:val="center"/>
+            <w:hideMark/>
+          </w:tcPr>
+          <w:p>
+            <w:pPr>
+              <w:spacing w:after="160"/>
+              <w:jc w:val="center"/>
+            </w:pPr>
+            <w:r>
+              <w:t>ESTANISLAO</w:t>
             </w:r>
           </w:p>
         </w:tc>
         <w:tc>
           <w:tcPr>
             <w:tcW w:w="2438" w:type="dxa"/>
-            <w:vAlign w:val="center"/>
-          </w:tcPr>
-          <w:p>
-            <w:pPr>
-              <w:spacing w:after="160"/>
-              <w:jc w:val="center"/>
-            </w:pPr>
-            <w:r>
-              <w:rPr>
-                <w:rFonts w:ascii="Calibri" w:hAnsi="Calibri" w:cs="Calibri"/>
-                <w:color w:val="000000"/>
-              </w:rPr>
-              <w:t>ALBENTOSA MEJÍA</w:t>
-            </w:r>
-          </w:p>
-        </w:tc>
-        <w:tc>
-          <w:tcPr>
-            <w:tcW w:w="1474" w:type="dxa"/>
-            <w:vAlign w:val="center"/>
-          </w:tcPr>
-          <w:p>
-            <w:pPr>
-              <w:jc w:val="center"/>
-            </w:pPr>
-          </w:p>
-        </w:tc>
-        <w:tc>
-          <w:tcPr>
-            <w:tcW w:w="1474" w:type="dxa"/>
-            <w:vAlign w:val="center"/>
-          </w:tcPr>
-          <w:p>
-            <w:pPr>
-              <w:jc w:val="center"/>
-            </w:pPr>
-          </w:p>
-        </w:tc>
-        <w:tc>
-          <w:tcPr>
-            <w:tcW w:w="1474" w:type="dxa"/>
-            <w:vAlign w:val="center"/>
-          </w:tcPr>
-          <w:p>
-            <w:pPr>
-              <w:jc w:val="center"/>
-            </w:pPr>
-          </w:p>
-        </w:tc>
-        <w:tc>
-          <w:tcPr>
-            <w:tcW w:w="1474" w:type="dxa"/>
-            <w:vAlign w:val="center"/>
-          </w:tcPr>
-          <w:p>
-            <w:pPr>
-              <w:jc w:val="center"/>
-            </w:pPr>
-          </w:p>
-        </w:tc>
-        <w:tc>
-          <w:tcPr>
-            <w:tcW w:w="1474" w:type="dxa"/>
-            <w:vAlign w:val="center"/>
-          </w:tcPr>
-          <w:p>
-            <w:pPr>
-              <w:jc w:val="center"/>
-            </w:pPr>
-          </w:p>
-        </w:tc>
-        <w:tc>
-          <w:tcPr>
-            <w:tcW w:w="1474" w:type="dxa"/>
-            <w:vAlign w:val="center"/>
-          </w:tcPr>
-          <w:p>
-            <w:pPr>
-              <w:jc w:val="center"/>
-            </w:pPr>
-          </w:p>
-        </w:tc>
-        <w:tc>
-          <w:tcPr>
-            <w:tcW w:w="1474" w:type="dxa"/>
-            <w:vAlign w:val="center"/>
-          </w:tcPr>
-          <w:p>
-            <w:pPr>
-              <w:jc w:val="center"/>
-            </w:pPr>
-          </w:p>
-        </w:tc>
-        <w:tc>
-          <w:tcPr>
-            <w:tcW w:w="1474" w:type="dxa"/>
-            <w:vAlign w:val="center"/>
-          </w:tcPr>
-          <w:p>
-            <w:pPr>
+            <w:tcBorders>
+              <w:top w:val="single" w:sz="4" w:space="0" w:color="auto"/>
+              <w:left w:val="single" w:sz="4" w:space="0" w:color="auto"/>
+              <w:bottom w:val="single" w:sz="4" w:space="0" w:color="auto"/>
+              <w:right w:val="single" w:sz="4" w:space="0" w:color="auto"/>
+            </w:tcBorders>
+            <w:vAlign w:val="center"/>
+            <w:hideMark/>
+          </w:tcPr>
+          <w:p>
+            <w:pPr>
+              <w:spacing w:after="160"/>
+              <w:jc w:val="center"/>
+            </w:pPr>
+            <w:r>
+              <w:t>ALIAGA KUZYK</w:t>
+            </w:r>
+          </w:p>
+        </w:tc>
+        <w:tc>
+          <w:tcPr>
+            <w:tcW w:w="1474" w:type="dxa"/>
+            <w:tcBorders>
+              <w:top w:val="single" w:sz="4" w:space="0" w:color="auto"/>
+              <w:left w:val="single" w:sz="4" w:space="0" w:color="auto"/>
+              <w:bottom w:val="single" w:sz="4" w:space="0" w:color="auto"/>
+              <w:right w:val="single" w:sz="4" w:space="0" w:color="auto"/>
+            </w:tcBorders>
+            <w:vAlign w:val="center"/>
+          </w:tcPr>
+          <w:p>
+            <w:pPr>
+              <w:spacing w:after="160"/>
+              <w:jc w:val="center"/>
+            </w:pPr>
+          </w:p>
+        </w:tc>
+        <w:tc>
+          <w:tcPr>
+            <w:tcW w:w="1474" w:type="dxa"/>
+            <w:tcBorders>
+              <w:top w:val="single" w:sz="4" w:space="0" w:color="auto"/>
+              <w:left w:val="single" w:sz="4" w:space="0" w:color="auto"/>
+              <w:bottom w:val="single" w:sz="4" w:space="0" w:color="auto"/>
+              <w:right w:val="single" w:sz="4" w:space="0" w:color="auto"/>
+            </w:tcBorders>
+            <w:vAlign w:val="center"/>
+          </w:tcPr>
+          <w:p>
+            <w:pPr>
+              <w:spacing w:after="160"/>
+              <w:jc w:val="center"/>
+            </w:pPr>
+          </w:p>
+        </w:tc>
+        <w:tc>
+          <w:tcPr>
+            <w:tcW w:w="1474" w:type="dxa"/>
+            <w:tcBorders>
+              <w:top w:val="single" w:sz="4" w:space="0" w:color="auto"/>
+              <w:left w:val="single" w:sz="4" w:space="0" w:color="auto"/>
+              <w:bottom w:val="single" w:sz="4" w:space="0" w:color="auto"/>
+              <w:right w:val="single" w:sz="4" w:space="0" w:color="auto"/>
+            </w:tcBorders>
+            <w:vAlign w:val="center"/>
+          </w:tcPr>
+          <w:p>
+            <w:pPr>
+              <w:spacing w:after="160"/>
+              <w:jc w:val="center"/>
+            </w:pPr>
+          </w:p>
+        </w:tc>
+        <w:tc>
+          <w:tcPr>
+            <w:tcW w:w="1474" w:type="dxa"/>
+            <w:tcBorders>
+              <w:top w:val="single" w:sz="4" w:space="0" w:color="auto"/>
+              <w:left w:val="single" w:sz="4" w:space="0" w:color="auto"/>
+              <w:bottom w:val="single" w:sz="4" w:space="0" w:color="auto"/>
+              <w:right w:val="single" w:sz="4" w:space="0" w:color="auto"/>
+            </w:tcBorders>
+            <w:vAlign w:val="center"/>
+          </w:tcPr>
+          <w:p>
+            <w:pPr>
+              <w:spacing w:after="160"/>
+              <w:jc w:val="center"/>
+            </w:pPr>
+          </w:p>
+        </w:tc>
+        <w:tc>
+          <w:tcPr>
+            <w:tcW w:w="1474" w:type="dxa"/>
+            <w:tcBorders>
+              <w:top w:val="single" w:sz="4" w:space="0" w:color="auto"/>
+              <w:left w:val="single" w:sz="4" w:space="0" w:color="auto"/>
+              <w:bottom w:val="single" w:sz="4" w:space="0" w:color="auto"/>
+              <w:right w:val="single" w:sz="4" w:space="0" w:color="auto"/>
+            </w:tcBorders>
+            <w:vAlign w:val="center"/>
+          </w:tcPr>
+          <w:p>
+            <w:pPr>
+              <w:spacing w:after="160"/>
+              <w:jc w:val="center"/>
+            </w:pPr>
+          </w:p>
+        </w:tc>
+        <w:tc>
+          <w:tcPr>
+            <w:tcW w:w="1474" w:type="dxa"/>
+            <w:tcBorders>
+              <w:top w:val="single" w:sz="4" w:space="0" w:color="auto"/>
+              <w:left w:val="single" w:sz="4" w:space="0" w:color="auto"/>
+              <w:bottom w:val="single" w:sz="4" w:space="0" w:color="auto"/>
+              <w:right w:val="single" w:sz="4" w:space="0" w:color="auto"/>
+            </w:tcBorders>
+            <w:vAlign w:val="center"/>
+          </w:tcPr>
+          <w:p>
+            <w:pPr>
+              <w:spacing w:after="160"/>
+              <w:jc w:val="center"/>
+            </w:pPr>
+          </w:p>
+        </w:tc>
+        <w:tc>
+          <w:tcPr>
+            <w:tcW w:w="1474" w:type="dxa"/>
+            <w:tcBorders>
+              <w:top w:val="single" w:sz="4" w:space="0" w:color="auto"/>
+              <w:left w:val="single" w:sz="4" w:space="0" w:color="auto"/>
+              <w:bottom w:val="single" w:sz="4" w:space="0" w:color="auto"/>
+              <w:right w:val="single" w:sz="4" w:space="0" w:color="auto"/>
+            </w:tcBorders>
+            <w:vAlign w:val="center"/>
+          </w:tcPr>
+          <w:p>
+            <w:pPr>
+              <w:spacing w:after="160"/>
+              <w:jc w:val="center"/>
+            </w:pPr>
+          </w:p>
+        </w:tc>
+        <w:tc>
+          <w:tcPr>
+            <w:tcW w:w="1474" w:type="dxa"/>
+            <w:tcBorders>
+              <w:top w:val="single" w:sz="4" w:space="0" w:color="auto"/>
+              <w:left w:val="single" w:sz="4" w:space="0" w:color="auto"/>
+              <w:bottom w:val="single" w:sz="4" w:space="0" w:color="auto"/>
+              <w:right w:val="single" w:sz="4" w:space="0" w:color="auto"/>
+            </w:tcBorders>
+            <w:vAlign w:val="center"/>
+          </w:tcPr>
+          <w:p>
+            <w:pPr>
+              <w:spacing w:after="160"/>
               <w:jc w:val="center"/>
             </w:pPr>
           </w:p>
@@ -1557,130 +1681,192 @@
       </w:tr>
       <w:tr>
         <w:trPr>
-          <w:trHeight w:val="510"/>
+          <w:trHeight w:val="567"/>
         </w:trPr>
         <w:tc>
           <w:tcPr>
             <w:tcW w:w="1702" w:type="dxa"/>
-            <w:vAlign w:val="center"/>
-          </w:tcPr>
-          <w:p>
-            <w:pPr>
-              <w:spacing w:after="160"/>
-              <w:jc w:val="center"/>
-            </w:pPr>
-            <w:r>
-              <w:rPr>
-                <w:rFonts w:ascii="Calibri" w:hAnsi="Calibri" w:cs="Calibri"/>
-                <w:color w:val="000000"/>
-              </w:rPr>
-              <w:t>ESTANISLAO</w:t>
+            <w:tcBorders>
+              <w:top w:val="single" w:sz="4" w:space="0" w:color="auto"/>
+              <w:left w:val="single" w:sz="4" w:space="0" w:color="auto"/>
+              <w:bottom w:val="single" w:sz="4" w:space="0" w:color="auto"/>
+              <w:right w:val="single" w:sz="4" w:space="0" w:color="auto"/>
+            </w:tcBorders>
+            <w:vAlign w:val="center"/>
+            <w:hideMark/>
+          </w:tcPr>
+          <w:p>
+            <w:pPr>
+              <w:spacing w:after="160"/>
+              <w:jc w:val="center"/>
+            </w:pPr>
+            <w:r>
+              <w:t>NICOLÁS</w:t>
             </w:r>
           </w:p>
         </w:tc>
         <w:tc>
           <w:tcPr>
             <w:tcW w:w="2438" w:type="dxa"/>
-            <w:vAlign w:val="center"/>
-          </w:tcPr>
-          <w:p>
-            <w:pPr>
-              <w:spacing w:after="160"/>
-              <w:jc w:val="center"/>
-            </w:pPr>
-            <w:r>
-              <w:rPr>
-                <w:rFonts w:ascii="Calibri" w:hAnsi="Calibri" w:cs="Calibri"/>
-                <w:color w:val="000000"/>
-              </w:rPr>
-              <w:t>ALIAGA KUZYK</w:t>
-            </w:r>
-          </w:p>
-        </w:tc>
-        <w:tc>
-          <w:tcPr>
-            <w:tcW w:w="1474" w:type="dxa"/>
-            <w:vAlign w:val="center"/>
-          </w:tcPr>
-          <w:p>
-            <w:pPr>
-              <w:jc w:val="center"/>
-            </w:pPr>
-          </w:p>
-        </w:tc>
-        <w:tc>
-          <w:tcPr>
-            <w:tcW w:w="1474" w:type="dxa"/>
-            <w:vAlign w:val="center"/>
-          </w:tcPr>
-          <w:p>
-            <w:pPr>
-              <w:jc w:val="center"/>
-            </w:pPr>
-          </w:p>
-        </w:tc>
-        <w:tc>
-          <w:tcPr>
-            <w:tcW w:w="1474" w:type="dxa"/>
-            <w:vAlign w:val="center"/>
-          </w:tcPr>
-          <w:p>
-            <w:pPr>
-              <w:jc w:val="center"/>
-            </w:pPr>
-          </w:p>
-        </w:tc>
-        <w:tc>
-          <w:tcPr>
-            <w:tcW w:w="1474" w:type="dxa"/>
-            <w:vAlign w:val="center"/>
-          </w:tcPr>
-          <w:p>
-            <w:pPr>
-              <w:jc w:val="center"/>
-            </w:pPr>
-          </w:p>
-        </w:tc>
-        <w:tc>
-          <w:tcPr>
-            <w:tcW w:w="1474" w:type="dxa"/>
-            <w:vAlign w:val="center"/>
-          </w:tcPr>
-          <w:p>
-            <w:pPr>
-              <w:jc w:val="center"/>
-            </w:pPr>
-          </w:p>
-        </w:tc>
-        <w:tc>
-          <w:tcPr>
-            <w:tcW w:w="1474" w:type="dxa"/>
-            <w:vAlign w:val="center"/>
-          </w:tcPr>
-          <w:p>
-            <w:pPr>
-              <w:jc w:val="center"/>
-            </w:pPr>
-          </w:p>
-        </w:tc>
-        <w:tc>
-          <w:tcPr>
-            <w:tcW w:w="1474" w:type="dxa"/>
-            <w:vAlign w:val="center"/>
-          </w:tcPr>
-          <w:p>
-            <w:pPr>
-              <w:jc w:val="center"/>
-            </w:pPr>
-          </w:p>
-        </w:tc>
-        <w:tc>
-          <w:tcPr>
-            <w:tcW w:w="1474" w:type="dxa"/>
-            <w:vAlign w:val="center"/>
-          </w:tcPr>
-          <w:p>
-            <w:pPr>
+            <w:tcBorders>
+              <w:top w:val="single" w:sz="4" w:space="0" w:color="auto"/>
+              <w:left w:val="single" w:sz="4" w:space="0" w:color="auto"/>
+              <w:bottom w:val="single" w:sz="4" w:space="0" w:color="auto"/>
+              <w:right w:val="single" w:sz="4" w:space="0" w:color="auto"/>
+            </w:tcBorders>
+            <w:vAlign w:val="center"/>
+            <w:hideMark/>
+          </w:tcPr>
+          <w:p>
+            <w:pPr>
+              <w:spacing w:after="160"/>
+              <w:jc w:val="center"/>
+            </w:pPr>
+            <w:r>
+              <w:t>ARMENGOL IBIZA</w:t>
+            </w:r>
+          </w:p>
+        </w:tc>
+        <w:tc>
+          <w:tcPr>
+            <w:tcW w:w="1474" w:type="dxa"/>
+            <w:tcBorders>
+              <w:top w:val="single" w:sz="4" w:space="0" w:color="auto"/>
+              <w:left w:val="single" w:sz="4" w:space="0" w:color="auto"/>
+              <w:bottom w:val="single" w:sz="4" w:space="0" w:color="auto"/>
+              <w:right w:val="single" w:sz="4" w:space="0" w:color="auto"/>
+            </w:tcBorders>
+            <w:vAlign w:val="center"/>
+          </w:tcPr>
+          <w:p>
+            <w:pPr>
+              <w:spacing w:after="160"/>
+              <w:jc w:val="center"/>
+            </w:pPr>
+          </w:p>
+        </w:tc>
+        <w:tc>
+          <w:tcPr>
+            <w:tcW w:w="1474" w:type="dxa"/>
+            <w:tcBorders>
+              <w:top w:val="single" w:sz="4" w:space="0" w:color="auto"/>
+              <w:left w:val="single" w:sz="4" w:space="0" w:color="auto"/>
+              <w:bottom w:val="single" w:sz="4" w:space="0" w:color="auto"/>
+              <w:right w:val="single" w:sz="4" w:space="0" w:color="auto"/>
+            </w:tcBorders>
+            <w:vAlign w:val="center"/>
+          </w:tcPr>
+          <w:p>
+            <w:pPr>
+              <w:spacing w:after="160"/>
+              <w:jc w:val="center"/>
+            </w:pPr>
+          </w:p>
+        </w:tc>
+        <w:tc>
+          <w:tcPr>
+            <w:tcW w:w="1474" w:type="dxa"/>
+            <w:tcBorders>
+              <w:top w:val="single" w:sz="4" w:space="0" w:color="auto"/>
+              <w:left w:val="single" w:sz="4" w:space="0" w:color="auto"/>
+              <w:bottom w:val="single" w:sz="4" w:space="0" w:color="auto"/>
+              <w:right w:val="single" w:sz="4" w:space="0" w:color="auto"/>
+            </w:tcBorders>
+            <w:vAlign w:val="center"/>
+          </w:tcPr>
+          <w:p>
+            <w:pPr>
+              <w:spacing w:after="160"/>
+              <w:jc w:val="center"/>
+            </w:pPr>
+          </w:p>
+        </w:tc>
+        <w:tc>
+          <w:tcPr>
+            <w:tcW w:w="1474" w:type="dxa"/>
+            <w:tcBorders>
+              <w:top w:val="single" w:sz="4" w:space="0" w:color="auto"/>
+              <w:left w:val="single" w:sz="4" w:space="0" w:color="auto"/>
+              <w:bottom w:val="single" w:sz="4" w:space="0" w:color="auto"/>
+              <w:right w:val="single" w:sz="4" w:space="0" w:color="auto"/>
+            </w:tcBorders>
+            <w:vAlign w:val="center"/>
+          </w:tcPr>
+          <w:p>
+            <w:pPr>
+              <w:spacing w:after="160"/>
+              <w:jc w:val="center"/>
+            </w:pPr>
+          </w:p>
+        </w:tc>
+        <w:tc>
+          <w:tcPr>
+            <w:tcW w:w="1474" w:type="dxa"/>
+            <w:tcBorders>
+              <w:top w:val="single" w:sz="4" w:space="0" w:color="auto"/>
+              <w:left w:val="single" w:sz="4" w:space="0" w:color="auto"/>
+              <w:bottom w:val="single" w:sz="4" w:space="0" w:color="auto"/>
+              <w:right w:val="single" w:sz="4" w:space="0" w:color="auto"/>
+            </w:tcBorders>
+            <w:vAlign w:val="center"/>
+          </w:tcPr>
+          <w:p>
+            <w:pPr>
+              <w:spacing w:after="160"/>
+              <w:jc w:val="center"/>
+            </w:pPr>
+          </w:p>
+        </w:tc>
+        <w:tc>
+          <w:tcPr>
+            <w:tcW w:w="1474" w:type="dxa"/>
+            <w:tcBorders>
+              <w:top w:val="single" w:sz="4" w:space="0" w:color="auto"/>
+              <w:left w:val="single" w:sz="4" w:space="0" w:color="auto"/>
+              <w:bottom w:val="single" w:sz="4" w:space="0" w:color="auto"/>
+              <w:right w:val="single" w:sz="4" w:space="0" w:color="auto"/>
+            </w:tcBorders>
+            <w:vAlign w:val="center"/>
+          </w:tcPr>
+          <w:p>
+            <w:pPr>
+              <w:spacing w:after="160"/>
+              <w:jc w:val="center"/>
+            </w:pPr>
+          </w:p>
+        </w:tc>
+        <w:tc>
+          <w:tcPr>
+            <w:tcW w:w="1474" w:type="dxa"/>
+            <w:tcBorders>
+              <w:top w:val="single" w:sz="4" w:space="0" w:color="auto"/>
+              <w:left w:val="single" w:sz="4" w:space="0" w:color="auto"/>
+              <w:bottom w:val="single" w:sz="4" w:space="0" w:color="auto"/>
+              <w:right w:val="single" w:sz="4" w:space="0" w:color="auto"/>
+            </w:tcBorders>
+            <w:vAlign w:val="center"/>
+          </w:tcPr>
+          <w:p>
+            <w:pPr>
+              <w:spacing w:after="160"/>
+              <w:jc w:val="center"/>
+            </w:pPr>
+          </w:p>
+        </w:tc>
+        <w:tc>
+          <w:tcPr>
+            <w:tcW w:w="1474" w:type="dxa"/>
+            <w:tcBorders>
+              <w:top w:val="single" w:sz="4" w:space="0" w:color="auto"/>
+              <w:left w:val="single" w:sz="4" w:space="0" w:color="auto"/>
+              <w:bottom w:val="single" w:sz="4" w:space="0" w:color="auto"/>
+              <w:right w:val="single" w:sz="4" w:space="0" w:color="auto"/>
+            </w:tcBorders>
+            <w:vAlign w:val="center"/>
+          </w:tcPr>
+          <w:p>
+            <w:pPr>
+              <w:spacing w:after="160"/>
               <w:jc w:val="center"/>
             </w:pPr>
           </w:p>
@@ -1688,130 +1874,192 @@
       </w:tr>
       <w:tr>
         <w:trPr>
-          <w:trHeight w:val="510"/>
+          <w:trHeight w:val="567"/>
         </w:trPr>
         <w:tc>
           <w:tcPr>
             <w:tcW w:w="1702" w:type="dxa"/>
-            <w:vAlign w:val="center"/>
-          </w:tcPr>
-          <w:p>
-            <w:pPr>
-              <w:spacing w:after="160"/>
-              <w:jc w:val="center"/>
-            </w:pPr>
-            <w:r>
-              <w:rPr>
-                <w:rFonts w:ascii="Calibri" w:hAnsi="Calibri" w:cs="Calibri"/>
-                <w:color w:val="000000"/>
-              </w:rPr>
-              <w:t>NICOLÁS</w:t>
+            <w:tcBorders>
+              <w:top w:val="single" w:sz="4" w:space="0" w:color="auto"/>
+              <w:left w:val="single" w:sz="4" w:space="0" w:color="auto"/>
+              <w:bottom w:val="single" w:sz="4" w:space="0" w:color="auto"/>
+              <w:right w:val="single" w:sz="4" w:space="0" w:color="auto"/>
+            </w:tcBorders>
+            <w:vAlign w:val="center"/>
+            <w:hideMark/>
+          </w:tcPr>
+          <w:p>
+            <w:pPr>
+              <w:spacing w:after="160"/>
+              <w:jc w:val="center"/>
+            </w:pPr>
+            <w:r>
+              <w:t>PABLO</w:t>
             </w:r>
           </w:p>
         </w:tc>
         <w:tc>
           <w:tcPr>
             <w:tcW w:w="2438" w:type="dxa"/>
-            <w:vAlign w:val="center"/>
-          </w:tcPr>
-          <w:p>
-            <w:pPr>
-              <w:spacing w:after="160"/>
-              <w:jc w:val="center"/>
-            </w:pPr>
-            <w:r>
-              <w:rPr>
-                <w:rFonts w:ascii="Calibri" w:hAnsi="Calibri" w:cs="Calibri"/>
-                <w:color w:val="000000"/>
-              </w:rPr>
-              <w:t>ARMENGOL IBIZA</w:t>
-            </w:r>
-          </w:p>
-        </w:tc>
-        <w:tc>
-          <w:tcPr>
-            <w:tcW w:w="1474" w:type="dxa"/>
-            <w:vAlign w:val="center"/>
-          </w:tcPr>
-          <w:p>
-            <w:pPr>
-              <w:jc w:val="center"/>
-            </w:pPr>
-          </w:p>
-        </w:tc>
-        <w:tc>
-          <w:tcPr>
-            <w:tcW w:w="1474" w:type="dxa"/>
-            <w:vAlign w:val="center"/>
-          </w:tcPr>
-          <w:p>
-            <w:pPr>
-              <w:jc w:val="center"/>
-            </w:pPr>
-          </w:p>
-        </w:tc>
-        <w:tc>
-          <w:tcPr>
-            <w:tcW w:w="1474" w:type="dxa"/>
-            <w:vAlign w:val="center"/>
-          </w:tcPr>
-          <w:p>
-            <w:pPr>
-              <w:jc w:val="center"/>
-            </w:pPr>
-          </w:p>
-        </w:tc>
-        <w:tc>
-          <w:tcPr>
-            <w:tcW w:w="1474" w:type="dxa"/>
-            <w:vAlign w:val="center"/>
-          </w:tcPr>
-          <w:p>
-            <w:pPr>
-              <w:jc w:val="center"/>
-            </w:pPr>
-          </w:p>
-        </w:tc>
-        <w:tc>
-          <w:tcPr>
-            <w:tcW w:w="1474" w:type="dxa"/>
-            <w:vAlign w:val="center"/>
-          </w:tcPr>
-          <w:p>
-            <w:pPr>
-              <w:jc w:val="center"/>
-            </w:pPr>
-          </w:p>
-        </w:tc>
-        <w:tc>
-          <w:tcPr>
-            <w:tcW w:w="1474" w:type="dxa"/>
-            <w:vAlign w:val="center"/>
-          </w:tcPr>
-          <w:p>
-            <w:pPr>
-              <w:jc w:val="center"/>
-            </w:pPr>
-          </w:p>
-        </w:tc>
-        <w:tc>
-          <w:tcPr>
-            <w:tcW w:w="1474" w:type="dxa"/>
-            <w:vAlign w:val="center"/>
-          </w:tcPr>
-          <w:p>
-            <w:pPr>
-              <w:jc w:val="center"/>
-            </w:pPr>
-          </w:p>
-        </w:tc>
-        <w:tc>
-          <w:tcPr>
-            <w:tcW w:w="1474" w:type="dxa"/>
-            <w:vAlign w:val="center"/>
-          </w:tcPr>
-          <w:p>
-            <w:pPr>
+            <w:tcBorders>
+              <w:top w:val="single" w:sz="4" w:space="0" w:color="auto"/>
+              <w:left w:val="single" w:sz="4" w:space="0" w:color="auto"/>
+              <w:bottom w:val="single" w:sz="4" w:space="0" w:color="auto"/>
+              <w:right w:val="single" w:sz="4" w:space="0" w:color="auto"/>
+            </w:tcBorders>
+            <w:vAlign w:val="center"/>
+            <w:hideMark/>
+          </w:tcPr>
+          <w:p>
+            <w:pPr>
+              <w:spacing w:after="160"/>
+              <w:jc w:val="center"/>
+            </w:pPr>
+            <w:r>
+              <w:t>BONO ARMENGOL</w:t>
+            </w:r>
+          </w:p>
+        </w:tc>
+        <w:tc>
+          <w:tcPr>
+            <w:tcW w:w="1474" w:type="dxa"/>
+            <w:tcBorders>
+              <w:top w:val="single" w:sz="4" w:space="0" w:color="auto"/>
+              <w:left w:val="single" w:sz="4" w:space="0" w:color="auto"/>
+              <w:bottom w:val="single" w:sz="4" w:space="0" w:color="auto"/>
+              <w:right w:val="single" w:sz="4" w:space="0" w:color="auto"/>
+            </w:tcBorders>
+            <w:vAlign w:val="center"/>
+          </w:tcPr>
+          <w:p>
+            <w:pPr>
+              <w:spacing w:after="160"/>
+              <w:jc w:val="center"/>
+            </w:pPr>
+          </w:p>
+        </w:tc>
+        <w:tc>
+          <w:tcPr>
+            <w:tcW w:w="1474" w:type="dxa"/>
+            <w:tcBorders>
+              <w:top w:val="single" w:sz="4" w:space="0" w:color="auto"/>
+              <w:left w:val="single" w:sz="4" w:space="0" w:color="auto"/>
+              <w:bottom w:val="single" w:sz="4" w:space="0" w:color="auto"/>
+              <w:right w:val="single" w:sz="4" w:space="0" w:color="auto"/>
+            </w:tcBorders>
+            <w:vAlign w:val="center"/>
+          </w:tcPr>
+          <w:p>
+            <w:pPr>
+              <w:spacing w:after="160"/>
+              <w:jc w:val="center"/>
+            </w:pPr>
+          </w:p>
+        </w:tc>
+        <w:tc>
+          <w:tcPr>
+            <w:tcW w:w="1474" w:type="dxa"/>
+            <w:tcBorders>
+              <w:top w:val="single" w:sz="4" w:space="0" w:color="auto"/>
+              <w:left w:val="single" w:sz="4" w:space="0" w:color="auto"/>
+              <w:bottom w:val="single" w:sz="4" w:space="0" w:color="auto"/>
+              <w:right w:val="single" w:sz="4" w:space="0" w:color="auto"/>
+            </w:tcBorders>
+            <w:vAlign w:val="center"/>
+          </w:tcPr>
+          <w:p>
+            <w:pPr>
+              <w:spacing w:after="160"/>
+              <w:jc w:val="center"/>
+            </w:pPr>
+          </w:p>
+        </w:tc>
+        <w:tc>
+          <w:tcPr>
+            <w:tcW w:w="1474" w:type="dxa"/>
+            <w:tcBorders>
+              <w:top w:val="single" w:sz="4" w:space="0" w:color="auto"/>
+              <w:left w:val="single" w:sz="4" w:space="0" w:color="auto"/>
+              <w:bottom w:val="single" w:sz="4" w:space="0" w:color="auto"/>
+              <w:right w:val="single" w:sz="4" w:space="0" w:color="auto"/>
+            </w:tcBorders>
+            <w:vAlign w:val="center"/>
+          </w:tcPr>
+          <w:p>
+            <w:pPr>
+              <w:spacing w:after="160"/>
+              <w:jc w:val="center"/>
+            </w:pPr>
+          </w:p>
+        </w:tc>
+        <w:tc>
+          <w:tcPr>
+            <w:tcW w:w="1474" w:type="dxa"/>
+            <w:tcBorders>
+              <w:top w:val="single" w:sz="4" w:space="0" w:color="auto"/>
+              <w:left w:val="single" w:sz="4" w:space="0" w:color="auto"/>
+              <w:bottom w:val="single" w:sz="4" w:space="0" w:color="auto"/>
+              <w:right w:val="single" w:sz="4" w:space="0" w:color="auto"/>
+            </w:tcBorders>
+            <w:vAlign w:val="center"/>
+          </w:tcPr>
+          <w:p>
+            <w:pPr>
+              <w:spacing w:after="160"/>
+              <w:jc w:val="center"/>
+            </w:pPr>
+          </w:p>
+        </w:tc>
+        <w:tc>
+          <w:tcPr>
+            <w:tcW w:w="1474" w:type="dxa"/>
+            <w:tcBorders>
+              <w:top w:val="single" w:sz="4" w:space="0" w:color="auto"/>
+              <w:left w:val="single" w:sz="4" w:space="0" w:color="auto"/>
+              <w:bottom w:val="single" w:sz="4" w:space="0" w:color="auto"/>
+              <w:right w:val="single" w:sz="4" w:space="0" w:color="auto"/>
+            </w:tcBorders>
+            <w:vAlign w:val="center"/>
+          </w:tcPr>
+          <w:p>
+            <w:pPr>
+              <w:spacing w:after="160"/>
+              <w:jc w:val="center"/>
+            </w:pPr>
+          </w:p>
+        </w:tc>
+        <w:tc>
+          <w:tcPr>
+            <w:tcW w:w="1474" w:type="dxa"/>
+            <w:tcBorders>
+              <w:top w:val="single" w:sz="4" w:space="0" w:color="auto"/>
+              <w:left w:val="single" w:sz="4" w:space="0" w:color="auto"/>
+              <w:bottom w:val="single" w:sz="4" w:space="0" w:color="auto"/>
+              <w:right w:val="single" w:sz="4" w:space="0" w:color="auto"/>
+            </w:tcBorders>
+            <w:vAlign w:val="center"/>
+          </w:tcPr>
+          <w:p>
+            <w:pPr>
+              <w:spacing w:after="160"/>
+              <w:jc w:val="center"/>
+            </w:pPr>
+          </w:p>
+        </w:tc>
+        <w:tc>
+          <w:tcPr>
+            <w:tcW w:w="1474" w:type="dxa"/>
+            <w:tcBorders>
+              <w:top w:val="single" w:sz="4" w:space="0" w:color="auto"/>
+              <w:left w:val="single" w:sz="4" w:space="0" w:color="auto"/>
+              <w:bottom w:val="single" w:sz="4" w:space="0" w:color="auto"/>
+              <w:right w:val="single" w:sz="4" w:space="0" w:color="auto"/>
+            </w:tcBorders>
+            <w:vAlign w:val="center"/>
+          </w:tcPr>
+          <w:p>
+            <w:pPr>
+              <w:spacing w:after="160"/>
               <w:jc w:val="center"/>
             </w:pPr>
           </w:p>
@@ -1819,130 +2067,192 @@
       </w:tr>
       <w:tr>
         <w:trPr>
-          <w:trHeight w:val="510"/>
+          <w:trHeight w:val="567"/>
         </w:trPr>
         <w:tc>
           <w:tcPr>
             <w:tcW w:w="1702" w:type="dxa"/>
-            <w:vAlign w:val="center"/>
-          </w:tcPr>
-          <w:p>
-            <w:pPr>
-              <w:spacing w:after="160"/>
-              <w:jc w:val="center"/>
-            </w:pPr>
-            <w:r>
-              <w:rPr>
-                <w:rFonts w:ascii="Calibri" w:hAnsi="Calibri" w:cs="Calibri"/>
-                <w:color w:val="000000"/>
-              </w:rPr>
-              <w:t>PABLO</w:t>
+            <w:tcBorders>
+              <w:top w:val="single" w:sz="4" w:space="0" w:color="auto"/>
+              <w:left w:val="single" w:sz="4" w:space="0" w:color="auto"/>
+              <w:bottom w:val="single" w:sz="4" w:space="0" w:color="auto"/>
+              <w:right w:val="single" w:sz="4" w:space="0" w:color="auto"/>
+            </w:tcBorders>
+            <w:vAlign w:val="center"/>
+            <w:hideMark/>
+          </w:tcPr>
+          <w:p>
+            <w:pPr>
+              <w:spacing w:after="160"/>
+              <w:jc w:val="center"/>
+            </w:pPr>
+            <w:r>
+              <w:t>ERIC</w:t>
             </w:r>
           </w:p>
         </w:tc>
         <w:tc>
           <w:tcPr>
             <w:tcW w:w="2438" w:type="dxa"/>
-            <w:vAlign w:val="center"/>
-          </w:tcPr>
-          <w:p>
-            <w:pPr>
-              <w:spacing w:after="160"/>
-              <w:jc w:val="center"/>
-            </w:pPr>
-            <w:r>
-              <w:rPr>
-                <w:rFonts w:ascii="Calibri" w:hAnsi="Calibri" w:cs="Calibri"/>
-                <w:color w:val="000000"/>
-              </w:rPr>
-              <w:t>BONO ARMENGOL</w:t>
-            </w:r>
-          </w:p>
-        </w:tc>
-        <w:tc>
-          <w:tcPr>
-            <w:tcW w:w="1474" w:type="dxa"/>
-            <w:vAlign w:val="center"/>
-          </w:tcPr>
-          <w:p>
-            <w:pPr>
-              <w:jc w:val="center"/>
-            </w:pPr>
-          </w:p>
-        </w:tc>
-        <w:tc>
-          <w:tcPr>
-            <w:tcW w:w="1474" w:type="dxa"/>
-            <w:vAlign w:val="center"/>
-          </w:tcPr>
-          <w:p>
-            <w:pPr>
-              <w:jc w:val="center"/>
-            </w:pPr>
-          </w:p>
-        </w:tc>
-        <w:tc>
-          <w:tcPr>
-            <w:tcW w:w="1474" w:type="dxa"/>
-            <w:vAlign w:val="center"/>
-          </w:tcPr>
-          <w:p>
-            <w:pPr>
-              <w:jc w:val="center"/>
-            </w:pPr>
-          </w:p>
-        </w:tc>
-        <w:tc>
-          <w:tcPr>
-            <w:tcW w:w="1474" w:type="dxa"/>
-            <w:vAlign w:val="center"/>
-          </w:tcPr>
-          <w:p>
-            <w:pPr>
-              <w:jc w:val="center"/>
-            </w:pPr>
-          </w:p>
-        </w:tc>
-        <w:tc>
-          <w:tcPr>
-            <w:tcW w:w="1474" w:type="dxa"/>
-            <w:vAlign w:val="center"/>
-          </w:tcPr>
-          <w:p>
-            <w:pPr>
-              <w:jc w:val="center"/>
-            </w:pPr>
-          </w:p>
-        </w:tc>
-        <w:tc>
-          <w:tcPr>
-            <w:tcW w:w="1474" w:type="dxa"/>
-            <w:vAlign w:val="center"/>
-          </w:tcPr>
-          <w:p>
-            <w:pPr>
-              <w:jc w:val="center"/>
-            </w:pPr>
-          </w:p>
-        </w:tc>
-        <w:tc>
-          <w:tcPr>
-            <w:tcW w:w="1474" w:type="dxa"/>
-            <w:vAlign w:val="center"/>
-          </w:tcPr>
-          <w:p>
-            <w:pPr>
-              <w:jc w:val="center"/>
-            </w:pPr>
-          </w:p>
-        </w:tc>
-        <w:tc>
-          <w:tcPr>
-            <w:tcW w:w="1474" w:type="dxa"/>
-            <w:vAlign w:val="center"/>
-          </w:tcPr>
-          <w:p>
-            <w:pPr>
+            <w:tcBorders>
+              <w:top w:val="single" w:sz="4" w:space="0" w:color="auto"/>
+              <w:left w:val="single" w:sz="4" w:space="0" w:color="auto"/>
+              <w:bottom w:val="single" w:sz="4" w:space="0" w:color="auto"/>
+              <w:right w:val="single" w:sz="4" w:space="0" w:color="auto"/>
+            </w:tcBorders>
+            <w:vAlign w:val="center"/>
+            <w:hideMark/>
+          </w:tcPr>
+          <w:p>
+            <w:pPr>
+              <w:spacing w:after="160"/>
+              <w:jc w:val="center"/>
+            </w:pPr>
+            <w:r>
+              <w:t>CASANOVAS VICEDO</w:t>
+            </w:r>
+          </w:p>
+        </w:tc>
+        <w:tc>
+          <w:tcPr>
+            <w:tcW w:w="1474" w:type="dxa"/>
+            <w:tcBorders>
+              <w:top w:val="single" w:sz="4" w:space="0" w:color="auto"/>
+              <w:left w:val="single" w:sz="4" w:space="0" w:color="auto"/>
+              <w:bottom w:val="single" w:sz="4" w:space="0" w:color="auto"/>
+              <w:right w:val="single" w:sz="4" w:space="0" w:color="auto"/>
+            </w:tcBorders>
+            <w:vAlign w:val="center"/>
+          </w:tcPr>
+          <w:p>
+            <w:pPr>
+              <w:spacing w:after="160"/>
+              <w:jc w:val="center"/>
+            </w:pPr>
+          </w:p>
+        </w:tc>
+        <w:tc>
+          <w:tcPr>
+            <w:tcW w:w="1474" w:type="dxa"/>
+            <w:tcBorders>
+              <w:top w:val="single" w:sz="4" w:space="0" w:color="auto"/>
+              <w:left w:val="single" w:sz="4" w:space="0" w:color="auto"/>
+              <w:bottom w:val="single" w:sz="4" w:space="0" w:color="auto"/>
+              <w:right w:val="single" w:sz="4" w:space="0" w:color="auto"/>
+            </w:tcBorders>
+            <w:vAlign w:val="center"/>
+          </w:tcPr>
+          <w:p>
+            <w:pPr>
+              <w:spacing w:after="160"/>
+              <w:jc w:val="center"/>
+            </w:pPr>
+          </w:p>
+        </w:tc>
+        <w:tc>
+          <w:tcPr>
+            <w:tcW w:w="1474" w:type="dxa"/>
+            <w:tcBorders>
+              <w:top w:val="single" w:sz="4" w:space="0" w:color="auto"/>
+              <w:left w:val="single" w:sz="4" w:space="0" w:color="auto"/>
+              <w:bottom w:val="single" w:sz="4" w:space="0" w:color="auto"/>
+              <w:right w:val="single" w:sz="4" w:space="0" w:color="auto"/>
+            </w:tcBorders>
+            <w:vAlign w:val="center"/>
+          </w:tcPr>
+          <w:p>
+            <w:pPr>
+              <w:spacing w:after="160"/>
+              <w:jc w:val="center"/>
+            </w:pPr>
+          </w:p>
+        </w:tc>
+        <w:tc>
+          <w:tcPr>
+            <w:tcW w:w="1474" w:type="dxa"/>
+            <w:tcBorders>
+              <w:top w:val="single" w:sz="4" w:space="0" w:color="auto"/>
+              <w:left w:val="single" w:sz="4" w:space="0" w:color="auto"/>
+              <w:bottom w:val="single" w:sz="4" w:space="0" w:color="auto"/>
+              <w:right w:val="single" w:sz="4" w:space="0" w:color="auto"/>
+            </w:tcBorders>
+            <w:vAlign w:val="center"/>
+          </w:tcPr>
+          <w:p>
+            <w:pPr>
+              <w:spacing w:after="160"/>
+              <w:jc w:val="center"/>
+            </w:pPr>
+          </w:p>
+        </w:tc>
+        <w:tc>
+          <w:tcPr>
+            <w:tcW w:w="1474" w:type="dxa"/>
+            <w:tcBorders>
+              <w:top w:val="single" w:sz="4" w:space="0" w:color="auto"/>
+              <w:left w:val="single" w:sz="4" w:space="0" w:color="auto"/>
+              <w:bottom w:val="single" w:sz="4" w:space="0" w:color="auto"/>
+              <w:right w:val="single" w:sz="4" w:space="0" w:color="auto"/>
+            </w:tcBorders>
+            <w:vAlign w:val="center"/>
+          </w:tcPr>
+          <w:p>
+            <w:pPr>
+              <w:spacing w:after="160"/>
+              <w:jc w:val="center"/>
+            </w:pPr>
+          </w:p>
+        </w:tc>
+        <w:tc>
+          <w:tcPr>
+            <w:tcW w:w="1474" w:type="dxa"/>
+            <w:tcBorders>
+              <w:top w:val="single" w:sz="4" w:space="0" w:color="auto"/>
+              <w:left w:val="single" w:sz="4" w:space="0" w:color="auto"/>
+              <w:bottom w:val="single" w:sz="4" w:space="0" w:color="auto"/>
+              <w:right w:val="single" w:sz="4" w:space="0" w:color="auto"/>
+            </w:tcBorders>
+            <w:vAlign w:val="center"/>
+          </w:tcPr>
+          <w:p>
+            <w:pPr>
+              <w:spacing w:after="160"/>
+              <w:jc w:val="center"/>
+            </w:pPr>
+          </w:p>
+        </w:tc>
+        <w:tc>
+          <w:tcPr>
+            <w:tcW w:w="1474" w:type="dxa"/>
+            <w:tcBorders>
+              <w:top w:val="single" w:sz="4" w:space="0" w:color="auto"/>
+              <w:left w:val="single" w:sz="4" w:space="0" w:color="auto"/>
+              <w:bottom w:val="single" w:sz="4" w:space="0" w:color="auto"/>
+              <w:right w:val="single" w:sz="4" w:space="0" w:color="auto"/>
+            </w:tcBorders>
+            <w:vAlign w:val="center"/>
+          </w:tcPr>
+          <w:p>
+            <w:pPr>
+              <w:spacing w:after="160"/>
+              <w:jc w:val="center"/>
+            </w:pPr>
+          </w:p>
+        </w:tc>
+        <w:tc>
+          <w:tcPr>
+            <w:tcW w:w="1474" w:type="dxa"/>
+            <w:tcBorders>
+              <w:top w:val="single" w:sz="4" w:space="0" w:color="auto"/>
+              <w:left w:val="single" w:sz="4" w:space="0" w:color="auto"/>
+              <w:bottom w:val="single" w:sz="4" w:space="0" w:color="auto"/>
+              <w:right w:val="single" w:sz="4" w:space="0" w:color="auto"/>
+            </w:tcBorders>
+            <w:vAlign w:val="center"/>
+          </w:tcPr>
+          <w:p>
+            <w:pPr>
+              <w:spacing w:after="160"/>
               <w:jc w:val="center"/>
             </w:pPr>
           </w:p>
@@ -1950,130 +2260,192 @@
       </w:tr>
       <w:tr>
         <w:trPr>
-          <w:trHeight w:val="510"/>
+          <w:trHeight w:val="567"/>
         </w:trPr>
         <w:tc>
           <w:tcPr>
             <w:tcW w:w="1702" w:type="dxa"/>
-            <w:vAlign w:val="center"/>
-          </w:tcPr>
-          <w:p>
-            <w:pPr>
-              <w:spacing w:after="160"/>
-              <w:jc w:val="center"/>
-            </w:pPr>
-            <w:r>
-              <w:rPr>
-                <w:rFonts w:ascii="Calibri" w:hAnsi="Calibri" w:cs="Calibri"/>
-                <w:color w:val="000000"/>
-              </w:rPr>
-              <w:t>ERIC</w:t>
+            <w:tcBorders>
+              <w:top w:val="single" w:sz="4" w:space="0" w:color="auto"/>
+              <w:left w:val="single" w:sz="4" w:space="0" w:color="auto"/>
+              <w:bottom w:val="single" w:sz="4" w:space="0" w:color="auto"/>
+              <w:right w:val="single" w:sz="4" w:space="0" w:color="auto"/>
+            </w:tcBorders>
+            <w:vAlign w:val="center"/>
+            <w:hideMark/>
+          </w:tcPr>
+          <w:p>
+            <w:pPr>
+              <w:spacing w:after="160"/>
+              <w:jc w:val="center"/>
+            </w:pPr>
+            <w:r>
+              <w:t>PABLO</w:t>
             </w:r>
           </w:p>
         </w:tc>
         <w:tc>
           <w:tcPr>
             <w:tcW w:w="2438" w:type="dxa"/>
-            <w:vAlign w:val="center"/>
-          </w:tcPr>
-          <w:p>
-            <w:pPr>
-              <w:spacing w:after="160"/>
-              <w:jc w:val="center"/>
-            </w:pPr>
-            <w:r>
-              <w:rPr>
-                <w:rFonts w:ascii="Calibri" w:hAnsi="Calibri" w:cs="Calibri"/>
-                <w:color w:val="000000"/>
-              </w:rPr>
-              <w:t>CASANOVAS VICEDO</w:t>
-            </w:r>
-          </w:p>
-        </w:tc>
-        <w:tc>
-          <w:tcPr>
-            <w:tcW w:w="1474" w:type="dxa"/>
-            <w:vAlign w:val="center"/>
-          </w:tcPr>
-          <w:p>
-            <w:pPr>
-              <w:jc w:val="center"/>
-            </w:pPr>
-          </w:p>
-        </w:tc>
-        <w:tc>
-          <w:tcPr>
-            <w:tcW w:w="1474" w:type="dxa"/>
-            <w:vAlign w:val="center"/>
-          </w:tcPr>
-          <w:p>
-            <w:pPr>
-              <w:jc w:val="center"/>
-            </w:pPr>
-          </w:p>
-        </w:tc>
-        <w:tc>
-          <w:tcPr>
-            <w:tcW w:w="1474" w:type="dxa"/>
-            <w:vAlign w:val="center"/>
-          </w:tcPr>
-          <w:p>
-            <w:pPr>
-              <w:jc w:val="center"/>
-            </w:pPr>
-          </w:p>
-        </w:tc>
-        <w:tc>
-          <w:tcPr>
-            <w:tcW w:w="1474" w:type="dxa"/>
-            <w:vAlign w:val="center"/>
-          </w:tcPr>
-          <w:p>
-            <w:pPr>
-              <w:jc w:val="center"/>
-            </w:pPr>
-          </w:p>
-        </w:tc>
-        <w:tc>
-          <w:tcPr>
-            <w:tcW w:w="1474" w:type="dxa"/>
-            <w:vAlign w:val="center"/>
-          </w:tcPr>
-          <w:p>
-            <w:pPr>
-              <w:jc w:val="center"/>
-            </w:pPr>
-          </w:p>
-        </w:tc>
-        <w:tc>
-          <w:tcPr>
-            <w:tcW w:w="1474" w:type="dxa"/>
-            <w:vAlign w:val="center"/>
-          </w:tcPr>
-          <w:p>
-            <w:pPr>
-              <w:jc w:val="center"/>
-            </w:pPr>
-          </w:p>
-        </w:tc>
-        <w:tc>
-          <w:tcPr>
-            <w:tcW w:w="1474" w:type="dxa"/>
-            <w:vAlign w:val="center"/>
-          </w:tcPr>
-          <w:p>
-            <w:pPr>
-              <w:jc w:val="center"/>
-            </w:pPr>
-          </w:p>
-        </w:tc>
-        <w:tc>
-          <w:tcPr>
-            <w:tcW w:w="1474" w:type="dxa"/>
-            <w:vAlign w:val="center"/>
-          </w:tcPr>
-          <w:p>
-            <w:pPr>
+            <w:tcBorders>
+              <w:top w:val="single" w:sz="4" w:space="0" w:color="auto"/>
+              <w:left w:val="single" w:sz="4" w:space="0" w:color="auto"/>
+              <w:bottom w:val="single" w:sz="4" w:space="0" w:color="auto"/>
+              <w:right w:val="single" w:sz="4" w:space="0" w:color="auto"/>
+            </w:tcBorders>
+            <w:vAlign w:val="center"/>
+            <w:hideMark/>
+          </w:tcPr>
+          <w:p>
+            <w:pPr>
+              <w:spacing w:after="160"/>
+              <w:jc w:val="center"/>
+            </w:pPr>
+            <w:r>
+              <w:t>CASTAÑEDA HERRERO</w:t>
+            </w:r>
+          </w:p>
+        </w:tc>
+        <w:tc>
+          <w:tcPr>
+            <w:tcW w:w="1474" w:type="dxa"/>
+            <w:tcBorders>
+              <w:top w:val="single" w:sz="4" w:space="0" w:color="auto"/>
+              <w:left w:val="single" w:sz="4" w:space="0" w:color="auto"/>
+              <w:bottom w:val="single" w:sz="4" w:space="0" w:color="auto"/>
+              <w:right w:val="single" w:sz="4" w:space="0" w:color="auto"/>
+            </w:tcBorders>
+            <w:vAlign w:val="center"/>
+          </w:tcPr>
+          <w:p>
+            <w:pPr>
+              <w:spacing w:after="160"/>
+              <w:jc w:val="center"/>
+            </w:pPr>
+          </w:p>
+        </w:tc>
+        <w:tc>
+          <w:tcPr>
+            <w:tcW w:w="1474" w:type="dxa"/>
+            <w:tcBorders>
+              <w:top w:val="single" w:sz="4" w:space="0" w:color="auto"/>
+              <w:left w:val="single" w:sz="4" w:space="0" w:color="auto"/>
+              <w:bottom w:val="single" w:sz="4" w:space="0" w:color="auto"/>
+              <w:right w:val="single" w:sz="4" w:space="0" w:color="auto"/>
+            </w:tcBorders>
+            <w:vAlign w:val="center"/>
+          </w:tcPr>
+          <w:p>
+            <w:pPr>
+              <w:spacing w:after="160"/>
+              <w:jc w:val="center"/>
+            </w:pPr>
+          </w:p>
+        </w:tc>
+        <w:tc>
+          <w:tcPr>
+            <w:tcW w:w="1474" w:type="dxa"/>
+            <w:tcBorders>
+              <w:top w:val="single" w:sz="4" w:space="0" w:color="auto"/>
+              <w:left w:val="single" w:sz="4" w:space="0" w:color="auto"/>
+              <w:bottom w:val="single" w:sz="4" w:space="0" w:color="auto"/>
+              <w:right w:val="single" w:sz="4" w:space="0" w:color="auto"/>
+            </w:tcBorders>
+            <w:vAlign w:val="center"/>
+          </w:tcPr>
+          <w:p>
+            <w:pPr>
+              <w:spacing w:after="160"/>
+              <w:jc w:val="center"/>
+            </w:pPr>
+          </w:p>
+        </w:tc>
+        <w:tc>
+          <w:tcPr>
+            <w:tcW w:w="1474" w:type="dxa"/>
+            <w:tcBorders>
+              <w:top w:val="single" w:sz="4" w:space="0" w:color="auto"/>
+              <w:left w:val="single" w:sz="4" w:space="0" w:color="auto"/>
+              <w:bottom w:val="single" w:sz="4" w:space="0" w:color="auto"/>
+              <w:right w:val="single" w:sz="4" w:space="0" w:color="auto"/>
+            </w:tcBorders>
+            <w:vAlign w:val="center"/>
+          </w:tcPr>
+          <w:p>
+            <w:pPr>
+              <w:spacing w:after="160"/>
+              <w:jc w:val="center"/>
+            </w:pPr>
+          </w:p>
+        </w:tc>
+        <w:tc>
+          <w:tcPr>
+            <w:tcW w:w="1474" w:type="dxa"/>
+            <w:tcBorders>
+              <w:top w:val="single" w:sz="4" w:space="0" w:color="auto"/>
+              <w:left w:val="single" w:sz="4" w:space="0" w:color="auto"/>
+              <w:bottom w:val="single" w:sz="4" w:space="0" w:color="auto"/>
+              <w:right w:val="single" w:sz="4" w:space="0" w:color="auto"/>
+            </w:tcBorders>
+            <w:vAlign w:val="center"/>
+          </w:tcPr>
+          <w:p>
+            <w:pPr>
+              <w:spacing w:after="160"/>
+              <w:jc w:val="center"/>
+            </w:pPr>
+          </w:p>
+        </w:tc>
+        <w:tc>
+          <w:tcPr>
+            <w:tcW w:w="1474" w:type="dxa"/>
+            <w:tcBorders>
+              <w:top w:val="single" w:sz="4" w:space="0" w:color="auto"/>
+              <w:left w:val="single" w:sz="4" w:space="0" w:color="auto"/>
+              <w:bottom w:val="single" w:sz="4" w:space="0" w:color="auto"/>
+              <w:right w:val="single" w:sz="4" w:space="0" w:color="auto"/>
+            </w:tcBorders>
+            <w:vAlign w:val="center"/>
+          </w:tcPr>
+          <w:p>
+            <w:pPr>
+              <w:spacing w:after="160"/>
+              <w:jc w:val="center"/>
+            </w:pPr>
+          </w:p>
+        </w:tc>
+        <w:tc>
+          <w:tcPr>
+            <w:tcW w:w="1474" w:type="dxa"/>
+            <w:tcBorders>
+              <w:top w:val="single" w:sz="4" w:space="0" w:color="auto"/>
+              <w:left w:val="single" w:sz="4" w:space="0" w:color="auto"/>
+              <w:bottom w:val="single" w:sz="4" w:space="0" w:color="auto"/>
+              <w:right w:val="single" w:sz="4" w:space="0" w:color="auto"/>
+            </w:tcBorders>
+            <w:vAlign w:val="center"/>
+          </w:tcPr>
+          <w:p>
+            <w:pPr>
+              <w:spacing w:after="160"/>
+              <w:jc w:val="center"/>
+            </w:pPr>
+          </w:p>
+        </w:tc>
+        <w:tc>
+          <w:tcPr>
+            <w:tcW w:w="1474" w:type="dxa"/>
+            <w:tcBorders>
+              <w:top w:val="single" w:sz="4" w:space="0" w:color="auto"/>
+              <w:left w:val="single" w:sz="4" w:space="0" w:color="auto"/>
+              <w:bottom w:val="single" w:sz="4" w:space="0" w:color="auto"/>
+              <w:right w:val="single" w:sz="4" w:space="0" w:color="auto"/>
+            </w:tcBorders>
+            <w:vAlign w:val="center"/>
+          </w:tcPr>
+          <w:p>
+            <w:pPr>
+              <w:spacing w:after="160"/>
               <w:jc w:val="center"/>
             </w:pPr>
           </w:p>
@@ -2081,130 +2453,192 @@
       </w:tr>
       <w:tr>
         <w:trPr>
-          <w:trHeight w:val="510"/>
+          <w:trHeight w:val="567"/>
         </w:trPr>
         <w:tc>
           <w:tcPr>
             <w:tcW w:w="1702" w:type="dxa"/>
-            <w:vAlign w:val="center"/>
-          </w:tcPr>
-          <w:p>
-            <w:pPr>
-              <w:spacing w:after="160"/>
-              <w:jc w:val="center"/>
-            </w:pPr>
-            <w:r>
-              <w:rPr>
-                <w:rFonts w:ascii="Calibri" w:hAnsi="Calibri" w:cs="Calibri"/>
-                <w:color w:val="000000"/>
-              </w:rPr>
-              <w:t>PABLO</w:t>
+            <w:tcBorders>
+              <w:top w:val="single" w:sz="4" w:space="0" w:color="auto"/>
+              <w:left w:val="single" w:sz="4" w:space="0" w:color="auto"/>
+              <w:bottom w:val="single" w:sz="4" w:space="0" w:color="auto"/>
+              <w:right w:val="single" w:sz="4" w:space="0" w:color="auto"/>
+            </w:tcBorders>
+            <w:vAlign w:val="center"/>
+            <w:hideMark/>
+          </w:tcPr>
+          <w:p>
+            <w:pPr>
+              <w:spacing w:after="160"/>
+              <w:jc w:val="center"/>
+            </w:pPr>
+            <w:r>
+              <w:t>JOSÉ ANTONIO</w:t>
             </w:r>
           </w:p>
         </w:tc>
         <w:tc>
           <w:tcPr>
             <w:tcW w:w="2438" w:type="dxa"/>
-            <w:vAlign w:val="center"/>
-          </w:tcPr>
-          <w:p>
-            <w:pPr>
-              <w:spacing w:after="160"/>
-              <w:jc w:val="center"/>
-            </w:pPr>
-            <w:r>
-              <w:rPr>
-                <w:rFonts w:ascii="Calibri" w:hAnsi="Calibri" w:cs="Calibri"/>
-                <w:color w:val="000000"/>
-              </w:rPr>
-              <w:t>CASTAÑEDA HERRERO</w:t>
-            </w:r>
-          </w:p>
-        </w:tc>
-        <w:tc>
-          <w:tcPr>
-            <w:tcW w:w="1474" w:type="dxa"/>
-            <w:vAlign w:val="center"/>
-          </w:tcPr>
-          <w:p>
-            <w:pPr>
-              <w:jc w:val="center"/>
-            </w:pPr>
-          </w:p>
-        </w:tc>
-        <w:tc>
-          <w:tcPr>
-            <w:tcW w:w="1474" w:type="dxa"/>
-            <w:vAlign w:val="center"/>
-          </w:tcPr>
-          <w:p>
-            <w:pPr>
-              <w:jc w:val="center"/>
-            </w:pPr>
-          </w:p>
-        </w:tc>
-        <w:tc>
-          <w:tcPr>
-            <w:tcW w:w="1474" w:type="dxa"/>
-            <w:vAlign w:val="center"/>
-          </w:tcPr>
-          <w:p>
-            <w:pPr>
-              <w:jc w:val="center"/>
-            </w:pPr>
-          </w:p>
-        </w:tc>
-        <w:tc>
-          <w:tcPr>
-            <w:tcW w:w="1474" w:type="dxa"/>
-            <w:vAlign w:val="center"/>
-          </w:tcPr>
-          <w:p>
-            <w:pPr>
-              <w:jc w:val="center"/>
-            </w:pPr>
-          </w:p>
-        </w:tc>
-        <w:tc>
-          <w:tcPr>
-            <w:tcW w:w="1474" w:type="dxa"/>
-            <w:vAlign w:val="center"/>
-          </w:tcPr>
-          <w:p>
-            <w:pPr>
-              <w:jc w:val="center"/>
-            </w:pPr>
-          </w:p>
-        </w:tc>
-        <w:tc>
-          <w:tcPr>
-            <w:tcW w:w="1474" w:type="dxa"/>
-            <w:vAlign w:val="center"/>
-          </w:tcPr>
-          <w:p>
-            <w:pPr>
-              <w:jc w:val="center"/>
-            </w:pPr>
-          </w:p>
-        </w:tc>
-        <w:tc>
-          <w:tcPr>
-            <w:tcW w:w="1474" w:type="dxa"/>
-            <w:vAlign w:val="center"/>
-          </w:tcPr>
-          <w:p>
-            <w:pPr>
-              <w:jc w:val="center"/>
-            </w:pPr>
-          </w:p>
-        </w:tc>
-        <w:tc>
-          <w:tcPr>
-            <w:tcW w:w="1474" w:type="dxa"/>
-            <w:vAlign w:val="center"/>
-          </w:tcPr>
-          <w:p>
-            <w:pPr>
+            <w:tcBorders>
+              <w:top w:val="single" w:sz="4" w:space="0" w:color="auto"/>
+              <w:left w:val="single" w:sz="4" w:space="0" w:color="auto"/>
+              <w:bottom w:val="single" w:sz="4" w:space="0" w:color="auto"/>
+              <w:right w:val="single" w:sz="4" w:space="0" w:color="auto"/>
+            </w:tcBorders>
+            <w:vAlign w:val="center"/>
+            <w:hideMark/>
+          </w:tcPr>
+          <w:p>
+            <w:pPr>
+              <w:spacing w:after="160"/>
+              <w:jc w:val="center"/>
+            </w:pPr>
+            <w:r>
+              <w:t>CLARI PERIS</w:t>
+            </w:r>
+          </w:p>
+        </w:tc>
+        <w:tc>
+          <w:tcPr>
+            <w:tcW w:w="1474" w:type="dxa"/>
+            <w:tcBorders>
+              <w:top w:val="single" w:sz="4" w:space="0" w:color="auto"/>
+              <w:left w:val="single" w:sz="4" w:space="0" w:color="auto"/>
+              <w:bottom w:val="single" w:sz="4" w:space="0" w:color="auto"/>
+              <w:right w:val="single" w:sz="4" w:space="0" w:color="auto"/>
+            </w:tcBorders>
+            <w:vAlign w:val="center"/>
+          </w:tcPr>
+          <w:p>
+            <w:pPr>
+              <w:spacing w:after="160"/>
+              <w:jc w:val="center"/>
+            </w:pPr>
+          </w:p>
+        </w:tc>
+        <w:tc>
+          <w:tcPr>
+            <w:tcW w:w="1474" w:type="dxa"/>
+            <w:tcBorders>
+              <w:top w:val="single" w:sz="4" w:space="0" w:color="auto"/>
+              <w:left w:val="single" w:sz="4" w:space="0" w:color="auto"/>
+              <w:bottom w:val="single" w:sz="4" w:space="0" w:color="auto"/>
+              <w:right w:val="single" w:sz="4" w:space="0" w:color="auto"/>
+            </w:tcBorders>
+            <w:vAlign w:val="center"/>
+          </w:tcPr>
+          <w:p>
+            <w:pPr>
+              <w:spacing w:after="160"/>
+              <w:jc w:val="center"/>
+            </w:pPr>
+          </w:p>
+        </w:tc>
+        <w:tc>
+          <w:tcPr>
+            <w:tcW w:w="1474" w:type="dxa"/>
+            <w:tcBorders>
+              <w:top w:val="single" w:sz="4" w:space="0" w:color="auto"/>
+              <w:left w:val="single" w:sz="4" w:space="0" w:color="auto"/>
+              <w:bottom w:val="single" w:sz="4" w:space="0" w:color="auto"/>
+              <w:right w:val="single" w:sz="4" w:space="0" w:color="auto"/>
+            </w:tcBorders>
+            <w:vAlign w:val="center"/>
+          </w:tcPr>
+          <w:p>
+            <w:pPr>
+              <w:spacing w:after="160"/>
+              <w:jc w:val="center"/>
+            </w:pPr>
+          </w:p>
+        </w:tc>
+        <w:tc>
+          <w:tcPr>
+            <w:tcW w:w="1474" w:type="dxa"/>
+            <w:tcBorders>
+              <w:top w:val="single" w:sz="4" w:space="0" w:color="auto"/>
+              <w:left w:val="single" w:sz="4" w:space="0" w:color="auto"/>
+              <w:bottom w:val="single" w:sz="4" w:space="0" w:color="auto"/>
+              <w:right w:val="single" w:sz="4" w:space="0" w:color="auto"/>
+            </w:tcBorders>
+            <w:vAlign w:val="center"/>
+          </w:tcPr>
+          <w:p>
+            <w:pPr>
+              <w:spacing w:after="160"/>
+              <w:jc w:val="center"/>
+            </w:pPr>
+          </w:p>
+        </w:tc>
+        <w:tc>
+          <w:tcPr>
+            <w:tcW w:w="1474" w:type="dxa"/>
+            <w:tcBorders>
+              <w:top w:val="single" w:sz="4" w:space="0" w:color="auto"/>
+              <w:left w:val="single" w:sz="4" w:space="0" w:color="auto"/>
+              <w:bottom w:val="single" w:sz="4" w:space="0" w:color="auto"/>
+              <w:right w:val="single" w:sz="4" w:space="0" w:color="auto"/>
+            </w:tcBorders>
+            <w:vAlign w:val="center"/>
+          </w:tcPr>
+          <w:p>
+            <w:pPr>
+              <w:spacing w:after="160"/>
+              <w:jc w:val="center"/>
+            </w:pPr>
+          </w:p>
+        </w:tc>
+        <w:tc>
+          <w:tcPr>
+            <w:tcW w:w="1474" w:type="dxa"/>
+            <w:tcBorders>
+              <w:top w:val="single" w:sz="4" w:space="0" w:color="auto"/>
+              <w:left w:val="single" w:sz="4" w:space="0" w:color="auto"/>
+              <w:bottom w:val="single" w:sz="4" w:space="0" w:color="auto"/>
+              <w:right w:val="single" w:sz="4" w:space="0" w:color="auto"/>
+            </w:tcBorders>
+            <w:vAlign w:val="center"/>
+          </w:tcPr>
+          <w:p>
+            <w:pPr>
+              <w:spacing w:after="160"/>
+              <w:jc w:val="center"/>
+            </w:pPr>
+          </w:p>
+        </w:tc>
+        <w:tc>
+          <w:tcPr>
+            <w:tcW w:w="1474" w:type="dxa"/>
+            <w:tcBorders>
+              <w:top w:val="single" w:sz="4" w:space="0" w:color="auto"/>
+              <w:left w:val="single" w:sz="4" w:space="0" w:color="auto"/>
+              <w:bottom w:val="single" w:sz="4" w:space="0" w:color="auto"/>
+              <w:right w:val="single" w:sz="4" w:space="0" w:color="auto"/>
+            </w:tcBorders>
+            <w:vAlign w:val="center"/>
+          </w:tcPr>
+          <w:p>
+            <w:pPr>
+              <w:spacing w:after="160"/>
+              <w:jc w:val="center"/>
+            </w:pPr>
+          </w:p>
+        </w:tc>
+        <w:tc>
+          <w:tcPr>
+            <w:tcW w:w="1474" w:type="dxa"/>
+            <w:tcBorders>
+              <w:top w:val="single" w:sz="4" w:space="0" w:color="auto"/>
+              <w:left w:val="single" w:sz="4" w:space="0" w:color="auto"/>
+              <w:bottom w:val="single" w:sz="4" w:space="0" w:color="auto"/>
+              <w:right w:val="single" w:sz="4" w:space="0" w:color="auto"/>
+            </w:tcBorders>
+            <w:vAlign w:val="center"/>
+          </w:tcPr>
+          <w:p>
+            <w:pPr>
+              <w:spacing w:after="160"/>
               <w:jc w:val="center"/>
             </w:pPr>
           </w:p>
@@ -2212,130 +2646,192 @@
       </w:tr>
       <w:tr>
         <w:trPr>
-          <w:trHeight w:val="510"/>
+          <w:trHeight w:val="567"/>
         </w:trPr>
         <w:tc>
           <w:tcPr>
             <w:tcW w:w="1702" w:type="dxa"/>
-            <w:vAlign w:val="center"/>
-          </w:tcPr>
-          <w:p>
-            <w:pPr>
-              <w:spacing w:after="160"/>
-              <w:jc w:val="center"/>
-            </w:pPr>
-            <w:r>
-              <w:rPr>
-                <w:rFonts w:ascii="Calibri" w:hAnsi="Calibri" w:cs="Calibri"/>
-                <w:color w:val="000000"/>
-              </w:rPr>
-              <w:t>JOSÉ ANTONIO</w:t>
+            <w:tcBorders>
+              <w:top w:val="single" w:sz="4" w:space="0" w:color="auto"/>
+              <w:left w:val="single" w:sz="4" w:space="0" w:color="auto"/>
+              <w:bottom w:val="single" w:sz="4" w:space="0" w:color="auto"/>
+              <w:right w:val="single" w:sz="4" w:space="0" w:color="auto"/>
+            </w:tcBorders>
+            <w:vAlign w:val="center"/>
+            <w:hideMark/>
+          </w:tcPr>
+          <w:p>
+            <w:pPr>
+              <w:spacing w:after="160"/>
+              <w:jc w:val="center"/>
+            </w:pPr>
+            <w:r>
+              <w:t>FERRAN</w:t>
             </w:r>
           </w:p>
         </w:tc>
         <w:tc>
           <w:tcPr>
             <w:tcW w:w="2438" w:type="dxa"/>
-            <w:vAlign w:val="center"/>
-          </w:tcPr>
-          <w:p>
-            <w:pPr>
-              <w:spacing w:after="160"/>
-              <w:jc w:val="center"/>
-            </w:pPr>
-            <w:r>
-              <w:rPr>
-                <w:rFonts w:ascii="Calibri" w:hAnsi="Calibri" w:cs="Calibri"/>
-                <w:color w:val="000000"/>
-              </w:rPr>
-              <w:t>CLARI PERIS</w:t>
-            </w:r>
-          </w:p>
-        </w:tc>
-        <w:tc>
-          <w:tcPr>
-            <w:tcW w:w="1474" w:type="dxa"/>
-            <w:vAlign w:val="center"/>
-          </w:tcPr>
-          <w:p>
-            <w:pPr>
-              <w:jc w:val="center"/>
-            </w:pPr>
-          </w:p>
-        </w:tc>
-        <w:tc>
-          <w:tcPr>
-            <w:tcW w:w="1474" w:type="dxa"/>
-            <w:vAlign w:val="center"/>
-          </w:tcPr>
-          <w:p>
-            <w:pPr>
-              <w:jc w:val="center"/>
-            </w:pPr>
-          </w:p>
-        </w:tc>
-        <w:tc>
-          <w:tcPr>
-            <w:tcW w:w="1474" w:type="dxa"/>
-            <w:vAlign w:val="center"/>
-          </w:tcPr>
-          <w:p>
-            <w:pPr>
-              <w:jc w:val="center"/>
-            </w:pPr>
-          </w:p>
-        </w:tc>
-        <w:tc>
-          <w:tcPr>
-            <w:tcW w:w="1474" w:type="dxa"/>
-            <w:vAlign w:val="center"/>
-          </w:tcPr>
-          <w:p>
-            <w:pPr>
-              <w:jc w:val="center"/>
-            </w:pPr>
-          </w:p>
-        </w:tc>
-        <w:tc>
-          <w:tcPr>
-            <w:tcW w:w="1474" w:type="dxa"/>
-            <w:vAlign w:val="center"/>
-          </w:tcPr>
-          <w:p>
-            <w:pPr>
-              <w:jc w:val="center"/>
-            </w:pPr>
-          </w:p>
-        </w:tc>
-        <w:tc>
-          <w:tcPr>
-            <w:tcW w:w="1474" w:type="dxa"/>
-            <w:vAlign w:val="center"/>
-          </w:tcPr>
-          <w:p>
-            <w:pPr>
-              <w:jc w:val="center"/>
-            </w:pPr>
-          </w:p>
-        </w:tc>
-        <w:tc>
-          <w:tcPr>
-            <w:tcW w:w="1474" w:type="dxa"/>
-            <w:vAlign w:val="center"/>
-          </w:tcPr>
-          <w:p>
-            <w:pPr>
-              <w:jc w:val="center"/>
-            </w:pPr>
-          </w:p>
-        </w:tc>
-        <w:tc>
-          <w:tcPr>
-            <w:tcW w:w="1474" w:type="dxa"/>
-            <w:vAlign w:val="center"/>
-          </w:tcPr>
-          <w:p>
-            <w:pPr>
+            <w:tcBorders>
+              <w:top w:val="single" w:sz="4" w:space="0" w:color="auto"/>
+              <w:left w:val="single" w:sz="4" w:space="0" w:color="auto"/>
+              <w:bottom w:val="single" w:sz="4" w:space="0" w:color="auto"/>
+              <w:right w:val="single" w:sz="4" w:space="0" w:color="auto"/>
+            </w:tcBorders>
+            <w:vAlign w:val="center"/>
+            <w:hideMark/>
+          </w:tcPr>
+          <w:p>
+            <w:pPr>
+              <w:spacing w:after="160"/>
+              <w:jc w:val="center"/>
+            </w:pPr>
+            <w:r>
+              <w:t>CORTÉS SANCHO</w:t>
+            </w:r>
+          </w:p>
+        </w:tc>
+        <w:tc>
+          <w:tcPr>
+            <w:tcW w:w="1474" w:type="dxa"/>
+            <w:tcBorders>
+              <w:top w:val="single" w:sz="4" w:space="0" w:color="auto"/>
+              <w:left w:val="single" w:sz="4" w:space="0" w:color="auto"/>
+              <w:bottom w:val="single" w:sz="4" w:space="0" w:color="auto"/>
+              <w:right w:val="single" w:sz="4" w:space="0" w:color="auto"/>
+            </w:tcBorders>
+            <w:vAlign w:val="center"/>
+          </w:tcPr>
+          <w:p>
+            <w:pPr>
+              <w:spacing w:after="160"/>
+              <w:jc w:val="center"/>
+            </w:pPr>
+          </w:p>
+        </w:tc>
+        <w:tc>
+          <w:tcPr>
+            <w:tcW w:w="1474" w:type="dxa"/>
+            <w:tcBorders>
+              <w:top w:val="single" w:sz="4" w:space="0" w:color="auto"/>
+              <w:left w:val="single" w:sz="4" w:space="0" w:color="auto"/>
+              <w:bottom w:val="single" w:sz="4" w:space="0" w:color="auto"/>
+              <w:right w:val="single" w:sz="4" w:space="0" w:color="auto"/>
+            </w:tcBorders>
+            <w:vAlign w:val="center"/>
+          </w:tcPr>
+          <w:p>
+            <w:pPr>
+              <w:spacing w:after="160"/>
+              <w:jc w:val="center"/>
+            </w:pPr>
+          </w:p>
+        </w:tc>
+        <w:tc>
+          <w:tcPr>
+            <w:tcW w:w="1474" w:type="dxa"/>
+            <w:tcBorders>
+              <w:top w:val="single" w:sz="4" w:space="0" w:color="auto"/>
+              <w:left w:val="single" w:sz="4" w:space="0" w:color="auto"/>
+              <w:bottom w:val="single" w:sz="4" w:space="0" w:color="auto"/>
+              <w:right w:val="single" w:sz="4" w:space="0" w:color="auto"/>
+            </w:tcBorders>
+            <w:vAlign w:val="center"/>
+          </w:tcPr>
+          <w:p>
+            <w:pPr>
+              <w:spacing w:after="160"/>
+              <w:jc w:val="center"/>
+            </w:pPr>
+          </w:p>
+        </w:tc>
+        <w:tc>
+          <w:tcPr>
+            <w:tcW w:w="1474" w:type="dxa"/>
+            <w:tcBorders>
+              <w:top w:val="single" w:sz="4" w:space="0" w:color="auto"/>
+              <w:left w:val="single" w:sz="4" w:space="0" w:color="auto"/>
+              <w:bottom w:val="single" w:sz="4" w:space="0" w:color="auto"/>
+              <w:right w:val="single" w:sz="4" w:space="0" w:color="auto"/>
+            </w:tcBorders>
+            <w:vAlign w:val="center"/>
+          </w:tcPr>
+          <w:p>
+            <w:pPr>
+              <w:spacing w:after="160"/>
+              <w:jc w:val="center"/>
+            </w:pPr>
+          </w:p>
+        </w:tc>
+        <w:tc>
+          <w:tcPr>
+            <w:tcW w:w="1474" w:type="dxa"/>
+            <w:tcBorders>
+              <w:top w:val="single" w:sz="4" w:space="0" w:color="auto"/>
+              <w:left w:val="single" w:sz="4" w:space="0" w:color="auto"/>
+              <w:bottom w:val="single" w:sz="4" w:space="0" w:color="auto"/>
+              <w:right w:val="single" w:sz="4" w:space="0" w:color="auto"/>
+            </w:tcBorders>
+            <w:vAlign w:val="center"/>
+          </w:tcPr>
+          <w:p>
+            <w:pPr>
+              <w:spacing w:after="160"/>
+              <w:jc w:val="center"/>
+            </w:pPr>
+          </w:p>
+        </w:tc>
+        <w:tc>
+          <w:tcPr>
+            <w:tcW w:w="1474" w:type="dxa"/>
+            <w:tcBorders>
+              <w:top w:val="single" w:sz="4" w:space="0" w:color="auto"/>
+              <w:left w:val="single" w:sz="4" w:space="0" w:color="auto"/>
+              <w:bottom w:val="single" w:sz="4" w:space="0" w:color="auto"/>
+              <w:right w:val="single" w:sz="4" w:space="0" w:color="auto"/>
+            </w:tcBorders>
+            <w:vAlign w:val="center"/>
+          </w:tcPr>
+          <w:p>
+            <w:pPr>
+              <w:spacing w:after="160"/>
+              <w:jc w:val="center"/>
+            </w:pPr>
+          </w:p>
+        </w:tc>
+        <w:tc>
+          <w:tcPr>
+            <w:tcW w:w="1474" w:type="dxa"/>
+            <w:tcBorders>
+              <w:top w:val="single" w:sz="4" w:space="0" w:color="auto"/>
+              <w:left w:val="single" w:sz="4" w:space="0" w:color="auto"/>
+              <w:bottom w:val="single" w:sz="4" w:space="0" w:color="auto"/>
+              <w:right w:val="single" w:sz="4" w:space="0" w:color="auto"/>
+            </w:tcBorders>
+            <w:vAlign w:val="center"/>
+          </w:tcPr>
+          <w:p>
+            <w:pPr>
+              <w:spacing w:after="160"/>
+              <w:jc w:val="center"/>
+            </w:pPr>
+          </w:p>
+        </w:tc>
+        <w:tc>
+          <w:tcPr>
+            <w:tcW w:w="1474" w:type="dxa"/>
+            <w:tcBorders>
+              <w:top w:val="single" w:sz="4" w:space="0" w:color="auto"/>
+              <w:left w:val="single" w:sz="4" w:space="0" w:color="auto"/>
+              <w:bottom w:val="single" w:sz="4" w:space="0" w:color="auto"/>
+              <w:right w:val="single" w:sz="4" w:space="0" w:color="auto"/>
+            </w:tcBorders>
+            <w:vAlign w:val="center"/>
+          </w:tcPr>
+          <w:p>
+            <w:pPr>
+              <w:spacing w:after="160"/>
               <w:jc w:val="center"/>
             </w:pPr>
           </w:p>
@@ -2343,130 +2839,192 @@
       </w:tr>
       <w:tr>
         <w:trPr>
-          <w:trHeight w:val="510"/>
+          <w:trHeight w:val="567"/>
         </w:trPr>
         <w:tc>
           <w:tcPr>
             <w:tcW w:w="1702" w:type="dxa"/>
-            <w:vAlign w:val="center"/>
-          </w:tcPr>
-          <w:p>
-            <w:pPr>
-              <w:spacing w:after="160"/>
-              <w:jc w:val="center"/>
-            </w:pPr>
-            <w:r>
-              <w:rPr>
-                <w:rFonts w:ascii="Calibri" w:hAnsi="Calibri" w:cs="Calibri"/>
-                <w:color w:val="000000"/>
-              </w:rPr>
-              <w:t>FERRAN</w:t>
+            <w:tcBorders>
+              <w:top w:val="single" w:sz="4" w:space="0" w:color="auto"/>
+              <w:left w:val="single" w:sz="4" w:space="0" w:color="auto"/>
+              <w:bottom w:val="single" w:sz="4" w:space="0" w:color="auto"/>
+              <w:right w:val="single" w:sz="4" w:space="0" w:color="auto"/>
+            </w:tcBorders>
+            <w:vAlign w:val="center"/>
+            <w:hideMark/>
+          </w:tcPr>
+          <w:p>
+            <w:pPr>
+              <w:spacing w:after="160"/>
+              <w:jc w:val="center"/>
+            </w:pPr>
+            <w:r>
+              <w:t>CARLOS</w:t>
             </w:r>
           </w:p>
         </w:tc>
         <w:tc>
           <w:tcPr>
             <w:tcW w:w="2438" w:type="dxa"/>
-            <w:vAlign w:val="center"/>
-          </w:tcPr>
-          <w:p>
-            <w:pPr>
-              <w:spacing w:after="160"/>
-              <w:jc w:val="center"/>
-            </w:pPr>
-            <w:r>
-              <w:rPr>
-                <w:rFonts w:ascii="Calibri" w:hAnsi="Calibri" w:cs="Calibri"/>
-                <w:color w:val="000000"/>
-              </w:rPr>
-              <w:t>CORTÉS SANCHO</w:t>
-            </w:r>
-          </w:p>
-        </w:tc>
-        <w:tc>
-          <w:tcPr>
-            <w:tcW w:w="1474" w:type="dxa"/>
-            <w:vAlign w:val="center"/>
-          </w:tcPr>
-          <w:p>
-            <w:pPr>
-              <w:jc w:val="center"/>
-            </w:pPr>
-          </w:p>
-        </w:tc>
-        <w:tc>
-          <w:tcPr>
-            <w:tcW w:w="1474" w:type="dxa"/>
-            <w:vAlign w:val="center"/>
-          </w:tcPr>
-          <w:p>
-            <w:pPr>
-              <w:jc w:val="center"/>
-            </w:pPr>
-          </w:p>
-        </w:tc>
-        <w:tc>
-          <w:tcPr>
-            <w:tcW w:w="1474" w:type="dxa"/>
-            <w:vAlign w:val="center"/>
-          </w:tcPr>
-          <w:p>
-            <w:pPr>
-              <w:jc w:val="center"/>
-            </w:pPr>
-          </w:p>
-        </w:tc>
-        <w:tc>
-          <w:tcPr>
-            <w:tcW w:w="1474" w:type="dxa"/>
-            <w:vAlign w:val="center"/>
-          </w:tcPr>
-          <w:p>
-            <w:pPr>
-              <w:jc w:val="center"/>
-            </w:pPr>
-          </w:p>
-        </w:tc>
-        <w:tc>
-          <w:tcPr>
-            <w:tcW w:w="1474" w:type="dxa"/>
-            <w:vAlign w:val="center"/>
-          </w:tcPr>
-          <w:p>
-            <w:pPr>
-              <w:jc w:val="center"/>
-            </w:pPr>
-          </w:p>
-        </w:tc>
-        <w:tc>
-          <w:tcPr>
-            <w:tcW w:w="1474" w:type="dxa"/>
-            <w:vAlign w:val="center"/>
-          </w:tcPr>
-          <w:p>
-            <w:pPr>
-              <w:jc w:val="center"/>
-            </w:pPr>
-          </w:p>
-        </w:tc>
-        <w:tc>
-          <w:tcPr>
-            <w:tcW w:w="1474" w:type="dxa"/>
-            <w:vAlign w:val="center"/>
-          </w:tcPr>
-          <w:p>
-            <w:pPr>
-              <w:jc w:val="center"/>
-            </w:pPr>
-          </w:p>
-        </w:tc>
-        <w:tc>
-          <w:tcPr>
-            <w:tcW w:w="1474" w:type="dxa"/>
-            <w:vAlign w:val="center"/>
-          </w:tcPr>
-          <w:p>
-            <w:pPr>
+            <w:tcBorders>
+              <w:top w:val="single" w:sz="4" w:space="0" w:color="auto"/>
+              <w:left w:val="single" w:sz="4" w:space="0" w:color="auto"/>
+              <w:bottom w:val="single" w:sz="4" w:space="0" w:color="auto"/>
+              <w:right w:val="single" w:sz="4" w:space="0" w:color="auto"/>
+            </w:tcBorders>
+            <w:vAlign w:val="center"/>
+            <w:hideMark/>
+          </w:tcPr>
+          <w:p>
+            <w:pPr>
+              <w:spacing w:after="160"/>
+              <w:jc w:val="center"/>
+            </w:pPr>
+            <w:r>
+              <w:t>CUCARELLA FELICI</w:t>
+            </w:r>
+          </w:p>
+        </w:tc>
+        <w:tc>
+          <w:tcPr>
+            <w:tcW w:w="1474" w:type="dxa"/>
+            <w:tcBorders>
+              <w:top w:val="single" w:sz="4" w:space="0" w:color="auto"/>
+              <w:left w:val="single" w:sz="4" w:space="0" w:color="auto"/>
+              <w:bottom w:val="single" w:sz="4" w:space="0" w:color="auto"/>
+              <w:right w:val="single" w:sz="4" w:space="0" w:color="auto"/>
+            </w:tcBorders>
+            <w:vAlign w:val="center"/>
+          </w:tcPr>
+          <w:p>
+            <w:pPr>
+              <w:spacing w:after="160"/>
+              <w:jc w:val="center"/>
+            </w:pPr>
+          </w:p>
+        </w:tc>
+        <w:tc>
+          <w:tcPr>
+            <w:tcW w:w="1474" w:type="dxa"/>
+            <w:tcBorders>
+              <w:top w:val="single" w:sz="4" w:space="0" w:color="auto"/>
+              <w:left w:val="single" w:sz="4" w:space="0" w:color="auto"/>
+              <w:bottom w:val="single" w:sz="4" w:space="0" w:color="auto"/>
+              <w:right w:val="single" w:sz="4" w:space="0" w:color="auto"/>
+            </w:tcBorders>
+            <w:vAlign w:val="center"/>
+          </w:tcPr>
+          <w:p>
+            <w:pPr>
+              <w:spacing w:after="160"/>
+              <w:jc w:val="center"/>
+            </w:pPr>
+          </w:p>
+        </w:tc>
+        <w:tc>
+          <w:tcPr>
+            <w:tcW w:w="1474" w:type="dxa"/>
+            <w:tcBorders>
+              <w:top w:val="single" w:sz="4" w:space="0" w:color="auto"/>
+              <w:left w:val="single" w:sz="4" w:space="0" w:color="auto"/>
+              <w:bottom w:val="single" w:sz="4" w:space="0" w:color="auto"/>
+              <w:right w:val="single" w:sz="4" w:space="0" w:color="auto"/>
+            </w:tcBorders>
+            <w:vAlign w:val="center"/>
+          </w:tcPr>
+          <w:p>
+            <w:pPr>
+              <w:spacing w:after="160"/>
+              <w:jc w:val="center"/>
+            </w:pPr>
+          </w:p>
+        </w:tc>
+        <w:tc>
+          <w:tcPr>
+            <w:tcW w:w="1474" w:type="dxa"/>
+            <w:tcBorders>
+              <w:top w:val="single" w:sz="4" w:space="0" w:color="auto"/>
+              <w:left w:val="single" w:sz="4" w:space="0" w:color="auto"/>
+              <w:bottom w:val="single" w:sz="4" w:space="0" w:color="auto"/>
+              <w:right w:val="single" w:sz="4" w:space="0" w:color="auto"/>
+            </w:tcBorders>
+            <w:vAlign w:val="center"/>
+          </w:tcPr>
+          <w:p>
+            <w:pPr>
+              <w:spacing w:after="160"/>
+              <w:jc w:val="center"/>
+            </w:pPr>
+          </w:p>
+        </w:tc>
+        <w:tc>
+          <w:tcPr>
+            <w:tcW w:w="1474" w:type="dxa"/>
+            <w:tcBorders>
+              <w:top w:val="single" w:sz="4" w:space="0" w:color="auto"/>
+              <w:left w:val="single" w:sz="4" w:space="0" w:color="auto"/>
+              <w:bottom w:val="single" w:sz="4" w:space="0" w:color="auto"/>
+              <w:right w:val="single" w:sz="4" w:space="0" w:color="auto"/>
+            </w:tcBorders>
+            <w:vAlign w:val="center"/>
+          </w:tcPr>
+          <w:p>
+            <w:pPr>
+              <w:spacing w:after="160"/>
+              <w:jc w:val="center"/>
+            </w:pPr>
+          </w:p>
+        </w:tc>
+        <w:tc>
+          <w:tcPr>
+            <w:tcW w:w="1474" w:type="dxa"/>
+            <w:tcBorders>
+              <w:top w:val="single" w:sz="4" w:space="0" w:color="auto"/>
+              <w:left w:val="single" w:sz="4" w:space="0" w:color="auto"/>
+              <w:bottom w:val="single" w:sz="4" w:space="0" w:color="auto"/>
+              <w:right w:val="single" w:sz="4" w:space="0" w:color="auto"/>
+            </w:tcBorders>
+            <w:vAlign w:val="center"/>
+          </w:tcPr>
+          <w:p>
+            <w:pPr>
+              <w:spacing w:after="160"/>
+              <w:jc w:val="center"/>
+            </w:pPr>
+          </w:p>
+        </w:tc>
+        <w:tc>
+          <w:tcPr>
+            <w:tcW w:w="1474" w:type="dxa"/>
+            <w:tcBorders>
+              <w:top w:val="single" w:sz="4" w:space="0" w:color="auto"/>
+              <w:left w:val="single" w:sz="4" w:space="0" w:color="auto"/>
+              <w:bottom w:val="single" w:sz="4" w:space="0" w:color="auto"/>
+              <w:right w:val="single" w:sz="4" w:space="0" w:color="auto"/>
+            </w:tcBorders>
+            <w:vAlign w:val="center"/>
+          </w:tcPr>
+          <w:p>
+            <w:pPr>
+              <w:spacing w:after="160"/>
+              <w:jc w:val="center"/>
+            </w:pPr>
+          </w:p>
+        </w:tc>
+        <w:tc>
+          <w:tcPr>
+            <w:tcW w:w="1474" w:type="dxa"/>
+            <w:tcBorders>
+              <w:top w:val="single" w:sz="4" w:space="0" w:color="auto"/>
+              <w:left w:val="single" w:sz="4" w:space="0" w:color="auto"/>
+              <w:bottom w:val="single" w:sz="4" w:space="0" w:color="auto"/>
+              <w:right w:val="single" w:sz="4" w:space="0" w:color="auto"/>
+            </w:tcBorders>
+            <w:vAlign w:val="center"/>
+          </w:tcPr>
+          <w:p>
+            <w:pPr>
+              <w:spacing w:after="160"/>
               <w:jc w:val="center"/>
             </w:pPr>
           </w:p>
@@ -2474,130 +3032,192 @@
       </w:tr>
       <w:tr>
         <w:trPr>
-          <w:trHeight w:val="510"/>
+          <w:trHeight w:val="567"/>
         </w:trPr>
         <w:tc>
           <w:tcPr>
             <w:tcW w:w="1702" w:type="dxa"/>
-            <w:vAlign w:val="center"/>
-          </w:tcPr>
-          <w:p>
-            <w:pPr>
-              <w:spacing w:after="160"/>
-              <w:jc w:val="center"/>
-            </w:pPr>
-            <w:r>
-              <w:rPr>
-                <w:rFonts w:ascii="Calibri" w:hAnsi="Calibri" w:cs="Calibri"/>
-                <w:color w:val="000000"/>
-              </w:rPr>
-              <w:t>CARLOS</w:t>
+            <w:tcBorders>
+              <w:top w:val="single" w:sz="4" w:space="0" w:color="auto"/>
+              <w:left w:val="single" w:sz="4" w:space="0" w:color="auto"/>
+              <w:bottom w:val="single" w:sz="4" w:space="0" w:color="auto"/>
+              <w:right w:val="single" w:sz="4" w:space="0" w:color="auto"/>
+            </w:tcBorders>
+            <w:vAlign w:val="center"/>
+            <w:hideMark/>
+          </w:tcPr>
+          <w:p>
+            <w:pPr>
+              <w:spacing w:after="160"/>
+              <w:jc w:val="center"/>
+            </w:pPr>
+            <w:r>
+              <w:t>AHMED</w:t>
             </w:r>
           </w:p>
         </w:tc>
         <w:tc>
           <w:tcPr>
             <w:tcW w:w="2438" w:type="dxa"/>
-            <w:vAlign w:val="center"/>
-          </w:tcPr>
-          <w:p>
-            <w:pPr>
-              <w:spacing w:after="160"/>
-              <w:jc w:val="center"/>
-            </w:pPr>
-            <w:r>
-              <w:rPr>
-                <w:rFonts w:ascii="Calibri" w:hAnsi="Calibri" w:cs="Calibri"/>
-                <w:color w:val="000000"/>
-              </w:rPr>
-              <w:t>CUCARELLA FELICI</w:t>
-            </w:r>
-          </w:p>
-        </w:tc>
-        <w:tc>
-          <w:tcPr>
-            <w:tcW w:w="1474" w:type="dxa"/>
-            <w:vAlign w:val="center"/>
-          </w:tcPr>
-          <w:p>
-            <w:pPr>
-              <w:jc w:val="center"/>
-            </w:pPr>
-          </w:p>
-        </w:tc>
-        <w:tc>
-          <w:tcPr>
-            <w:tcW w:w="1474" w:type="dxa"/>
-            <w:vAlign w:val="center"/>
-          </w:tcPr>
-          <w:p>
-            <w:pPr>
-              <w:jc w:val="center"/>
-            </w:pPr>
-          </w:p>
-        </w:tc>
-        <w:tc>
-          <w:tcPr>
-            <w:tcW w:w="1474" w:type="dxa"/>
-            <w:vAlign w:val="center"/>
-          </w:tcPr>
-          <w:p>
-            <w:pPr>
-              <w:jc w:val="center"/>
-            </w:pPr>
-          </w:p>
-        </w:tc>
-        <w:tc>
-          <w:tcPr>
-            <w:tcW w:w="1474" w:type="dxa"/>
-            <w:vAlign w:val="center"/>
-          </w:tcPr>
-          <w:p>
-            <w:pPr>
-              <w:jc w:val="center"/>
-            </w:pPr>
-          </w:p>
-        </w:tc>
-        <w:tc>
-          <w:tcPr>
-            <w:tcW w:w="1474" w:type="dxa"/>
-            <w:vAlign w:val="center"/>
-          </w:tcPr>
-          <w:p>
-            <w:pPr>
-              <w:jc w:val="center"/>
-            </w:pPr>
-          </w:p>
-        </w:tc>
-        <w:tc>
-          <w:tcPr>
-            <w:tcW w:w="1474" w:type="dxa"/>
-            <w:vAlign w:val="center"/>
-          </w:tcPr>
-          <w:p>
-            <w:pPr>
-              <w:jc w:val="center"/>
-            </w:pPr>
-          </w:p>
-        </w:tc>
-        <w:tc>
-          <w:tcPr>
-            <w:tcW w:w="1474" w:type="dxa"/>
-            <w:vAlign w:val="center"/>
-          </w:tcPr>
-          <w:p>
-            <w:pPr>
-              <w:jc w:val="center"/>
-            </w:pPr>
-          </w:p>
-        </w:tc>
-        <w:tc>
-          <w:tcPr>
-            <w:tcW w:w="1474" w:type="dxa"/>
-            <w:vAlign w:val="center"/>
-          </w:tcPr>
-          <w:p>
-            <w:pPr>
+            <w:tcBorders>
+              <w:top w:val="single" w:sz="4" w:space="0" w:color="auto"/>
+              <w:left w:val="single" w:sz="4" w:space="0" w:color="auto"/>
+              <w:bottom w:val="single" w:sz="4" w:space="0" w:color="auto"/>
+              <w:right w:val="single" w:sz="4" w:space="0" w:color="auto"/>
+            </w:tcBorders>
+            <w:vAlign w:val="center"/>
+            <w:hideMark/>
+          </w:tcPr>
+          <w:p>
+            <w:pPr>
+              <w:spacing w:after="160"/>
+              <w:jc w:val="center"/>
+            </w:pPr>
+            <w:r>
+              <w:t>EL KINANI ES SAKHI</w:t>
+            </w:r>
+          </w:p>
+        </w:tc>
+        <w:tc>
+          <w:tcPr>
+            <w:tcW w:w="1474" w:type="dxa"/>
+            <w:tcBorders>
+              <w:top w:val="single" w:sz="4" w:space="0" w:color="auto"/>
+              <w:left w:val="single" w:sz="4" w:space="0" w:color="auto"/>
+              <w:bottom w:val="single" w:sz="4" w:space="0" w:color="auto"/>
+              <w:right w:val="single" w:sz="4" w:space="0" w:color="auto"/>
+            </w:tcBorders>
+            <w:vAlign w:val="center"/>
+          </w:tcPr>
+          <w:p>
+            <w:pPr>
+              <w:spacing w:after="160"/>
+              <w:jc w:val="center"/>
+            </w:pPr>
+          </w:p>
+        </w:tc>
+        <w:tc>
+          <w:tcPr>
+            <w:tcW w:w="1474" w:type="dxa"/>
+            <w:tcBorders>
+              <w:top w:val="single" w:sz="4" w:space="0" w:color="auto"/>
+              <w:left w:val="single" w:sz="4" w:space="0" w:color="auto"/>
+              <w:bottom w:val="single" w:sz="4" w:space="0" w:color="auto"/>
+              <w:right w:val="single" w:sz="4" w:space="0" w:color="auto"/>
+            </w:tcBorders>
+            <w:vAlign w:val="center"/>
+          </w:tcPr>
+          <w:p>
+            <w:pPr>
+              <w:spacing w:after="160"/>
+              <w:jc w:val="center"/>
+            </w:pPr>
+          </w:p>
+        </w:tc>
+        <w:tc>
+          <w:tcPr>
+            <w:tcW w:w="1474" w:type="dxa"/>
+            <w:tcBorders>
+              <w:top w:val="single" w:sz="4" w:space="0" w:color="auto"/>
+              <w:left w:val="single" w:sz="4" w:space="0" w:color="auto"/>
+              <w:bottom w:val="single" w:sz="4" w:space="0" w:color="auto"/>
+              <w:right w:val="single" w:sz="4" w:space="0" w:color="auto"/>
+            </w:tcBorders>
+            <w:vAlign w:val="center"/>
+          </w:tcPr>
+          <w:p>
+            <w:pPr>
+              <w:spacing w:after="160"/>
+              <w:jc w:val="center"/>
+            </w:pPr>
+          </w:p>
+        </w:tc>
+        <w:tc>
+          <w:tcPr>
+            <w:tcW w:w="1474" w:type="dxa"/>
+            <w:tcBorders>
+              <w:top w:val="single" w:sz="4" w:space="0" w:color="auto"/>
+              <w:left w:val="single" w:sz="4" w:space="0" w:color="auto"/>
+              <w:bottom w:val="single" w:sz="4" w:space="0" w:color="auto"/>
+              <w:right w:val="single" w:sz="4" w:space="0" w:color="auto"/>
+            </w:tcBorders>
+            <w:vAlign w:val="center"/>
+          </w:tcPr>
+          <w:p>
+            <w:pPr>
+              <w:spacing w:after="160"/>
+              <w:jc w:val="center"/>
+            </w:pPr>
+          </w:p>
+        </w:tc>
+        <w:tc>
+          <w:tcPr>
+            <w:tcW w:w="1474" w:type="dxa"/>
+            <w:tcBorders>
+              <w:top w:val="single" w:sz="4" w:space="0" w:color="auto"/>
+              <w:left w:val="single" w:sz="4" w:space="0" w:color="auto"/>
+              <w:bottom w:val="single" w:sz="4" w:space="0" w:color="auto"/>
+              <w:right w:val="single" w:sz="4" w:space="0" w:color="auto"/>
+            </w:tcBorders>
+            <w:vAlign w:val="center"/>
+          </w:tcPr>
+          <w:p>
+            <w:pPr>
+              <w:spacing w:after="160"/>
+              <w:jc w:val="center"/>
+            </w:pPr>
+          </w:p>
+        </w:tc>
+        <w:tc>
+          <w:tcPr>
+            <w:tcW w:w="1474" w:type="dxa"/>
+            <w:tcBorders>
+              <w:top w:val="single" w:sz="4" w:space="0" w:color="auto"/>
+              <w:left w:val="single" w:sz="4" w:space="0" w:color="auto"/>
+              <w:bottom w:val="single" w:sz="4" w:space="0" w:color="auto"/>
+              <w:right w:val="single" w:sz="4" w:space="0" w:color="auto"/>
+            </w:tcBorders>
+            <w:vAlign w:val="center"/>
+          </w:tcPr>
+          <w:p>
+            <w:pPr>
+              <w:spacing w:after="160"/>
+              <w:jc w:val="center"/>
+            </w:pPr>
+          </w:p>
+        </w:tc>
+        <w:tc>
+          <w:tcPr>
+            <w:tcW w:w="1474" w:type="dxa"/>
+            <w:tcBorders>
+              <w:top w:val="single" w:sz="4" w:space="0" w:color="auto"/>
+              <w:left w:val="single" w:sz="4" w:space="0" w:color="auto"/>
+              <w:bottom w:val="single" w:sz="4" w:space="0" w:color="auto"/>
+              <w:right w:val="single" w:sz="4" w:space="0" w:color="auto"/>
+            </w:tcBorders>
+            <w:vAlign w:val="center"/>
+          </w:tcPr>
+          <w:p>
+            <w:pPr>
+              <w:spacing w:after="160"/>
+              <w:jc w:val="center"/>
+            </w:pPr>
+          </w:p>
+        </w:tc>
+        <w:tc>
+          <w:tcPr>
+            <w:tcW w:w="1474" w:type="dxa"/>
+            <w:tcBorders>
+              <w:top w:val="single" w:sz="4" w:space="0" w:color="auto"/>
+              <w:left w:val="single" w:sz="4" w:space="0" w:color="auto"/>
+              <w:bottom w:val="single" w:sz="4" w:space="0" w:color="auto"/>
+              <w:right w:val="single" w:sz="4" w:space="0" w:color="auto"/>
+            </w:tcBorders>
+            <w:vAlign w:val="center"/>
+          </w:tcPr>
+          <w:p>
+            <w:pPr>
+              <w:spacing w:after="160"/>
               <w:jc w:val="center"/>
             </w:pPr>
           </w:p>
@@ -2605,130 +3225,192 @@
       </w:tr>
       <w:tr>
         <w:trPr>
-          <w:trHeight w:val="510"/>
+          <w:trHeight w:val="567"/>
         </w:trPr>
         <w:tc>
           <w:tcPr>
             <w:tcW w:w="1702" w:type="dxa"/>
-            <w:vAlign w:val="center"/>
-          </w:tcPr>
-          <w:p>
-            <w:pPr>
-              <w:spacing w:after="160"/>
-              <w:jc w:val="center"/>
-            </w:pPr>
-            <w:r>
-              <w:rPr>
-                <w:rFonts w:ascii="Calibri" w:hAnsi="Calibri" w:cs="Calibri"/>
-                <w:color w:val="000000"/>
-              </w:rPr>
-              <w:t>AHMED</w:t>
+            <w:tcBorders>
+              <w:top w:val="single" w:sz="4" w:space="0" w:color="auto"/>
+              <w:left w:val="single" w:sz="4" w:space="0" w:color="auto"/>
+              <w:bottom w:val="single" w:sz="4" w:space="0" w:color="auto"/>
+              <w:right w:val="single" w:sz="4" w:space="0" w:color="auto"/>
+            </w:tcBorders>
+            <w:vAlign w:val="center"/>
+            <w:hideMark/>
+          </w:tcPr>
+          <w:p>
+            <w:pPr>
+              <w:spacing w:after="160"/>
+              <w:jc w:val="center"/>
+            </w:pPr>
+            <w:r>
+              <w:t>BERNAT</w:t>
             </w:r>
           </w:p>
         </w:tc>
         <w:tc>
           <w:tcPr>
             <w:tcW w:w="2438" w:type="dxa"/>
-            <w:vAlign w:val="center"/>
-          </w:tcPr>
-          <w:p>
-            <w:pPr>
-              <w:spacing w:after="160"/>
-              <w:jc w:val="center"/>
-            </w:pPr>
-            <w:r>
-              <w:rPr>
-                <w:rFonts w:ascii="Calibri" w:hAnsi="Calibri" w:cs="Calibri"/>
-                <w:color w:val="000000"/>
-              </w:rPr>
-              <w:t>EL KINANI ES SAKHI</w:t>
-            </w:r>
-          </w:p>
-        </w:tc>
-        <w:tc>
-          <w:tcPr>
-            <w:tcW w:w="1474" w:type="dxa"/>
-            <w:vAlign w:val="center"/>
-          </w:tcPr>
-          <w:p>
-            <w:pPr>
-              <w:jc w:val="center"/>
-            </w:pPr>
-          </w:p>
-        </w:tc>
-        <w:tc>
-          <w:tcPr>
-            <w:tcW w:w="1474" w:type="dxa"/>
-            <w:vAlign w:val="center"/>
-          </w:tcPr>
-          <w:p>
-            <w:pPr>
-              <w:jc w:val="center"/>
-            </w:pPr>
-          </w:p>
-        </w:tc>
-        <w:tc>
-          <w:tcPr>
-            <w:tcW w:w="1474" w:type="dxa"/>
-            <w:vAlign w:val="center"/>
-          </w:tcPr>
-          <w:p>
-            <w:pPr>
-              <w:jc w:val="center"/>
-            </w:pPr>
-          </w:p>
-        </w:tc>
-        <w:tc>
-          <w:tcPr>
-            <w:tcW w:w="1474" w:type="dxa"/>
-            <w:vAlign w:val="center"/>
-          </w:tcPr>
-          <w:p>
-            <w:pPr>
-              <w:jc w:val="center"/>
-            </w:pPr>
-          </w:p>
-        </w:tc>
-        <w:tc>
-          <w:tcPr>
-            <w:tcW w:w="1474" w:type="dxa"/>
-            <w:vAlign w:val="center"/>
-          </w:tcPr>
-          <w:p>
-            <w:pPr>
-              <w:jc w:val="center"/>
-            </w:pPr>
-          </w:p>
-        </w:tc>
-        <w:tc>
-          <w:tcPr>
-            <w:tcW w:w="1474" w:type="dxa"/>
-            <w:vAlign w:val="center"/>
-          </w:tcPr>
-          <w:p>
-            <w:pPr>
-              <w:jc w:val="center"/>
-            </w:pPr>
-          </w:p>
-        </w:tc>
-        <w:tc>
-          <w:tcPr>
-            <w:tcW w:w="1474" w:type="dxa"/>
-            <w:vAlign w:val="center"/>
-          </w:tcPr>
-          <w:p>
-            <w:pPr>
-              <w:jc w:val="center"/>
-            </w:pPr>
-          </w:p>
-        </w:tc>
-        <w:tc>
-          <w:tcPr>
-            <w:tcW w:w="1474" w:type="dxa"/>
-            <w:vAlign w:val="center"/>
-          </w:tcPr>
-          <w:p>
-            <w:pPr>
+            <w:tcBorders>
+              <w:top w:val="single" w:sz="4" w:space="0" w:color="auto"/>
+              <w:left w:val="single" w:sz="4" w:space="0" w:color="auto"/>
+              <w:bottom w:val="single" w:sz="4" w:space="0" w:color="auto"/>
+              <w:right w:val="single" w:sz="4" w:space="0" w:color="auto"/>
+            </w:tcBorders>
+            <w:vAlign w:val="center"/>
+            <w:hideMark/>
+          </w:tcPr>
+          <w:p>
+            <w:pPr>
+              <w:spacing w:after="160"/>
+              <w:jc w:val="center"/>
+            </w:pPr>
+            <w:r>
+              <w:t>FABRA ASINS</w:t>
+            </w:r>
+          </w:p>
+        </w:tc>
+        <w:tc>
+          <w:tcPr>
+            <w:tcW w:w="1474" w:type="dxa"/>
+            <w:tcBorders>
+              <w:top w:val="single" w:sz="4" w:space="0" w:color="auto"/>
+              <w:left w:val="single" w:sz="4" w:space="0" w:color="auto"/>
+              <w:bottom w:val="single" w:sz="4" w:space="0" w:color="auto"/>
+              <w:right w:val="single" w:sz="4" w:space="0" w:color="auto"/>
+            </w:tcBorders>
+            <w:vAlign w:val="center"/>
+          </w:tcPr>
+          <w:p>
+            <w:pPr>
+              <w:spacing w:after="160"/>
+              <w:jc w:val="center"/>
+            </w:pPr>
+          </w:p>
+        </w:tc>
+        <w:tc>
+          <w:tcPr>
+            <w:tcW w:w="1474" w:type="dxa"/>
+            <w:tcBorders>
+              <w:top w:val="single" w:sz="4" w:space="0" w:color="auto"/>
+              <w:left w:val="single" w:sz="4" w:space="0" w:color="auto"/>
+              <w:bottom w:val="single" w:sz="4" w:space="0" w:color="auto"/>
+              <w:right w:val="single" w:sz="4" w:space="0" w:color="auto"/>
+            </w:tcBorders>
+            <w:vAlign w:val="center"/>
+          </w:tcPr>
+          <w:p>
+            <w:pPr>
+              <w:spacing w:after="160"/>
+              <w:jc w:val="center"/>
+            </w:pPr>
+          </w:p>
+        </w:tc>
+        <w:tc>
+          <w:tcPr>
+            <w:tcW w:w="1474" w:type="dxa"/>
+            <w:tcBorders>
+              <w:top w:val="single" w:sz="4" w:space="0" w:color="auto"/>
+              <w:left w:val="single" w:sz="4" w:space="0" w:color="auto"/>
+              <w:bottom w:val="single" w:sz="4" w:space="0" w:color="auto"/>
+              <w:right w:val="single" w:sz="4" w:space="0" w:color="auto"/>
+            </w:tcBorders>
+            <w:vAlign w:val="center"/>
+          </w:tcPr>
+          <w:p>
+            <w:pPr>
+              <w:spacing w:after="160"/>
+              <w:jc w:val="center"/>
+            </w:pPr>
+          </w:p>
+        </w:tc>
+        <w:tc>
+          <w:tcPr>
+            <w:tcW w:w="1474" w:type="dxa"/>
+            <w:tcBorders>
+              <w:top w:val="single" w:sz="4" w:space="0" w:color="auto"/>
+              <w:left w:val="single" w:sz="4" w:space="0" w:color="auto"/>
+              <w:bottom w:val="single" w:sz="4" w:space="0" w:color="auto"/>
+              <w:right w:val="single" w:sz="4" w:space="0" w:color="auto"/>
+            </w:tcBorders>
+            <w:vAlign w:val="center"/>
+          </w:tcPr>
+          <w:p>
+            <w:pPr>
+              <w:spacing w:after="160"/>
+              <w:jc w:val="center"/>
+            </w:pPr>
+          </w:p>
+        </w:tc>
+        <w:tc>
+          <w:tcPr>
+            <w:tcW w:w="1474" w:type="dxa"/>
+            <w:tcBorders>
+              <w:top w:val="single" w:sz="4" w:space="0" w:color="auto"/>
+              <w:left w:val="single" w:sz="4" w:space="0" w:color="auto"/>
+              <w:bottom w:val="single" w:sz="4" w:space="0" w:color="auto"/>
+              <w:right w:val="single" w:sz="4" w:space="0" w:color="auto"/>
+            </w:tcBorders>
+            <w:vAlign w:val="center"/>
+          </w:tcPr>
+          <w:p>
+            <w:pPr>
+              <w:spacing w:after="160"/>
+              <w:jc w:val="center"/>
+            </w:pPr>
+          </w:p>
+        </w:tc>
+        <w:tc>
+          <w:tcPr>
+            <w:tcW w:w="1474" w:type="dxa"/>
+            <w:tcBorders>
+              <w:top w:val="single" w:sz="4" w:space="0" w:color="auto"/>
+              <w:left w:val="single" w:sz="4" w:space="0" w:color="auto"/>
+              <w:bottom w:val="single" w:sz="4" w:space="0" w:color="auto"/>
+              <w:right w:val="single" w:sz="4" w:space="0" w:color="auto"/>
+            </w:tcBorders>
+            <w:vAlign w:val="center"/>
+          </w:tcPr>
+          <w:p>
+            <w:pPr>
+              <w:spacing w:after="160"/>
+              <w:jc w:val="center"/>
+            </w:pPr>
+          </w:p>
+        </w:tc>
+        <w:tc>
+          <w:tcPr>
+            <w:tcW w:w="1474" w:type="dxa"/>
+            <w:tcBorders>
+              <w:top w:val="single" w:sz="4" w:space="0" w:color="auto"/>
+              <w:left w:val="single" w:sz="4" w:space="0" w:color="auto"/>
+              <w:bottom w:val="single" w:sz="4" w:space="0" w:color="auto"/>
+              <w:right w:val="single" w:sz="4" w:space="0" w:color="auto"/>
+            </w:tcBorders>
+            <w:vAlign w:val="center"/>
+          </w:tcPr>
+          <w:p>
+            <w:pPr>
+              <w:spacing w:after="160"/>
+              <w:jc w:val="center"/>
+            </w:pPr>
+          </w:p>
+        </w:tc>
+        <w:tc>
+          <w:tcPr>
+            <w:tcW w:w="1474" w:type="dxa"/>
+            <w:tcBorders>
+              <w:top w:val="single" w:sz="4" w:space="0" w:color="auto"/>
+              <w:left w:val="single" w:sz="4" w:space="0" w:color="auto"/>
+              <w:bottom w:val="single" w:sz="4" w:space="0" w:color="auto"/>
+              <w:right w:val="single" w:sz="4" w:space="0" w:color="auto"/>
+            </w:tcBorders>
+            <w:vAlign w:val="center"/>
+          </w:tcPr>
+          <w:p>
+            <w:pPr>
+              <w:spacing w:after="160"/>
               <w:jc w:val="center"/>
             </w:pPr>
           </w:p>
@@ -2736,130 +3418,192 @@
       </w:tr>
       <w:tr>
         <w:trPr>
-          <w:trHeight w:val="510"/>
+          <w:trHeight w:val="567"/>
         </w:trPr>
         <w:tc>
           <w:tcPr>
             <w:tcW w:w="1702" w:type="dxa"/>
-            <w:vAlign w:val="center"/>
-          </w:tcPr>
-          <w:p>
-            <w:pPr>
-              <w:spacing w:after="160"/>
-              <w:jc w:val="center"/>
-            </w:pPr>
-            <w:r>
-              <w:rPr>
-                <w:rFonts w:ascii="Calibri" w:hAnsi="Calibri" w:cs="Calibri"/>
-                <w:color w:val="000000"/>
-              </w:rPr>
-              <w:t>BERNAT</w:t>
+            <w:tcBorders>
+              <w:top w:val="single" w:sz="4" w:space="0" w:color="auto"/>
+              <w:left w:val="single" w:sz="4" w:space="0" w:color="auto"/>
+              <w:bottom w:val="single" w:sz="4" w:space="0" w:color="auto"/>
+              <w:right w:val="single" w:sz="4" w:space="0" w:color="auto"/>
+            </w:tcBorders>
+            <w:vAlign w:val="center"/>
+            <w:hideMark/>
+          </w:tcPr>
+          <w:p>
+            <w:pPr>
+              <w:spacing w:after="160"/>
+              <w:jc w:val="center"/>
+            </w:pPr>
+            <w:r>
+              <w:t>JOSE MANUEL</w:t>
             </w:r>
           </w:p>
         </w:tc>
         <w:tc>
           <w:tcPr>
             <w:tcW w:w="2438" w:type="dxa"/>
-            <w:vAlign w:val="center"/>
-          </w:tcPr>
-          <w:p>
-            <w:pPr>
-              <w:spacing w:after="160"/>
-              <w:jc w:val="center"/>
-            </w:pPr>
-            <w:r>
-              <w:rPr>
-                <w:rFonts w:ascii="Calibri" w:hAnsi="Calibri" w:cs="Calibri"/>
-                <w:color w:val="000000"/>
-              </w:rPr>
-              <w:t>FABRA ASINS</w:t>
-            </w:r>
-          </w:p>
-        </w:tc>
-        <w:tc>
-          <w:tcPr>
-            <w:tcW w:w="1474" w:type="dxa"/>
-            <w:vAlign w:val="center"/>
-          </w:tcPr>
-          <w:p>
-            <w:pPr>
-              <w:jc w:val="center"/>
-            </w:pPr>
-          </w:p>
-        </w:tc>
-        <w:tc>
-          <w:tcPr>
-            <w:tcW w:w="1474" w:type="dxa"/>
-            <w:vAlign w:val="center"/>
-          </w:tcPr>
-          <w:p>
-            <w:pPr>
-              <w:jc w:val="center"/>
-            </w:pPr>
-          </w:p>
-        </w:tc>
-        <w:tc>
-          <w:tcPr>
-            <w:tcW w:w="1474" w:type="dxa"/>
-            <w:vAlign w:val="center"/>
-          </w:tcPr>
-          <w:p>
-            <w:pPr>
-              <w:jc w:val="center"/>
-            </w:pPr>
-          </w:p>
-        </w:tc>
-        <w:tc>
-          <w:tcPr>
-            <w:tcW w:w="1474" w:type="dxa"/>
-            <w:vAlign w:val="center"/>
-          </w:tcPr>
-          <w:p>
-            <w:pPr>
-              <w:jc w:val="center"/>
-            </w:pPr>
-          </w:p>
-        </w:tc>
-        <w:tc>
-          <w:tcPr>
-            <w:tcW w:w="1474" w:type="dxa"/>
-            <w:vAlign w:val="center"/>
-          </w:tcPr>
-          <w:p>
-            <w:pPr>
-              <w:jc w:val="center"/>
-            </w:pPr>
-          </w:p>
-        </w:tc>
-        <w:tc>
-          <w:tcPr>
-            <w:tcW w:w="1474" w:type="dxa"/>
-            <w:vAlign w:val="center"/>
-          </w:tcPr>
-          <w:p>
-            <w:pPr>
-              <w:jc w:val="center"/>
-            </w:pPr>
-          </w:p>
-        </w:tc>
-        <w:tc>
-          <w:tcPr>
-            <w:tcW w:w="1474" w:type="dxa"/>
-            <w:vAlign w:val="center"/>
-          </w:tcPr>
-          <w:p>
-            <w:pPr>
-              <w:jc w:val="center"/>
-            </w:pPr>
-          </w:p>
-        </w:tc>
-        <w:tc>
-          <w:tcPr>
-            <w:tcW w:w="1474" w:type="dxa"/>
-            <w:vAlign w:val="center"/>
-          </w:tcPr>
-          <w:p>
-            <w:pPr>
+            <w:tcBorders>
+              <w:top w:val="single" w:sz="4" w:space="0" w:color="auto"/>
+              <w:left w:val="single" w:sz="4" w:space="0" w:color="auto"/>
+              <w:bottom w:val="single" w:sz="4" w:space="0" w:color="auto"/>
+              <w:right w:val="single" w:sz="4" w:space="0" w:color="auto"/>
+            </w:tcBorders>
+            <w:vAlign w:val="center"/>
+            <w:hideMark/>
+          </w:tcPr>
+          <w:p>
+            <w:pPr>
+              <w:spacing w:after="160"/>
+              <w:jc w:val="center"/>
+            </w:pPr>
+            <w:r>
+              <w:t>FUENTES PALOP</w:t>
+            </w:r>
+          </w:p>
+        </w:tc>
+        <w:tc>
+          <w:tcPr>
+            <w:tcW w:w="1474" w:type="dxa"/>
+            <w:tcBorders>
+              <w:top w:val="single" w:sz="4" w:space="0" w:color="auto"/>
+              <w:left w:val="single" w:sz="4" w:space="0" w:color="auto"/>
+              <w:bottom w:val="single" w:sz="4" w:space="0" w:color="auto"/>
+              <w:right w:val="single" w:sz="4" w:space="0" w:color="auto"/>
+            </w:tcBorders>
+            <w:vAlign w:val="center"/>
+          </w:tcPr>
+          <w:p>
+            <w:pPr>
+              <w:spacing w:after="160"/>
+              <w:jc w:val="center"/>
+            </w:pPr>
+          </w:p>
+        </w:tc>
+        <w:tc>
+          <w:tcPr>
+            <w:tcW w:w="1474" w:type="dxa"/>
+            <w:tcBorders>
+              <w:top w:val="single" w:sz="4" w:space="0" w:color="auto"/>
+              <w:left w:val="single" w:sz="4" w:space="0" w:color="auto"/>
+              <w:bottom w:val="single" w:sz="4" w:space="0" w:color="auto"/>
+              <w:right w:val="single" w:sz="4" w:space="0" w:color="auto"/>
+            </w:tcBorders>
+            <w:vAlign w:val="center"/>
+          </w:tcPr>
+          <w:p>
+            <w:pPr>
+              <w:spacing w:after="160"/>
+              <w:jc w:val="center"/>
+            </w:pPr>
+          </w:p>
+        </w:tc>
+        <w:tc>
+          <w:tcPr>
+            <w:tcW w:w="1474" w:type="dxa"/>
+            <w:tcBorders>
+              <w:top w:val="single" w:sz="4" w:space="0" w:color="auto"/>
+              <w:left w:val="single" w:sz="4" w:space="0" w:color="auto"/>
+              <w:bottom w:val="single" w:sz="4" w:space="0" w:color="auto"/>
+              <w:right w:val="single" w:sz="4" w:space="0" w:color="auto"/>
+            </w:tcBorders>
+            <w:vAlign w:val="center"/>
+          </w:tcPr>
+          <w:p>
+            <w:pPr>
+              <w:spacing w:after="160"/>
+              <w:jc w:val="center"/>
+            </w:pPr>
+          </w:p>
+        </w:tc>
+        <w:tc>
+          <w:tcPr>
+            <w:tcW w:w="1474" w:type="dxa"/>
+            <w:tcBorders>
+              <w:top w:val="single" w:sz="4" w:space="0" w:color="auto"/>
+              <w:left w:val="single" w:sz="4" w:space="0" w:color="auto"/>
+              <w:bottom w:val="single" w:sz="4" w:space="0" w:color="auto"/>
+              <w:right w:val="single" w:sz="4" w:space="0" w:color="auto"/>
+            </w:tcBorders>
+            <w:vAlign w:val="center"/>
+          </w:tcPr>
+          <w:p>
+            <w:pPr>
+              <w:spacing w:after="160"/>
+              <w:jc w:val="center"/>
+            </w:pPr>
+          </w:p>
+        </w:tc>
+        <w:tc>
+          <w:tcPr>
+            <w:tcW w:w="1474" w:type="dxa"/>
+            <w:tcBorders>
+              <w:top w:val="single" w:sz="4" w:space="0" w:color="auto"/>
+              <w:left w:val="single" w:sz="4" w:space="0" w:color="auto"/>
+              <w:bottom w:val="single" w:sz="4" w:space="0" w:color="auto"/>
+              <w:right w:val="single" w:sz="4" w:space="0" w:color="auto"/>
+            </w:tcBorders>
+            <w:vAlign w:val="center"/>
+          </w:tcPr>
+          <w:p>
+            <w:pPr>
+              <w:spacing w:after="160"/>
+              <w:jc w:val="center"/>
+            </w:pPr>
+          </w:p>
+        </w:tc>
+        <w:tc>
+          <w:tcPr>
+            <w:tcW w:w="1474" w:type="dxa"/>
+            <w:tcBorders>
+              <w:top w:val="single" w:sz="4" w:space="0" w:color="auto"/>
+              <w:left w:val="single" w:sz="4" w:space="0" w:color="auto"/>
+              <w:bottom w:val="single" w:sz="4" w:space="0" w:color="auto"/>
+              <w:right w:val="single" w:sz="4" w:space="0" w:color="auto"/>
+            </w:tcBorders>
+            <w:vAlign w:val="center"/>
+          </w:tcPr>
+          <w:p>
+            <w:pPr>
+              <w:spacing w:after="160"/>
+              <w:jc w:val="center"/>
+            </w:pPr>
+          </w:p>
+        </w:tc>
+        <w:tc>
+          <w:tcPr>
+            <w:tcW w:w="1474" w:type="dxa"/>
+            <w:tcBorders>
+              <w:top w:val="single" w:sz="4" w:space="0" w:color="auto"/>
+              <w:left w:val="single" w:sz="4" w:space="0" w:color="auto"/>
+              <w:bottom w:val="single" w:sz="4" w:space="0" w:color="auto"/>
+              <w:right w:val="single" w:sz="4" w:space="0" w:color="auto"/>
+            </w:tcBorders>
+            <w:vAlign w:val="center"/>
+          </w:tcPr>
+          <w:p>
+            <w:pPr>
+              <w:spacing w:after="160"/>
+              <w:jc w:val="center"/>
+            </w:pPr>
+          </w:p>
+        </w:tc>
+        <w:tc>
+          <w:tcPr>
+            <w:tcW w:w="1474" w:type="dxa"/>
+            <w:tcBorders>
+              <w:top w:val="single" w:sz="4" w:space="0" w:color="auto"/>
+              <w:left w:val="single" w:sz="4" w:space="0" w:color="auto"/>
+              <w:bottom w:val="single" w:sz="4" w:space="0" w:color="auto"/>
+              <w:right w:val="single" w:sz="4" w:space="0" w:color="auto"/>
+            </w:tcBorders>
+            <w:vAlign w:val="center"/>
+          </w:tcPr>
+          <w:p>
+            <w:pPr>
+              <w:spacing w:after="160"/>
               <w:jc w:val="center"/>
             </w:pPr>
           </w:p>
@@ -2867,23 +3611,26 @@
       </w:tr>
       <w:tr>
         <w:trPr>
-          <w:trHeight w:val="510"/>
+          <w:trHeight w:val="567"/>
         </w:trPr>
         <w:tc>
           <w:tcPr>
             <w:tcW w:w="1702" w:type="dxa"/>
-            <w:vAlign w:val="center"/>
-          </w:tcPr>
-          <w:p>
-            <w:pPr>
-              <w:spacing w:after="160"/>
-              <w:jc w:val="center"/>
-            </w:pPr>
-            <w:r>
-              <w:rPr>
-                <w:rFonts w:ascii="Calibri" w:hAnsi="Calibri" w:cs="Calibri"/>
-                <w:color w:val="000000"/>
-              </w:rPr>
+            <w:tcBorders>
+              <w:top w:val="single" w:sz="4" w:space="0" w:color="auto"/>
+              <w:left w:val="single" w:sz="4" w:space="0" w:color="auto"/>
+              <w:bottom w:val="single" w:sz="4" w:space="0" w:color="auto"/>
+              <w:right w:val="single" w:sz="4" w:space="0" w:color="auto"/>
+            </w:tcBorders>
+            <w:vAlign w:val="center"/>
+            <w:hideMark/>
+          </w:tcPr>
+          <w:p>
+            <w:pPr>
+              <w:spacing w:after="160"/>
+              <w:jc w:val="center"/>
+            </w:pPr>
+            <w:r>
               <w:t>ERIC</w:t>
             </w:r>
           </w:p>
@@ -2891,18 +3638,21 @@
         <w:tc>
           <w:tcPr>
             <w:tcW w:w="2438" w:type="dxa"/>
-            <w:vAlign w:val="center"/>
-          </w:tcPr>
-          <w:p>
-            <w:pPr>
-              <w:spacing w:after="160"/>
-              <w:jc w:val="center"/>
-            </w:pPr>
-            <w:r>
-              <w:rPr>
-                <w:rFonts w:ascii="Calibri" w:hAnsi="Calibri" w:cs="Calibri"/>
-                <w:color w:val="000000"/>
-              </w:rPr>
+            <w:tcBorders>
+              <w:top w:val="single" w:sz="4" w:space="0" w:color="auto"/>
+              <w:left w:val="single" w:sz="4" w:space="0" w:color="auto"/>
+              <w:bottom w:val="single" w:sz="4" w:space="0" w:color="auto"/>
+              <w:right w:val="single" w:sz="4" w:space="0" w:color="auto"/>
+            </w:tcBorders>
+            <w:vAlign w:val="center"/>
+            <w:hideMark/>
+          </w:tcPr>
+          <w:p>
+            <w:pPr>
+              <w:spacing w:after="160"/>
+              <w:jc w:val="center"/>
+            </w:pPr>
+            <w:r>
               <w:t>MARTÍ SAMPER</w:t>
             </w:r>
           </w:p>
@@ -2910,87 +3660,143 @@
         <w:tc>
           <w:tcPr>
             <w:tcW w:w="1474" w:type="dxa"/>
-            <w:vAlign w:val="center"/>
-          </w:tcPr>
-          <w:p>
-            <w:pPr>
-              <w:jc w:val="center"/>
-            </w:pPr>
-          </w:p>
-        </w:tc>
-        <w:tc>
-          <w:tcPr>
-            <w:tcW w:w="1474" w:type="dxa"/>
-            <w:vAlign w:val="center"/>
-          </w:tcPr>
-          <w:p>
-            <w:pPr>
-              <w:jc w:val="center"/>
-            </w:pPr>
-          </w:p>
-        </w:tc>
-        <w:tc>
-          <w:tcPr>
-            <w:tcW w:w="1474" w:type="dxa"/>
-            <w:vAlign w:val="center"/>
-          </w:tcPr>
-          <w:p>
-            <w:pPr>
-              <w:jc w:val="center"/>
-            </w:pPr>
-          </w:p>
-        </w:tc>
-        <w:tc>
-          <w:tcPr>
-            <w:tcW w:w="1474" w:type="dxa"/>
-            <w:vAlign w:val="center"/>
-          </w:tcPr>
-          <w:p>
-            <w:pPr>
-              <w:jc w:val="center"/>
-            </w:pPr>
-          </w:p>
-        </w:tc>
-        <w:tc>
-          <w:tcPr>
-            <w:tcW w:w="1474" w:type="dxa"/>
-            <w:vAlign w:val="center"/>
-          </w:tcPr>
-          <w:p>
-            <w:pPr>
-              <w:jc w:val="center"/>
-            </w:pPr>
-          </w:p>
-        </w:tc>
-        <w:tc>
-          <w:tcPr>
-            <w:tcW w:w="1474" w:type="dxa"/>
-            <w:vAlign w:val="center"/>
-          </w:tcPr>
-          <w:p>
-            <w:pPr>
-              <w:jc w:val="center"/>
-            </w:pPr>
-          </w:p>
-        </w:tc>
-        <w:tc>
-          <w:tcPr>
-            <w:tcW w:w="1474" w:type="dxa"/>
-            <w:vAlign w:val="center"/>
-          </w:tcPr>
-          <w:p>
-            <w:pPr>
-              <w:jc w:val="center"/>
-            </w:pPr>
-          </w:p>
-        </w:tc>
-        <w:tc>
-          <w:tcPr>
-            <w:tcW w:w="1474" w:type="dxa"/>
-            <w:vAlign w:val="center"/>
-          </w:tcPr>
-          <w:p>
-            <w:pPr>
+            <w:tcBorders>
+              <w:top w:val="single" w:sz="4" w:space="0" w:color="auto"/>
+              <w:left w:val="single" w:sz="4" w:space="0" w:color="auto"/>
+              <w:bottom w:val="single" w:sz="4" w:space="0" w:color="auto"/>
+              <w:right w:val="single" w:sz="4" w:space="0" w:color="auto"/>
+            </w:tcBorders>
+            <w:vAlign w:val="center"/>
+          </w:tcPr>
+          <w:p>
+            <w:pPr>
+              <w:spacing w:after="160"/>
+              <w:jc w:val="center"/>
+            </w:pPr>
+          </w:p>
+        </w:tc>
+        <w:tc>
+          <w:tcPr>
+            <w:tcW w:w="1474" w:type="dxa"/>
+            <w:tcBorders>
+              <w:top w:val="single" w:sz="4" w:space="0" w:color="auto"/>
+              <w:left w:val="single" w:sz="4" w:space="0" w:color="auto"/>
+              <w:bottom w:val="single" w:sz="4" w:space="0" w:color="auto"/>
+              <w:right w:val="single" w:sz="4" w:space="0" w:color="auto"/>
+            </w:tcBorders>
+            <w:vAlign w:val="center"/>
+          </w:tcPr>
+          <w:p>
+            <w:pPr>
+              <w:spacing w:after="160"/>
+              <w:jc w:val="center"/>
+            </w:pPr>
+          </w:p>
+        </w:tc>
+        <w:tc>
+          <w:tcPr>
+            <w:tcW w:w="1474" w:type="dxa"/>
+            <w:tcBorders>
+              <w:top w:val="single" w:sz="4" w:space="0" w:color="auto"/>
+              <w:left w:val="single" w:sz="4" w:space="0" w:color="auto"/>
+              <w:bottom w:val="single" w:sz="4" w:space="0" w:color="auto"/>
+              <w:right w:val="single" w:sz="4" w:space="0" w:color="auto"/>
+            </w:tcBorders>
+            <w:vAlign w:val="center"/>
+          </w:tcPr>
+          <w:p>
+            <w:pPr>
+              <w:spacing w:after="160"/>
+              <w:jc w:val="center"/>
+            </w:pPr>
+          </w:p>
+        </w:tc>
+        <w:tc>
+          <w:tcPr>
+            <w:tcW w:w="1474" w:type="dxa"/>
+            <w:tcBorders>
+              <w:top w:val="single" w:sz="4" w:space="0" w:color="auto"/>
+              <w:left w:val="single" w:sz="4" w:space="0" w:color="auto"/>
+              <w:bottom w:val="single" w:sz="4" w:space="0" w:color="auto"/>
+              <w:right w:val="single" w:sz="4" w:space="0" w:color="auto"/>
+            </w:tcBorders>
+            <w:vAlign w:val="center"/>
+          </w:tcPr>
+          <w:p>
+            <w:pPr>
+              <w:spacing w:after="160"/>
+              <w:jc w:val="center"/>
+            </w:pPr>
+          </w:p>
+        </w:tc>
+        <w:tc>
+          <w:tcPr>
+            <w:tcW w:w="1474" w:type="dxa"/>
+            <w:tcBorders>
+              <w:top w:val="single" w:sz="4" w:space="0" w:color="auto"/>
+              <w:left w:val="single" w:sz="4" w:space="0" w:color="auto"/>
+              <w:bottom w:val="single" w:sz="4" w:space="0" w:color="auto"/>
+              <w:right w:val="single" w:sz="4" w:space="0" w:color="auto"/>
+            </w:tcBorders>
+            <w:vAlign w:val="center"/>
+          </w:tcPr>
+          <w:p>
+            <w:pPr>
+              <w:spacing w:after="160"/>
+              <w:jc w:val="center"/>
+            </w:pPr>
+          </w:p>
+        </w:tc>
+        <w:tc>
+          <w:tcPr>
+            <w:tcW w:w="1474" w:type="dxa"/>
+            <w:tcBorders>
+              <w:top w:val="single" w:sz="4" w:space="0" w:color="auto"/>
+              <w:left w:val="single" w:sz="4" w:space="0" w:color="auto"/>
+              <w:bottom w:val="single" w:sz="4" w:space="0" w:color="auto"/>
+              <w:right w:val="single" w:sz="4" w:space="0" w:color="auto"/>
+            </w:tcBorders>
+            <w:vAlign w:val="center"/>
+          </w:tcPr>
+          <w:p>
+            <w:pPr>
+              <w:spacing w:after="160"/>
+              <w:jc w:val="center"/>
+            </w:pPr>
+          </w:p>
+        </w:tc>
+        <w:tc>
+          <w:tcPr>
+            <w:tcW w:w="1474" w:type="dxa"/>
+            <w:tcBorders>
+              <w:top w:val="single" w:sz="4" w:space="0" w:color="auto"/>
+              <w:left w:val="single" w:sz="4" w:space="0" w:color="auto"/>
+              <w:bottom w:val="single" w:sz="4" w:space="0" w:color="auto"/>
+              <w:right w:val="single" w:sz="4" w:space="0" w:color="auto"/>
+            </w:tcBorders>
+            <w:vAlign w:val="center"/>
+          </w:tcPr>
+          <w:p>
+            <w:pPr>
+              <w:spacing w:after="160"/>
+              <w:jc w:val="center"/>
+            </w:pPr>
+          </w:p>
+        </w:tc>
+        <w:tc>
+          <w:tcPr>
+            <w:tcW w:w="1474" w:type="dxa"/>
+            <w:tcBorders>
+              <w:top w:val="single" w:sz="4" w:space="0" w:color="auto"/>
+              <w:left w:val="single" w:sz="4" w:space="0" w:color="auto"/>
+              <w:bottom w:val="single" w:sz="4" w:space="0" w:color="auto"/>
+              <w:right w:val="single" w:sz="4" w:space="0" w:color="auto"/>
+            </w:tcBorders>
+            <w:vAlign w:val="center"/>
+          </w:tcPr>
+          <w:p>
+            <w:pPr>
+              <w:spacing w:after="160"/>
               <w:jc w:val="center"/>
             </w:pPr>
           </w:p>
@@ -2998,130 +3804,192 @@
       </w:tr>
       <w:tr>
         <w:trPr>
-          <w:trHeight w:val="510"/>
+          <w:trHeight w:val="567"/>
         </w:trPr>
         <w:tc>
           <w:tcPr>
             <w:tcW w:w="1702" w:type="dxa"/>
-            <w:vAlign w:val="center"/>
-          </w:tcPr>
-          <w:p>
-            <w:pPr>
-              <w:spacing w:after="160"/>
-              <w:jc w:val="center"/>
-            </w:pPr>
-            <w:r>
-              <w:rPr>
-                <w:rFonts w:ascii="Calibri" w:hAnsi="Calibri" w:cs="Calibri"/>
-                <w:color w:val="000000"/>
-              </w:rPr>
-              <w:t>SALAHEDDINE</w:t>
+            <w:tcBorders>
+              <w:top w:val="single" w:sz="4" w:space="0" w:color="auto"/>
+              <w:left w:val="single" w:sz="4" w:space="0" w:color="auto"/>
+              <w:bottom w:val="single" w:sz="4" w:space="0" w:color="auto"/>
+              <w:right w:val="single" w:sz="4" w:space="0" w:color="auto"/>
+            </w:tcBorders>
+            <w:vAlign w:val="center"/>
+            <w:hideMark/>
+          </w:tcPr>
+          <w:p>
+            <w:pPr>
+              <w:spacing w:after="160"/>
+              <w:jc w:val="center"/>
+            </w:pPr>
+            <w:r>
+              <w:t>PABLO</w:t>
             </w:r>
           </w:p>
         </w:tc>
         <w:tc>
           <w:tcPr>
             <w:tcW w:w="2438" w:type="dxa"/>
-            <w:vAlign w:val="center"/>
-          </w:tcPr>
-          <w:p>
-            <w:pPr>
-              <w:spacing w:after="160"/>
-              <w:jc w:val="center"/>
-            </w:pPr>
-            <w:r>
-              <w:rPr>
-                <w:rFonts w:ascii="Calibri" w:hAnsi="Calibri" w:cs="Calibri"/>
-                <w:color w:val="000000"/>
-              </w:rPr>
-              <w:t>MOUFLEH</w:t>
-            </w:r>
-          </w:p>
-        </w:tc>
-        <w:tc>
-          <w:tcPr>
-            <w:tcW w:w="1474" w:type="dxa"/>
-            <w:vAlign w:val="center"/>
-          </w:tcPr>
-          <w:p>
-            <w:pPr>
-              <w:jc w:val="center"/>
-            </w:pPr>
-          </w:p>
-        </w:tc>
-        <w:tc>
-          <w:tcPr>
-            <w:tcW w:w="1474" w:type="dxa"/>
-            <w:vAlign w:val="center"/>
-          </w:tcPr>
-          <w:p>
-            <w:pPr>
-              <w:jc w:val="center"/>
-            </w:pPr>
-          </w:p>
-        </w:tc>
-        <w:tc>
-          <w:tcPr>
-            <w:tcW w:w="1474" w:type="dxa"/>
-            <w:vAlign w:val="center"/>
-          </w:tcPr>
-          <w:p>
-            <w:pPr>
-              <w:jc w:val="center"/>
-            </w:pPr>
-          </w:p>
-        </w:tc>
-        <w:tc>
-          <w:tcPr>
-            <w:tcW w:w="1474" w:type="dxa"/>
-            <w:vAlign w:val="center"/>
-          </w:tcPr>
-          <w:p>
-            <w:pPr>
-              <w:jc w:val="center"/>
-            </w:pPr>
-          </w:p>
-        </w:tc>
-        <w:tc>
-          <w:tcPr>
-            <w:tcW w:w="1474" w:type="dxa"/>
-            <w:vAlign w:val="center"/>
-          </w:tcPr>
-          <w:p>
-            <w:pPr>
-              <w:jc w:val="center"/>
-            </w:pPr>
-          </w:p>
-        </w:tc>
-        <w:tc>
-          <w:tcPr>
-            <w:tcW w:w="1474" w:type="dxa"/>
-            <w:vAlign w:val="center"/>
-          </w:tcPr>
-          <w:p>
-            <w:pPr>
-              <w:jc w:val="center"/>
-            </w:pPr>
-          </w:p>
-        </w:tc>
-        <w:tc>
-          <w:tcPr>
-            <w:tcW w:w="1474" w:type="dxa"/>
-            <w:vAlign w:val="center"/>
-          </w:tcPr>
-          <w:p>
-            <w:pPr>
-              <w:jc w:val="center"/>
-            </w:pPr>
-          </w:p>
-        </w:tc>
-        <w:tc>
-          <w:tcPr>
-            <w:tcW w:w="1474" w:type="dxa"/>
-            <w:vAlign w:val="center"/>
-          </w:tcPr>
-          <w:p>
-            <w:pPr>
+            <w:tcBorders>
+              <w:top w:val="single" w:sz="4" w:space="0" w:color="auto"/>
+              <w:left w:val="single" w:sz="4" w:space="0" w:color="auto"/>
+              <w:bottom w:val="single" w:sz="4" w:space="0" w:color="auto"/>
+              <w:right w:val="single" w:sz="4" w:space="0" w:color="auto"/>
+            </w:tcBorders>
+            <w:vAlign w:val="center"/>
+            <w:hideMark/>
+          </w:tcPr>
+          <w:p>
+            <w:pPr>
+              <w:spacing w:after="160"/>
+              <w:jc w:val="center"/>
+            </w:pPr>
+            <w:r>
+              <w:t>NAVARRO PEREZ</w:t>
+            </w:r>
+          </w:p>
+        </w:tc>
+        <w:tc>
+          <w:tcPr>
+            <w:tcW w:w="1474" w:type="dxa"/>
+            <w:tcBorders>
+              <w:top w:val="single" w:sz="4" w:space="0" w:color="auto"/>
+              <w:left w:val="single" w:sz="4" w:space="0" w:color="auto"/>
+              <w:bottom w:val="single" w:sz="4" w:space="0" w:color="auto"/>
+              <w:right w:val="single" w:sz="4" w:space="0" w:color="auto"/>
+            </w:tcBorders>
+            <w:vAlign w:val="center"/>
+          </w:tcPr>
+          <w:p>
+            <w:pPr>
+              <w:spacing w:after="160"/>
+              <w:jc w:val="center"/>
+            </w:pPr>
+          </w:p>
+        </w:tc>
+        <w:tc>
+          <w:tcPr>
+            <w:tcW w:w="1474" w:type="dxa"/>
+            <w:tcBorders>
+              <w:top w:val="single" w:sz="4" w:space="0" w:color="auto"/>
+              <w:left w:val="single" w:sz="4" w:space="0" w:color="auto"/>
+              <w:bottom w:val="single" w:sz="4" w:space="0" w:color="auto"/>
+              <w:right w:val="single" w:sz="4" w:space="0" w:color="auto"/>
+            </w:tcBorders>
+            <w:vAlign w:val="center"/>
+          </w:tcPr>
+          <w:p>
+            <w:pPr>
+              <w:spacing w:after="160"/>
+              <w:jc w:val="center"/>
+            </w:pPr>
+          </w:p>
+        </w:tc>
+        <w:tc>
+          <w:tcPr>
+            <w:tcW w:w="1474" w:type="dxa"/>
+            <w:tcBorders>
+              <w:top w:val="single" w:sz="4" w:space="0" w:color="auto"/>
+              <w:left w:val="single" w:sz="4" w:space="0" w:color="auto"/>
+              <w:bottom w:val="single" w:sz="4" w:space="0" w:color="auto"/>
+              <w:right w:val="single" w:sz="4" w:space="0" w:color="auto"/>
+            </w:tcBorders>
+            <w:vAlign w:val="center"/>
+          </w:tcPr>
+          <w:p>
+            <w:pPr>
+              <w:spacing w:after="160"/>
+              <w:jc w:val="center"/>
+            </w:pPr>
+          </w:p>
+        </w:tc>
+        <w:tc>
+          <w:tcPr>
+            <w:tcW w:w="1474" w:type="dxa"/>
+            <w:tcBorders>
+              <w:top w:val="single" w:sz="4" w:space="0" w:color="auto"/>
+              <w:left w:val="single" w:sz="4" w:space="0" w:color="auto"/>
+              <w:bottom w:val="single" w:sz="4" w:space="0" w:color="auto"/>
+              <w:right w:val="single" w:sz="4" w:space="0" w:color="auto"/>
+            </w:tcBorders>
+            <w:vAlign w:val="center"/>
+          </w:tcPr>
+          <w:p>
+            <w:pPr>
+              <w:spacing w:after="160"/>
+              <w:jc w:val="center"/>
+            </w:pPr>
+          </w:p>
+        </w:tc>
+        <w:tc>
+          <w:tcPr>
+            <w:tcW w:w="1474" w:type="dxa"/>
+            <w:tcBorders>
+              <w:top w:val="single" w:sz="4" w:space="0" w:color="auto"/>
+              <w:left w:val="single" w:sz="4" w:space="0" w:color="auto"/>
+              <w:bottom w:val="single" w:sz="4" w:space="0" w:color="auto"/>
+              <w:right w:val="single" w:sz="4" w:space="0" w:color="auto"/>
+            </w:tcBorders>
+            <w:vAlign w:val="center"/>
+          </w:tcPr>
+          <w:p>
+            <w:pPr>
+              <w:spacing w:after="160"/>
+              <w:jc w:val="center"/>
+            </w:pPr>
+          </w:p>
+        </w:tc>
+        <w:tc>
+          <w:tcPr>
+            <w:tcW w:w="1474" w:type="dxa"/>
+            <w:tcBorders>
+              <w:top w:val="single" w:sz="4" w:space="0" w:color="auto"/>
+              <w:left w:val="single" w:sz="4" w:space="0" w:color="auto"/>
+              <w:bottom w:val="single" w:sz="4" w:space="0" w:color="auto"/>
+              <w:right w:val="single" w:sz="4" w:space="0" w:color="auto"/>
+            </w:tcBorders>
+            <w:vAlign w:val="center"/>
+          </w:tcPr>
+          <w:p>
+            <w:pPr>
+              <w:spacing w:after="160"/>
+              <w:jc w:val="center"/>
+            </w:pPr>
+          </w:p>
+        </w:tc>
+        <w:tc>
+          <w:tcPr>
+            <w:tcW w:w="1474" w:type="dxa"/>
+            <w:tcBorders>
+              <w:top w:val="single" w:sz="4" w:space="0" w:color="auto"/>
+              <w:left w:val="single" w:sz="4" w:space="0" w:color="auto"/>
+              <w:bottom w:val="single" w:sz="4" w:space="0" w:color="auto"/>
+              <w:right w:val="single" w:sz="4" w:space="0" w:color="auto"/>
+            </w:tcBorders>
+            <w:vAlign w:val="center"/>
+          </w:tcPr>
+          <w:p>
+            <w:pPr>
+              <w:spacing w:after="160"/>
+              <w:jc w:val="center"/>
+            </w:pPr>
+          </w:p>
+        </w:tc>
+        <w:tc>
+          <w:tcPr>
+            <w:tcW w:w="1474" w:type="dxa"/>
+            <w:tcBorders>
+              <w:top w:val="single" w:sz="4" w:space="0" w:color="auto"/>
+              <w:left w:val="single" w:sz="4" w:space="0" w:color="auto"/>
+              <w:bottom w:val="single" w:sz="4" w:space="0" w:color="auto"/>
+              <w:right w:val="single" w:sz="4" w:space="0" w:color="auto"/>
+            </w:tcBorders>
+            <w:vAlign w:val="center"/>
+          </w:tcPr>
+          <w:p>
+            <w:pPr>
+              <w:spacing w:after="160"/>
               <w:jc w:val="center"/>
             </w:pPr>
           </w:p>
@@ -3129,130 +3997,192 @@
       </w:tr>
       <w:tr>
         <w:trPr>
-          <w:trHeight w:val="510"/>
+          <w:trHeight w:val="567"/>
         </w:trPr>
         <w:tc>
           <w:tcPr>
             <w:tcW w:w="1702" w:type="dxa"/>
-            <w:vAlign w:val="center"/>
-          </w:tcPr>
-          <w:p>
-            <w:pPr>
-              <w:spacing w:after="160"/>
-              <w:jc w:val="center"/>
-            </w:pPr>
-            <w:r>
-              <w:rPr>
-                <w:rFonts w:ascii="Calibri" w:hAnsi="Calibri" w:cs="Calibri"/>
-                <w:color w:val="000000"/>
-              </w:rPr>
-              <w:t>PABLO</w:t>
+            <w:tcBorders>
+              <w:top w:val="single" w:sz="4" w:space="0" w:color="auto"/>
+              <w:left w:val="single" w:sz="4" w:space="0" w:color="auto"/>
+              <w:bottom w:val="single" w:sz="4" w:space="0" w:color="auto"/>
+              <w:right w:val="single" w:sz="4" w:space="0" w:color="auto"/>
+            </w:tcBorders>
+            <w:vAlign w:val="center"/>
+            <w:hideMark/>
+          </w:tcPr>
+          <w:p>
+            <w:pPr>
+              <w:spacing w:after="160"/>
+              <w:jc w:val="center"/>
+            </w:pPr>
+            <w:r>
+              <w:t>GOD'STIME</w:t>
             </w:r>
           </w:p>
         </w:tc>
         <w:tc>
           <w:tcPr>
             <w:tcW w:w="2438" w:type="dxa"/>
-            <w:vAlign w:val="center"/>
-          </w:tcPr>
-          <w:p>
-            <w:pPr>
-              <w:spacing w:after="160"/>
-              <w:jc w:val="center"/>
-            </w:pPr>
-            <w:r>
-              <w:rPr>
-                <w:rFonts w:ascii="Calibri" w:hAnsi="Calibri" w:cs="Calibri"/>
-                <w:color w:val="000000"/>
-              </w:rPr>
-              <w:t>NAVARRO PEREZ</w:t>
-            </w:r>
-          </w:p>
-        </w:tc>
-        <w:tc>
-          <w:tcPr>
-            <w:tcW w:w="1474" w:type="dxa"/>
-            <w:vAlign w:val="center"/>
-          </w:tcPr>
-          <w:p>
-            <w:pPr>
-              <w:jc w:val="center"/>
-            </w:pPr>
-          </w:p>
-        </w:tc>
-        <w:tc>
-          <w:tcPr>
-            <w:tcW w:w="1474" w:type="dxa"/>
-            <w:vAlign w:val="center"/>
-          </w:tcPr>
-          <w:p>
-            <w:pPr>
-              <w:jc w:val="center"/>
-            </w:pPr>
-          </w:p>
-        </w:tc>
-        <w:tc>
-          <w:tcPr>
-            <w:tcW w:w="1474" w:type="dxa"/>
-            <w:vAlign w:val="center"/>
-          </w:tcPr>
-          <w:p>
-            <w:pPr>
-              <w:jc w:val="center"/>
-            </w:pPr>
-          </w:p>
-        </w:tc>
-        <w:tc>
-          <w:tcPr>
-            <w:tcW w:w="1474" w:type="dxa"/>
-            <w:vAlign w:val="center"/>
-          </w:tcPr>
-          <w:p>
-            <w:pPr>
-              <w:jc w:val="center"/>
-            </w:pPr>
-          </w:p>
-        </w:tc>
-        <w:tc>
-          <w:tcPr>
-            <w:tcW w:w="1474" w:type="dxa"/>
-            <w:vAlign w:val="center"/>
-          </w:tcPr>
-          <w:p>
-            <w:pPr>
-              <w:jc w:val="center"/>
-            </w:pPr>
-          </w:p>
-        </w:tc>
-        <w:tc>
-          <w:tcPr>
-            <w:tcW w:w="1474" w:type="dxa"/>
-            <w:vAlign w:val="center"/>
-          </w:tcPr>
-          <w:p>
-            <w:pPr>
-              <w:jc w:val="center"/>
-            </w:pPr>
-          </w:p>
-        </w:tc>
-        <w:tc>
-          <w:tcPr>
-            <w:tcW w:w="1474" w:type="dxa"/>
-            <w:vAlign w:val="center"/>
-          </w:tcPr>
-          <w:p>
-            <w:pPr>
-              <w:jc w:val="center"/>
-            </w:pPr>
-          </w:p>
-        </w:tc>
-        <w:tc>
-          <w:tcPr>
-            <w:tcW w:w="1474" w:type="dxa"/>
-            <w:vAlign w:val="center"/>
-          </w:tcPr>
-          <w:p>
-            <w:pPr>
+            <w:tcBorders>
+              <w:top w:val="single" w:sz="4" w:space="0" w:color="auto"/>
+              <w:left w:val="single" w:sz="4" w:space="0" w:color="auto"/>
+              <w:bottom w:val="single" w:sz="4" w:space="0" w:color="auto"/>
+              <w:right w:val="single" w:sz="4" w:space="0" w:color="auto"/>
+            </w:tcBorders>
+            <w:vAlign w:val="center"/>
+            <w:hideMark/>
+          </w:tcPr>
+          <w:p>
+            <w:pPr>
+              <w:spacing w:after="160"/>
+              <w:jc w:val="center"/>
+            </w:pPr>
+            <w:r>
+              <w:t>OSIFO OHONBA</w:t>
+            </w:r>
+          </w:p>
+        </w:tc>
+        <w:tc>
+          <w:tcPr>
+            <w:tcW w:w="1474" w:type="dxa"/>
+            <w:tcBorders>
+              <w:top w:val="single" w:sz="4" w:space="0" w:color="auto"/>
+              <w:left w:val="single" w:sz="4" w:space="0" w:color="auto"/>
+              <w:bottom w:val="single" w:sz="4" w:space="0" w:color="auto"/>
+              <w:right w:val="single" w:sz="4" w:space="0" w:color="auto"/>
+            </w:tcBorders>
+            <w:vAlign w:val="center"/>
+          </w:tcPr>
+          <w:p>
+            <w:pPr>
+              <w:spacing w:after="160"/>
+              <w:jc w:val="center"/>
+            </w:pPr>
+          </w:p>
+        </w:tc>
+        <w:tc>
+          <w:tcPr>
+            <w:tcW w:w="1474" w:type="dxa"/>
+            <w:tcBorders>
+              <w:top w:val="single" w:sz="4" w:space="0" w:color="auto"/>
+              <w:left w:val="single" w:sz="4" w:space="0" w:color="auto"/>
+              <w:bottom w:val="single" w:sz="4" w:space="0" w:color="auto"/>
+              <w:right w:val="single" w:sz="4" w:space="0" w:color="auto"/>
+            </w:tcBorders>
+            <w:vAlign w:val="center"/>
+          </w:tcPr>
+          <w:p>
+            <w:pPr>
+              <w:spacing w:after="160"/>
+              <w:jc w:val="center"/>
+            </w:pPr>
+          </w:p>
+        </w:tc>
+        <w:tc>
+          <w:tcPr>
+            <w:tcW w:w="1474" w:type="dxa"/>
+            <w:tcBorders>
+              <w:top w:val="single" w:sz="4" w:space="0" w:color="auto"/>
+              <w:left w:val="single" w:sz="4" w:space="0" w:color="auto"/>
+              <w:bottom w:val="single" w:sz="4" w:space="0" w:color="auto"/>
+              <w:right w:val="single" w:sz="4" w:space="0" w:color="auto"/>
+            </w:tcBorders>
+            <w:vAlign w:val="center"/>
+          </w:tcPr>
+          <w:p>
+            <w:pPr>
+              <w:spacing w:after="160"/>
+              <w:jc w:val="center"/>
+            </w:pPr>
+          </w:p>
+        </w:tc>
+        <w:tc>
+          <w:tcPr>
+            <w:tcW w:w="1474" w:type="dxa"/>
+            <w:tcBorders>
+              <w:top w:val="single" w:sz="4" w:space="0" w:color="auto"/>
+              <w:left w:val="single" w:sz="4" w:space="0" w:color="auto"/>
+              <w:bottom w:val="single" w:sz="4" w:space="0" w:color="auto"/>
+              <w:right w:val="single" w:sz="4" w:space="0" w:color="auto"/>
+            </w:tcBorders>
+            <w:vAlign w:val="center"/>
+          </w:tcPr>
+          <w:p>
+            <w:pPr>
+              <w:spacing w:after="160"/>
+              <w:jc w:val="center"/>
+            </w:pPr>
+          </w:p>
+        </w:tc>
+        <w:tc>
+          <w:tcPr>
+            <w:tcW w:w="1474" w:type="dxa"/>
+            <w:tcBorders>
+              <w:top w:val="single" w:sz="4" w:space="0" w:color="auto"/>
+              <w:left w:val="single" w:sz="4" w:space="0" w:color="auto"/>
+              <w:bottom w:val="single" w:sz="4" w:space="0" w:color="auto"/>
+              <w:right w:val="single" w:sz="4" w:space="0" w:color="auto"/>
+            </w:tcBorders>
+            <w:vAlign w:val="center"/>
+          </w:tcPr>
+          <w:p>
+            <w:pPr>
+              <w:spacing w:after="160"/>
+              <w:jc w:val="center"/>
+            </w:pPr>
+          </w:p>
+        </w:tc>
+        <w:tc>
+          <w:tcPr>
+            <w:tcW w:w="1474" w:type="dxa"/>
+            <w:tcBorders>
+              <w:top w:val="single" w:sz="4" w:space="0" w:color="auto"/>
+              <w:left w:val="single" w:sz="4" w:space="0" w:color="auto"/>
+              <w:bottom w:val="single" w:sz="4" w:space="0" w:color="auto"/>
+              <w:right w:val="single" w:sz="4" w:space="0" w:color="auto"/>
+            </w:tcBorders>
+            <w:vAlign w:val="center"/>
+          </w:tcPr>
+          <w:p>
+            <w:pPr>
+              <w:spacing w:after="160"/>
+              <w:jc w:val="center"/>
+            </w:pPr>
+          </w:p>
+        </w:tc>
+        <w:tc>
+          <w:tcPr>
+            <w:tcW w:w="1474" w:type="dxa"/>
+            <w:tcBorders>
+              <w:top w:val="single" w:sz="4" w:space="0" w:color="auto"/>
+              <w:left w:val="single" w:sz="4" w:space="0" w:color="auto"/>
+              <w:bottom w:val="single" w:sz="4" w:space="0" w:color="auto"/>
+              <w:right w:val="single" w:sz="4" w:space="0" w:color="auto"/>
+            </w:tcBorders>
+            <w:vAlign w:val="center"/>
+          </w:tcPr>
+          <w:p>
+            <w:pPr>
+              <w:spacing w:after="160"/>
+              <w:jc w:val="center"/>
+            </w:pPr>
+          </w:p>
+        </w:tc>
+        <w:tc>
+          <w:tcPr>
+            <w:tcW w:w="1474" w:type="dxa"/>
+            <w:tcBorders>
+              <w:top w:val="single" w:sz="4" w:space="0" w:color="auto"/>
+              <w:left w:val="single" w:sz="4" w:space="0" w:color="auto"/>
+              <w:bottom w:val="single" w:sz="4" w:space="0" w:color="auto"/>
+              <w:right w:val="single" w:sz="4" w:space="0" w:color="auto"/>
+            </w:tcBorders>
+            <w:vAlign w:val="center"/>
+          </w:tcPr>
+          <w:p>
+            <w:pPr>
+              <w:spacing w:after="160"/>
               <w:jc w:val="center"/>
             </w:pPr>
           </w:p>
@@ -3260,130 +4190,192 @@
       </w:tr>
       <w:tr>
         <w:trPr>
-          <w:trHeight w:val="510"/>
+          <w:trHeight w:val="567"/>
         </w:trPr>
         <w:tc>
           <w:tcPr>
             <w:tcW w:w="1702" w:type="dxa"/>
-            <w:vAlign w:val="center"/>
-          </w:tcPr>
-          <w:p>
-            <w:pPr>
-              <w:spacing w:after="160"/>
-              <w:jc w:val="center"/>
-            </w:pPr>
-            <w:r>
-              <w:rPr>
-                <w:rFonts w:ascii="Calibri" w:hAnsi="Calibri" w:cs="Calibri"/>
-                <w:color w:val="000000"/>
-              </w:rPr>
-              <w:t>GOD'STIME</w:t>
+            <w:tcBorders>
+              <w:top w:val="single" w:sz="4" w:space="0" w:color="auto"/>
+              <w:left w:val="single" w:sz="4" w:space="0" w:color="auto"/>
+              <w:bottom w:val="single" w:sz="4" w:space="0" w:color="auto"/>
+              <w:right w:val="single" w:sz="4" w:space="0" w:color="auto"/>
+            </w:tcBorders>
+            <w:vAlign w:val="center"/>
+            <w:hideMark/>
+          </w:tcPr>
+          <w:p>
+            <w:pPr>
+              <w:spacing w:after="160"/>
+              <w:jc w:val="center"/>
+            </w:pPr>
+            <w:r>
+              <w:t>ARNAU</w:t>
             </w:r>
           </w:p>
         </w:tc>
         <w:tc>
           <w:tcPr>
             <w:tcW w:w="2438" w:type="dxa"/>
-            <w:vAlign w:val="center"/>
-          </w:tcPr>
-          <w:p>
-            <w:pPr>
-              <w:spacing w:after="160"/>
-              <w:jc w:val="center"/>
-            </w:pPr>
-            <w:r>
-              <w:rPr>
-                <w:rFonts w:ascii="Calibri" w:hAnsi="Calibri" w:cs="Calibri"/>
-                <w:color w:val="000000"/>
-              </w:rPr>
-              <w:t>OSIFO OHONBA</w:t>
-            </w:r>
-          </w:p>
-        </w:tc>
-        <w:tc>
-          <w:tcPr>
-            <w:tcW w:w="1474" w:type="dxa"/>
-            <w:vAlign w:val="center"/>
-          </w:tcPr>
-          <w:p>
-            <w:pPr>
-              <w:jc w:val="center"/>
-            </w:pPr>
-          </w:p>
-        </w:tc>
-        <w:tc>
-          <w:tcPr>
-            <w:tcW w:w="1474" w:type="dxa"/>
-            <w:vAlign w:val="center"/>
-          </w:tcPr>
-          <w:p>
-            <w:pPr>
-              <w:jc w:val="center"/>
-            </w:pPr>
-          </w:p>
-        </w:tc>
-        <w:tc>
-          <w:tcPr>
-            <w:tcW w:w="1474" w:type="dxa"/>
-            <w:vAlign w:val="center"/>
-          </w:tcPr>
-          <w:p>
-            <w:pPr>
-              <w:jc w:val="center"/>
-            </w:pPr>
-          </w:p>
-        </w:tc>
-        <w:tc>
-          <w:tcPr>
-            <w:tcW w:w="1474" w:type="dxa"/>
-            <w:vAlign w:val="center"/>
-          </w:tcPr>
-          <w:p>
-            <w:pPr>
-              <w:jc w:val="center"/>
-            </w:pPr>
-          </w:p>
-        </w:tc>
-        <w:tc>
-          <w:tcPr>
-            <w:tcW w:w="1474" w:type="dxa"/>
-            <w:vAlign w:val="center"/>
-          </w:tcPr>
-          <w:p>
-            <w:pPr>
-              <w:jc w:val="center"/>
-            </w:pPr>
-          </w:p>
-        </w:tc>
-        <w:tc>
-          <w:tcPr>
-            <w:tcW w:w="1474" w:type="dxa"/>
-            <w:vAlign w:val="center"/>
-          </w:tcPr>
-          <w:p>
-            <w:pPr>
-              <w:jc w:val="center"/>
-            </w:pPr>
-          </w:p>
-        </w:tc>
-        <w:tc>
-          <w:tcPr>
-            <w:tcW w:w="1474" w:type="dxa"/>
-            <w:vAlign w:val="center"/>
-          </w:tcPr>
-          <w:p>
-            <w:pPr>
-              <w:jc w:val="center"/>
-            </w:pPr>
-          </w:p>
-        </w:tc>
-        <w:tc>
-          <w:tcPr>
-            <w:tcW w:w="1474" w:type="dxa"/>
-            <w:vAlign w:val="center"/>
-          </w:tcPr>
-          <w:p>
-            <w:pPr>
+            <w:tcBorders>
+              <w:top w:val="single" w:sz="4" w:space="0" w:color="auto"/>
+              <w:left w:val="single" w:sz="4" w:space="0" w:color="auto"/>
+              <w:bottom w:val="single" w:sz="4" w:space="0" w:color="auto"/>
+              <w:right w:val="single" w:sz="4" w:space="0" w:color="auto"/>
+            </w:tcBorders>
+            <w:vAlign w:val="center"/>
+            <w:hideMark/>
+          </w:tcPr>
+          <w:p>
+            <w:pPr>
+              <w:spacing w:after="160"/>
+              <w:jc w:val="center"/>
+            </w:pPr>
+            <w:r>
+              <w:t>RAMA CORDOBA</w:t>
+            </w:r>
+          </w:p>
+        </w:tc>
+        <w:tc>
+          <w:tcPr>
+            <w:tcW w:w="1474" w:type="dxa"/>
+            <w:tcBorders>
+              <w:top w:val="single" w:sz="4" w:space="0" w:color="auto"/>
+              <w:left w:val="single" w:sz="4" w:space="0" w:color="auto"/>
+              <w:bottom w:val="single" w:sz="4" w:space="0" w:color="auto"/>
+              <w:right w:val="single" w:sz="4" w:space="0" w:color="auto"/>
+            </w:tcBorders>
+            <w:vAlign w:val="center"/>
+          </w:tcPr>
+          <w:p>
+            <w:pPr>
+              <w:spacing w:after="160"/>
+              <w:jc w:val="center"/>
+            </w:pPr>
+          </w:p>
+        </w:tc>
+        <w:tc>
+          <w:tcPr>
+            <w:tcW w:w="1474" w:type="dxa"/>
+            <w:tcBorders>
+              <w:top w:val="single" w:sz="4" w:space="0" w:color="auto"/>
+              <w:left w:val="single" w:sz="4" w:space="0" w:color="auto"/>
+              <w:bottom w:val="single" w:sz="4" w:space="0" w:color="auto"/>
+              <w:right w:val="single" w:sz="4" w:space="0" w:color="auto"/>
+            </w:tcBorders>
+            <w:vAlign w:val="center"/>
+          </w:tcPr>
+          <w:p>
+            <w:pPr>
+              <w:spacing w:after="160"/>
+              <w:jc w:val="center"/>
+            </w:pPr>
+          </w:p>
+        </w:tc>
+        <w:tc>
+          <w:tcPr>
+            <w:tcW w:w="1474" w:type="dxa"/>
+            <w:tcBorders>
+              <w:top w:val="single" w:sz="4" w:space="0" w:color="auto"/>
+              <w:left w:val="single" w:sz="4" w:space="0" w:color="auto"/>
+              <w:bottom w:val="single" w:sz="4" w:space="0" w:color="auto"/>
+              <w:right w:val="single" w:sz="4" w:space="0" w:color="auto"/>
+            </w:tcBorders>
+            <w:vAlign w:val="center"/>
+          </w:tcPr>
+          <w:p>
+            <w:pPr>
+              <w:spacing w:after="160"/>
+              <w:jc w:val="center"/>
+            </w:pPr>
+          </w:p>
+        </w:tc>
+        <w:tc>
+          <w:tcPr>
+            <w:tcW w:w="1474" w:type="dxa"/>
+            <w:tcBorders>
+              <w:top w:val="single" w:sz="4" w:space="0" w:color="auto"/>
+              <w:left w:val="single" w:sz="4" w:space="0" w:color="auto"/>
+              <w:bottom w:val="single" w:sz="4" w:space="0" w:color="auto"/>
+              <w:right w:val="single" w:sz="4" w:space="0" w:color="auto"/>
+            </w:tcBorders>
+            <w:vAlign w:val="center"/>
+          </w:tcPr>
+          <w:p>
+            <w:pPr>
+              <w:spacing w:after="160"/>
+              <w:jc w:val="center"/>
+            </w:pPr>
+          </w:p>
+        </w:tc>
+        <w:tc>
+          <w:tcPr>
+            <w:tcW w:w="1474" w:type="dxa"/>
+            <w:tcBorders>
+              <w:top w:val="single" w:sz="4" w:space="0" w:color="auto"/>
+              <w:left w:val="single" w:sz="4" w:space="0" w:color="auto"/>
+              <w:bottom w:val="single" w:sz="4" w:space="0" w:color="auto"/>
+              <w:right w:val="single" w:sz="4" w:space="0" w:color="auto"/>
+            </w:tcBorders>
+            <w:vAlign w:val="center"/>
+          </w:tcPr>
+          <w:p>
+            <w:pPr>
+              <w:spacing w:after="160"/>
+              <w:jc w:val="center"/>
+            </w:pPr>
+          </w:p>
+        </w:tc>
+        <w:tc>
+          <w:tcPr>
+            <w:tcW w:w="1474" w:type="dxa"/>
+            <w:tcBorders>
+              <w:top w:val="single" w:sz="4" w:space="0" w:color="auto"/>
+              <w:left w:val="single" w:sz="4" w:space="0" w:color="auto"/>
+              <w:bottom w:val="single" w:sz="4" w:space="0" w:color="auto"/>
+              <w:right w:val="single" w:sz="4" w:space="0" w:color="auto"/>
+            </w:tcBorders>
+            <w:vAlign w:val="center"/>
+          </w:tcPr>
+          <w:p>
+            <w:pPr>
+              <w:spacing w:after="160"/>
+              <w:jc w:val="center"/>
+            </w:pPr>
+          </w:p>
+        </w:tc>
+        <w:tc>
+          <w:tcPr>
+            <w:tcW w:w="1474" w:type="dxa"/>
+            <w:tcBorders>
+              <w:top w:val="single" w:sz="4" w:space="0" w:color="auto"/>
+              <w:left w:val="single" w:sz="4" w:space="0" w:color="auto"/>
+              <w:bottom w:val="single" w:sz="4" w:space="0" w:color="auto"/>
+              <w:right w:val="single" w:sz="4" w:space="0" w:color="auto"/>
+            </w:tcBorders>
+            <w:vAlign w:val="center"/>
+          </w:tcPr>
+          <w:p>
+            <w:pPr>
+              <w:spacing w:after="160"/>
+              <w:jc w:val="center"/>
+            </w:pPr>
+          </w:p>
+        </w:tc>
+        <w:tc>
+          <w:tcPr>
+            <w:tcW w:w="1474" w:type="dxa"/>
+            <w:tcBorders>
+              <w:top w:val="single" w:sz="4" w:space="0" w:color="auto"/>
+              <w:left w:val="single" w:sz="4" w:space="0" w:color="auto"/>
+              <w:bottom w:val="single" w:sz="4" w:space="0" w:color="auto"/>
+              <w:right w:val="single" w:sz="4" w:space="0" w:color="auto"/>
+            </w:tcBorders>
+            <w:vAlign w:val="center"/>
+          </w:tcPr>
+          <w:p>
+            <w:pPr>
+              <w:spacing w:after="160"/>
               <w:jc w:val="center"/>
             </w:pPr>
           </w:p>
@@ -3391,130 +4383,192 @@
       </w:tr>
       <w:tr>
         <w:trPr>
-          <w:trHeight w:val="510"/>
+          <w:trHeight w:val="567"/>
         </w:trPr>
         <w:tc>
           <w:tcPr>
             <w:tcW w:w="1702" w:type="dxa"/>
-            <w:vAlign w:val="center"/>
-          </w:tcPr>
-          <w:p>
-            <w:pPr>
-              <w:spacing w:after="160"/>
-              <w:jc w:val="center"/>
-            </w:pPr>
-            <w:r>
-              <w:rPr>
-                <w:rFonts w:ascii="Calibri" w:hAnsi="Calibri" w:cs="Calibri"/>
-                <w:color w:val="000000"/>
-              </w:rPr>
-              <w:t>ARNAU</w:t>
+            <w:tcBorders>
+              <w:top w:val="single" w:sz="4" w:space="0" w:color="auto"/>
+              <w:left w:val="single" w:sz="4" w:space="0" w:color="auto"/>
+              <w:bottom w:val="single" w:sz="4" w:space="0" w:color="auto"/>
+              <w:right w:val="single" w:sz="4" w:space="0" w:color="auto"/>
+            </w:tcBorders>
+            <w:vAlign w:val="center"/>
+            <w:hideMark/>
+          </w:tcPr>
+          <w:p>
+            <w:pPr>
+              <w:spacing w:after="160"/>
+              <w:jc w:val="center"/>
+            </w:pPr>
+            <w:r>
+              <w:t>JAUME VICENT</w:t>
             </w:r>
           </w:p>
         </w:tc>
         <w:tc>
           <w:tcPr>
             <w:tcW w:w="2438" w:type="dxa"/>
-            <w:vAlign w:val="center"/>
-          </w:tcPr>
-          <w:p>
-            <w:pPr>
-              <w:spacing w:after="160"/>
-              <w:jc w:val="center"/>
-            </w:pPr>
-            <w:r>
-              <w:rPr>
-                <w:rFonts w:ascii="Calibri" w:hAnsi="Calibri" w:cs="Calibri"/>
-                <w:color w:val="000000"/>
-              </w:rPr>
-              <w:t>RAMA CORDOBA</w:t>
-            </w:r>
-          </w:p>
-        </w:tc>
-        <w:tc>
-          <w:tcPr>
-            <w:tcW w:w="1474" w:type="dxa"/>
-            <w:vAlign w:val="center"/>
-          </w:tcPr>
-          <w:p>
-            <w:pPr>
-              <w:jc w:val="center"/>
-            </w:pPr>
-          </w:p>
-        </w:tc>
-        <w:tc>
-          <w:tcPr>
-            <w:tcW w:w="1474" w:type="dxa"/>
-            <w:vAlign w:val="center"/>
-          </w:tcPr>
-          <w:p>
-            <w:pPr>
-              <w:jc w:val="center"/>
-            </w:pPr>
-          </w:p>
-        </w:tc>
-        <w:tc>
-          <w:tcPr>
-            <w:tcW w:w="1474" w:type="dxa"/>
-            <w:vAlign w:val="center"/>
-          </w:tcPr>
-          <w:p>
-            <w:pPr>
-              <w:jc w:val="center"/>
-            </w:pPr>
-          </w:p>
-        </w:tc>
-        <w:tc>
-          <w:tcPr>
-            <w:tcW w:w="1474" w:type="dxa"/>
-            <w:vAlign w:val="center"/>
-          </w:tcPr>
-          <w:p>
-            <w:pPr>
-              <w:jc w:val="center"/>
-            </w:pPr>
-          </w:p>
-        </w:tc>
-        <w:tc>
-          <w:tcPr>
-            <w:tcW w:w="1474" w:type="dxa"/>
-            <w:vAlign w:val="center"/>
-          </w:tcPr>
-          <w:p>
-            <w:pPr>
-              <w:jc w:val="center"/>
-            </w:pPr>
-          </w:p>
-        </w:tc>
-        <w:tc>
-          <w:tcPr>
-            <w:tcW w:w="1474" w:type="dxa"/>
-            <w:vAlign w:val="center"/>
-          </w:tcPr>
-          <w:p>
-            <w:pPr>
-              <w:jc w:val="center"/>
-            </w:pPr>
-          </w:p>
-        </w:tc>
-        <w:tc>
-          <w:tcPr>
-            <w:tcW w:w="1474" w:type="dxa"/>
-            <w:vAlign w:val="center"/>
-          </w:tcPr>
-          <w:p>
-            <w:pPr>
-              <w:jc w:val="center"/>
-            </w:pPr>
-          </w:p>
-        </w:tc>
-        <w:tc>
-          <w:tcPr>
-            <w:tcW w:w="1474" w:type="dxa"/>
-            <w:vAlign w:val="center"/>
-          </w:tcPr>
-          <w:p>
-            <w:pPr>
+            <w:tcBorders>
+              <w:top w:val="single" w:sz="4" w:space="0" w:color="auto"/>
+              <w:left w:val="single" w:sz="4" w:space="0" w:color="auto"/>
+              <w:bottom w:val="single" w:sz="4" w:space="0" w:color="auto"/>
+              <w:right w:val="single" w:sz="4" w:space="0" w:color="auto"/>
+            </w:tcBorders>
+            <w:vAlign w:val="center"/>
+            <w:hideMark/>
+          </w:tcPr>
+          <w:p>
+            <w:pPr>
+              <w:spacing w:after="160"/>
+              <w:jc w:val="center"/>
+            </w:pPr>
+            <w:r>
+              <w:t>SATORRES SIMON</w:t>
+            </w:r>
+          </w:p>
+        </w:tc>
+        <w:tc>
+          <w:tcPr>
+            <w:tcW w:w="1474" w:type="dxa"/>
+            <w:tcBorders>
+              <w:top w:val="single" w:sz="4" w:space="0" w:color="auto"/>
+              <w:left w:val="single" w:sz="4" w:space="0" w:color="auto"/>
+              <w:bottom w:val="single" w:sz="4" w:space="0" w:color="auto"/>
+              <w:right w:val="single" w:sz="4" w:space="0" w:color="auto"/>
+            </w:tcBorders>
+            <w:vAlign w:val="center"/>
+          </w:tcPr>
+          <w:p>
+            <w:pPr>
+              <w:spacing w:after="160"/>
+              <w:jc w:val="center"/>
+            </w:pPr>
+          </w:p>
+        </w:tc>
+        <w:tc>
+          <w:tcPr>
+            <w:tcW w:w="1474" w:type="dxa"/>
+            <w:tcBorders>
+              <w:top w:val="single" w:sz="4" w:space="0" w:color="auto"/>
+              <w:left w:val="single" w:sz="4" w:space="0" w:color="auto"/>
+              <w:bottom w:val="single" w:sz="4" w:space="0" w:color="auto"/>
+              <w:right w:val="single" w:sz="4" w:space="0" w:color="auto"/>
+            </w:tcBorders>
+            <w:vAlign w:val="center"/>
+          </w:tcPr>
+          <w:p>
+            <w:pPr>
+              <w:spacing w:after="160"/>
+              <w:jc w:val="center"/>
+            </w:pPr>
+          </w:p>
+        </w:tc>
+        <w:tc>
+          <w:tcPr>
+            <w:tcW w:w="1474" w:type="dxa"/>
+            <w:tcBorders>
+              <w:top w:val="single" w:sz="4" w:space="0" w:color="auto"/>
+              <w:left w:val="single" w:sz="4" w:space="0" w:color="auto"/>
+              <w:bottom w:val="single" w:sz="4" w:space="0" w:color="auto"/>
+              <w:right w:val="single" w:sz="4" w:space="0" w:color="auto"/>
+            </w:tcBorders>
+            <w:vAlign w:val="center"/>
+          </w:tcPr>
+          <w:p>
+            <w:pPr>
+              <w:spacing w:after="160"/>
+              <w:jc w:val="center"/>
+            </w:pPr>
+          </w:p>
+        </w:tc>
+        <w:tc>
+          <w:tcPr>
+            <w:tcW w:w="1474" w:type="dxa"/>
+            <w:tcBorders>
+              <w:top w:val="single" w:sz="4" w:space="0" w:color="auto"/>
+              <w:left w:val="single" w:sz="4" w:space="0" w:color="auto"/>
+              <w:bottom w:val="single" w:sz="4" w:space="0" w:color="auto"/>
+              <w:right w:val="single" w:sz="4" w:space="0" w:color="auto"/>
+            </w:tcBorders>
+            <w:vAlign w:val="center"/>
+          </w:tcPr>
+          <w:p>
+            <w:pPr>
+              <w:spacing w:after="160"/>
+              <w:jc w:val="center"/>
+            </w:pPr>
+          </w:p>
+        </w:tc>
+        <w:tc>
+          <w:tcPr>
+            <w:tcW w:w="1474" w:type="dxa"/>
+            <w:tcBorders>
+              <w:top w:val="single" w:sz="4" w:space="0" w:color="auto"/>
+              <w:left w:val="single" w:sz="4" w:space="0" w:color="auto"/>
+              <w:bottom w:val="single" w:sz="4" w:space="0" w:color="auto"/>
+              <w:right w:val="single" w:sz="4" w:space="0" w:color="auto"/>
+            </w:tcBorders>
+            <w:vAlign w:val="center"/>
+          </w:tcPr>
+          <w:p>
+            <w:pPr>
+              <w:spacing w:after="160"/>
+              <w:jc w:val="center"/>
+            </w:pPr>
+          </w:p>
+        </w:tc>
+        <w:tc>
+          <w:tcPr>
+            <w:tcW w:w="1474" w:type="dxa"/>
+            <w:tcBorders>
+              <w:top w:val="single" w:sz="4" w:space="0" w:color="auto"/>
+              <w:left w:val="single" w:sz="4" w:space="0" w:color="auto"/>
+              <w:bottom w:val="single" w:sz="4" w:space="0" w:color="auto"/>
+              <w:right w:val="single" w:sz="4" w:space="0" w:color="auto"/>
+            </w:tcBorders>
+            <w:vAlign w:val="center"/>
+          </w:tcPr>
+          <w:p>
+            <w:pPr>
+              <w:spacing w:after="160"/>
+              <w:jc w:val="center"/>
+            </w:pPr>
+          </w:p>
+        </w:tc>
+        <w:tc>
+          <w:tcPr>
+            <w:tcW w:w="1474" w:type="dxa"/>
+            <w:tcBorders>
+              <w:top w:val="single" w:sz="4" w:space="0" w:color="auto"/>
+              <w:left w:val="single" w:sz="4" w:space="0" w:color="auto"/>
+              <w:bottom w:val="single" w:sz="4" w:space="0" w:color="auto"/>
+              <w:right w:val="single" w:sz="4" w:space="0" w:color="auto"/>
+            </w:tcBorders>
+            <w:vAlign w:val="center"/>
+          </w:tcPr>
+          <w:p>
+            <w:pPr>
+              <w:spacing w:after="160"/>
+              <w:jc w:val="center"/>
+            </w:pPr>
+          </w:p>
+        </w:tc>
+        <w:tc>
+          <w:tcPr>
+            <w:tcW w:w="1474" w:type="dxa"/>
+            <w:tcBorders>
+              <w:top w:val="single" w:sz="4" w:space="0" w:color="auto"/>
+              <w:left w:val="single" w:sz="4" w:space="0" w:color="auto"/>
+              <w:bottom w:val="single" w:sz="4" w:space="0" w:color="auto"/>
+              <w:right w:val="single" w:sz="4" w:space="0" w:color="auto"/>
+            </w:tcBorders>
+            <w:vAlign w:val="center"/>
+          </w:tcPr>
+          <w:p>
+            <w:pPr>
+              <w:spacing w:after="160"/>
               <w:jc w:val="center"/>
             </w:pPr>
           </w:p>
@@ -3522,171 +4576,48 @@
       </w:tr>
       <w:tr>
         <w:trPr>
-          <w:trHeight w:val="510"/>
+          <w:trHeight w:val="567"/>
         </w:trPr>
         <w:tc>
           <w:tcPr>
             <w:tcW w:w="1702" w:type="dxa"/>
-            <w:vAlign w:val="center"/>
-          </w:tcPr>
-          <w:p>
-            <w:pPr>
-              <w:spacing w:after="160"/>
-              <w:jc w:val="center"/>
-            </w:pPr>
-            <w:r>
-              <w:rPr>
-                <w:rFonts w:ascii="Calibri" w:hAnsi="Calibri" w:cs="Calibri"/>
-                <w:color w:val="000000"/>
-              </w:rPr>
-              <w:t>JAUME VICENT</w:t>
+            <w:tcBorders>
+              <w:top w:val="single" w:sz="4" w:space="0" w:color="auto"/>
+              <w:left w:val="single" w:sz="4" w:space="0" w:color="auto"/>
+              <w:bottom w:val="single" w:sz="4" w:space="0" w:color="auto"/>
+              <w:right w:val="single" w:sz="4" w:space="0" w:color="auto"/>
+            </w:tcBorders>
+            <w:vAlign w:val="center"/>
+            <w:hideMark/>
+          </w:tcPr>
+          <w:p>
+            <w:pPr>
+              <w:spacing w:after="160"/>
+              <w:jc w:val="center"/>
+            </w:pPr>
+            <w:r>
+              <w:t>MIGUEL</w:t>
             </w:r>
           </w:p>
         </w:tc>
         <w:tc>
           <w:tcPr>
             <w:tcW w:w="2438" w:type="dxa"/>
-            <w:vAlign w:val="center"/>
-          </w:tcPr>
-          <w:p>
-            <w:pPr>
-              <w:spacing w:after="160"/>
-              <w:jc w:val="center"/>
-            </w:pPr>
-            <w:r>
-              <w:rPr>
-                <w:rFonts w:ascii="Calibri" w:hAnsi="Calibri" w:cs="Calibri"/>
-                <w:color w:val="000000"/>
-              </w:rPr>
-              <w:t>SATORRES SIMON</w:t>
-            </w:r>
-          </w:p>
-        </w:tc>
-        <w:tc>
-          <w:tcPr>
-            <w:tcW w:w="1474" w:type="dxa"/>
-            <w:vAlign w:val="center"/>
-          </w:tcPr>
-          <w:p>
-            <w:pPr>
-              <w:jc w:val="center"/>
-            </w:pPr>
-          </w:p>
-        </w:tc>
-        <w:tc>
-          <w:tcPr>
-            <w:tcW w:w="1474" w:type="dxa"/>
-            <w:vAlign w:val="center"/>
-          </w:tcPr>
-          <w:p>
-            <w:pPr>
-              <w:jc w:val="center"/>
-            </w:pPr>
-          </w:p>
-        </w:tc>
-        <w:tc>
-          <w:tcPr>
-            <w:tcW w:w="1474" w:type="dxa"/>
-            <w:vAlign w:val="center"/>
-          </w:tcPr>
-          <w:p>
-            <w:pPr>
-              <w:jc w:val="center"/>
-            </w:pPr>
-          </w:p>
-        </w:tc>
-        <w:tc>
-          <w:tcPr>
-            <w:tcW w:w="1474" w:type="dxa"/>
-            <w:vAlign w:val="center"/>
-          </w:tcPr>
-          <w:p>
-            <w:pPr>
-              <w:jc w:val="center"/>
-            </w:pPr>
-          </w:p>
-        </w:tc>
-        <w:tc>
-          <w:tcPr>
-            <w:tcW w:w="1474" w:type="dxa"/>
-            <w:vAlign w:val="center"/>
-          </w:tcPr>
-          <w:p>
-            <w:pPr>
-              <w:jc w:val="center"/>
-            </w:pPr>
-          </w:p>
-        </w:tc>
-        <w:tc>
-          <w:tcPr>
-            <w:tcW w:w="1474" w:type="dxa"/>
-            <w:vAlign w:val="center"/>
-          </w:tcPr>
-          <w:p>
-            <w:pPr>
-              <w:jc w:val="center"/>
-            </w:pPr>
-          </w:p>
-        </w:tc>
-        <w:tc>
-          <w:tcPr>
-            <w:tcW w:w="1474" w:type="dxa"/>
-            <w:vAlign w:val="center"/>
-          </w:tcPr>
-          <w:p>
-            <w:pPr>
-              <w:jc w:val="center"/>
-            </w:pPr>
-          </w:p>
-        </w:tc>
-        <w:tc>
-          <w:tcPr>
-            <w:tcW w:w="1474" w:type="dxa"/>
-            <w:vAlign w:val="center"/>
-          </w:tcPr>
-          <w:p>
-            <w:pPr>
-              <w:jc w:val="center"/>
-            </w:pPr>
-          </w:p>
-        </w:tc>
-      </w:tr>
-      <w:tr>
-        <w:trPr>
-          <w:trHeight w:val="510"/>
-        </w:trPr>
-        <w:tc>
-          <w:tcPr>
-            <w:tcW w:w="1702" w:type="dxa"/>
-            <w:vAlign w:val="center"/>
-          </w:tcPr>
-          <w:p>
-            <w:pPr>
-              <w:jc w:val="center"/>
-            </w:pPr>
-            <w:r>
-              <w:rPr>
-                <w:rFonts w:ascii="Calibri" w:hAnsi="Calibri" w:cs="Calibri"/>
-                <w:color w:val="000000"/>
-              </w:rPr>
-              <w:t>MIGUEL</w:t>
-            </w:r>
-          </w:p>
-        </w:tc>
-        <w:tc>
-          <w:tcPr>
-            <w:tcW w:w="2438" w:type="dxa"/>
-            <w:vAlign w:val="center"/>
-          </w:tcPr>
-          <w:p>
-            <w:pPr>
-              <w:jc w:val="center"/>
-            </w:pPr>
-            <w:r>
-              <w:rPr>
-                <w:rFonts w:ascii="Calibri" w:hAnsi="Calibri" w:cs="Calibri"/>
-                <w:color w:val="000000"/>
-              </w:rPr>
+            <w:tcBorders>
+              <w:top w:val="single" w:sz="4" w:space="0" w:color="auto"/>
+              <w:left w:val="single" w:sz="4" w:space="0" w:color="auto"/>
+              <w:bottom w:val="single" w:sz="4" w:space="0" w:color="auto"/>
+              <w:right w:val="single" w:sz="4" w:space="0" w:color="auto"/>
+            </w:tcBorders>
+            <w:vAlign w:val="center"/>
+            <w:hideMark/>
+          </w:tcPr>
+          <w:p>
+            <w:pPr>
+              <w:spacing w:after="160"/>
+              <w:jc w:val="center"/>
+            </w:pPr>
+            <w:r>
               <w:t>VICENTE ORTIZ</w:t>
             </w:r>
           </w:p>
@@ -3694,87 +4625,143 @@
         <w:tc>
           <w:tcPr>
             <w:tcW w:w="1474" w:type="dxa"/>
-            <w:vAlign w:val="center"/>
-          </w:tcPr>
-          <w:p>
-            <w:pPr>
-              <w:jc w:val="center"/>
-            </w:pPr>
-          </w:p>
-        </w:tc>
-        <w:tc>
-          <w:tcPr>
-            <w:tcW w:w="1474" w:type="dxa"/>
-            <w:vAlign w:val="center"/>
-          </w:tcPr>
-          <w:p>
-            <w:pPr>
-              <w:jc w:val="center"/>
-            </w:pPr>
-          </w:p>
-        </w:tc>
-        <w:tc>
-          <w:tcPr>
-            <w:tcW w:w="1474" w:type="dxa"/>
-            <w:vAlign w:val="center"/>
-          </w:tcPr>
-          <w:p>
-            <w:pPr>
-              <w:jc w:val="center"/>
-            </w:pPr>
-          </w:p>
-        </w:tc>
-        <w:tc>
-          <w:tcPr>
-            <w:tcW w:w="1474" w:type="dxa"/>
-            <w:vAlign w:val="center"/>
-          </w:tcPr>
-          <w:p>
-            <w:pPr>
-              <w:jc w:val="center"/>
-            </w:pPr>
-          </w:p>
-        </w:tc>
-        <w:tc>
-          <w:tcPr>
-            <w:tcW w:w="1474" w:type="dxa"/>
-            <w:vAlign w:val="center"/>
-          </w:tcPr>
-          <w:p>
-            <w:pPr>
-              <w:jc w:val="center"/>
-            </w:pPr>
-          </w:p>
-        </w:tc>
-        <w:tc>
-          <w:tcPr>
-            <w:tcW w:w="1474" w:type="dxa"/>
-            <w:vAlign w:val="center"/>
-          </w:tcPr>
-          <w:p>
-            <w:pPr>
-              <w:jc w:val="center"/>
-            </w:pPr>
-          </w:p>
-        </w:tc>
-        <w:tc>
-          <w:tcPr>
-            <w:tcW w:w="1474" w:type="dxa"/>
-            <w:vAlign w:val="center"/>
-          </w:tcPr>
-          <w:p>
-            <w:pPr>
-              <w:jc w:val="center"/>
-            </w:pPr>
-          </w:p>
-        </w:tc>
-        <w:tc>
-          <w:tcPr>
-            <w:tcW w:w="1474" w:type="dxa"/>
-            <w:vAlign w:val="center"/>
-          </w:tcPr>
-          <w:p>
-            <w:pPr>
+            <w:tcBorders>
+              <w:top w:val="single" w:sz="4" w:space="0" w:color="auto"/>
+              <w:left w:val="single" w:sz="4" w:space="0" w:color="auto"/>
+              <w:bottom w:val="single" w:sz="4" w:space="0" w:color="auto"/>
+              <w:right w:val="single" w:sz="4" w:space="0" w:color="auto"/>
+            </w:tcBorders>
+            <w:vAlign w:val="center"/>
+          </w:tcPr>
+          <w:p>
+            <w:pPr>
+              <w:spacing w:after="160"/>
+              <w:jc w:val="center"/>
+            </w:pPr>
+          </w:p>
+        </w:tc>
+        <w:tc>
+          <w:tcPr>
+            <w:tcW w:w="1474" w:type="dxa"/>
+            <w:tcBorders>
+              <w:top w:val="single" w:sz="4" w:space="0" w:color="auto"/>
+              <w:left w:val="single" w:sz="4" w:space="0" w:color="auto"/>
+              <w:bottom w:val="single" w:sz="4" w:space="0" w:color="auto"/>
+              <w:right w:val="single" w:sz="4" w:space="0" w:color="auto"/>
+            </w:tcBorders>
+            <w:vAlign w:val="center"/>
+          </w:tcPr>
+          <w:p>
+            <w:pPr>
+              <w:spacing w:after="160"/>
+              <w:jc w:val="center"/>
+            </w:pPr>
+          </w:p>
+        </w:tc>
+        <w:tc>
+          <w:tcPr>
+            <w:tcW w:w="1474" w:type="dxa"/>
+            <w:tcBorders>
+              <w:top w:val="single" w:sz="4" w:space="0" w:color="auto"/>
+              <w:left w:val="single" w:sz="4" w:space="0" w:color="auto"/>
+              <w:bottom w:val="single" w:sz="4" w:space="0" w:color="auto"/>
+              <w:right w:val="single" w:sz="4" w:space="0" w:color="auto"/>
+            </w:tcBorders>
+            <w:vAlign w:val="center"/>
+          </w:tcPr>
+          <w:p>
+            <w:pPr>
+              <w:spacing w:after="160"/>
+              <w:jc w:val="center"/>
+            </w:pPr>
+          </w:p>
+        </w:tc>
+        <w:tc>
+          <w:tcPr>
+            <w:tcW w:w="1474" w:type="dxa"/>
+            <w:tcBorders>
+              <w:top w:val="single" w:sz="4" w:space="0" w:color="auto"/>
+              <w:left w:val="single" w:sz="4" w:space="0" w:color="auto"/>
+              <w:bottom w:val="single" w:sz="4" w:space="0" w:color="auto"/>
+              <w:right w:val="single" w:sz="4" w:space="0" w:color="auto"/>
+            </w:tcBorders>
+            <w:vAlign w:val="center"/>
+          </w:tcPr>
+          <w:p>
+            <w:pPr>
+              <w:spacing w:after="160"/>
+              <w:jc w:val="center"/>
+            </w:pPr>
+          </w:p>
+        </w:tc>
+        <w:tc>
+          <w:tcPr>
+            <w:tcW w:w="1474" w:type="dxa"/>
+            <w:tcBorders>
+              <w:top w:val="single" w:sz="4" w:space="0" w:color="auto"/>
+              <w:left w:val="single" w:sz="4" w:space="0" w:color="auto"/>
+              <w:bottom w:val="single" w:sz="4" w:space="0" w:color="auto"/>
+              <w:right w:val="single" w:sz="4" w:space="0" w:color="auto"/>
+            </w:tcBorders>
+            <w:vAlign w:val="center"/>
+          </w:tcPr>
+          <w:p>
+            <w:pPr>
+              <w:spacing w:after="160"/>
+              <w:jc w:val="center"/>
+            </w:pPr>
+          </w:p>
+        </w:tc>
+        <w:tc>
+          <w:tcPr>
+            <w:tcW w:w="1474" w:type="dxa"/>
+            <w:tcBorders>
+              <w:top w:val="single" w:sz="4" w:space="0" w:color="auto"/>
+              <w:left w:val="single" w:sz="4" w:space="0" w:color="auto"/>
+              <w:bottom w:val="single" w:sz="4" w:space="0" w:color="auto"/>
+              <w:right w:val="single" w:sz="4" w:space="0" w:color="auto"/>
+            </w:tcBorders>
+            <w:vAlign w:val="center"/>
+          </w:tcPr>
+          <w:p>
+            <w:pPr>
+              <w:spacing w:after="160"/>
+              <w:jc w:val="center"/>
+            </w:pPr>
+          </w:p>
+        </w:tc>
+        <w:tc>
+          <w:tcPr>
+            <w:tcW w:w="1474" w:type="dxa"/>
+            <w:tcBorders>
+              <w:top w:val="single" w:sz="4" w:space="0" w:color="auto"/>
+              <w:left w:val="single" w:sz="4" w:space="0" w:color="auto"/>
+              <w:bottom w:val="single" w:sz="4" w:space="0" w:color="auto"/>
+              <w:right w:val="single" w:sz="4" w:space="0" w:color="auto"/>
+            </w:tcBorders>
+            <w:vAlign w:val="center"/>
+          </w:tcPr>
+          <w:p>
+            <w:pPr>
+              <w:spacing w:after="160"/>
+              <w:jc w:val="center"/>
+            </w:pPr>
+          </w:p>
+        </w:tc>
+        <w:tc>
+          <w:tcPr>
+            <w:tcW w:w="1474" w:type="dxa"/>
+            <w:tcBorders>
+              <w:top w:val="single" w:sz="4" w:space="0" w:color="auto"/>
+              <w:left w:val="single" w:sz="4" w:space="0" w:color="auto"/>
+              <w:bottom w:val="single" w:sz="4" w:space="0" w:color="auto"/>
+              <w:right w:val="single" w:sz="4" w:space="0" w:color="auto"/>
+            </w:tcBorders>
+            <w:vAlign w:val="center"/>
+          </w:tcPr>
+          <w:p>
+            <w:pPr>
+              <w:spacing w:after="160"/>
               <w:jc w:val="center"/>
             </w:pPr>
           </w:p>
@@ -4445,7 +5432,6 @@
   <w:style w:type="character" w:default="1" w:styleId="Fuentedeprrafopredeter">
     <w:name w:val="Default Paragraph Font"/>
     <w:uiPriority w:val="1"/>
-    <w:semiHidden/>
     <w:unhideWhenUsed/>
   </w:style>
   <w:style w:type="table" w:default="1" w:styleId="Tablanormal">
